--- a/Project Documents/2.Project Planning & Management Document.docx
+++ b/Project Documents/2.Project Planning & Management Document.docx
@@ -1,229 +1,246 @@
 
 <file path=word/document.xml><?xml version="1.0" encoding="utf-8"?>
-<w:document xmlns:wpc="http://schemas.microsoft.com/office/word/2010/wordprocessingCanvas" xmlns:mc="http://schemas.openxmlformats.org/markup-compatibility/2006" xmlns:o="urn:schemas-microsoft-com:office:office" xmlns:r="http://schemas.openxmlformats.org/officeDocument/2006/relationships" xmlns:m="http://schemas.openxmlformats.org/officeDocument/2006/math" xmlns:v="urn:schemas-microsoft-com:vml" xmlns:wp14="http://schemas.microsoft.com/office/word/2010/wordprocessingDrawing" xmlns:wp="http://schemas.openxmlformats.org/drawingml/2006/wordprocessingDrawing" xmlns:w10="urn:schemas-microsoft-com:office:word" xmlns:w="http://schemas.openxmlformats.org/wordprocessingml/2006/main" xmlns:w14="http://schemas.microsoft.com/office/word/2010/wordml" xmlns:w15="http://schemas.microsoft.com/office/word/2012/wordml" xmlns:wpg="http://schemas.microsoft.com/office/word/2010/wordprocessingGroup" xmlns:wpi="http://schemas.microsoft.com/office/word/2010/wordprocessingInk" xmlns:wne="http://schemas.microsoft.com/office/word/2006/wordml" xmlns:wps="http://schemas.microsoft.com/office/word/2010/wordprocessingShape" xmlns:w16se="http://schemas.microsoft.com/office/word/2015/wordml/symex" xmlns:w16cid="http://schemas.microsoft.com/office/word/2016/wordml/cid" xmlns:w16="http://schemas.microsoft.com/office/word/2018/wordml" xmlns:w16cex="http://schemas.microsoft.com/office/word/2018/wordml/cex" xmlns:w16sdtdh="http://schemas.microsoft.com/office/word/2020/wordml/sdtdatahash" xmlns:w16sdtfl="http://schemas.microsoft.com/office/word/2024/wordml/sdtformatlock" mc:Ignorable="w14 w15 wp14 w16se w16cid w16 w16cex w16sdtdh w16sdtfl">
+<w:document xmlns:wpc="http://schemas.microsoft.com/office/word/2010/wordprocessingCanvas" xmlns:cx="http://schemas.microsoft.com/office/drawing/2014/chartex" xmlns:cx1="http://schemas.microsoft.com/office/drawing/2015/9/8/chartex" xmlns:cx2="http://schemas.microsoft.com/office/drawing/2015/10/21/chartex" xmlns:cx3="http://schemas.microsoft.com/office/drawing/2016/5/9/chartex" xmlns:cx4="http://schemas.microsoft.com/office/drawing/2016/5/10/chartex" xmlns:cx5="http://schemas.microsoft.com/office/drawing/2016/5/11/chartex" xmlns:cx6="http://schemas.microsoft.com/office/drawing/2016/5/12/chartex" xmlns:cx7="http://schemas.microsoft.com/office/drawing/2016/5/13/chartex" xmlns:cx8="http://schemas.microsoft.com/office/drawing/2016/5/14/chartex" xmlns:mc="http://schemas.openxmlformats.org/markup-compatibility/2006" xmlns:aink="http://schemas.microsoft.com/office/drawing/2016/ink" xmlns:am3d="http://schemas.microsoft.com/office/drawing/2017/model3d" xmlns:o="urn:schemas-microsoft-com:office:office" xmlns:oel="http://schemas.microsoft.com/office/2019/extlst" xmlns:r="http://schemas.openxmlformats.org/officeDocument/2006/relationships" xmlns:m="http://schemas.openxmlformats.org/officeDocument/2006/math" xmlns:v="urn:schemas-microsoft-com:vml" xmlns:wp14="http://schemas.microsoft.com/office/word/2010/wordprocessingDrawing" xmlns:wp="http://schemas.openxmlformats.org/drawingml/2006/wordprocessingDrawing" xmlns:w10="urn:schemas-microsoft-com:office:word" xmlns:w="http://schemas.openxmlformats.org/wordprocessingml/2006/main" xmlns:w14="http://schemas.microsoft.com/office/word/2010/wordml" xmlns:w15="http://schemas.microsoft.com/office/word/2012/wordml" xmlns:w16cex="http://schemas.microsoft.com/office/word/2018/wordml/cex" xmlns:w16cid="http://schemas.microsoft.com/office/word/2016/wordml/cid" xmlns:w16="http://schemas.microsoft.com/office/word/2018/wordml" xmlns:w16du="http://schemas.microsoft.com/office/word/2023/wordml/word16du" xmlns:w16sdtdh="http://schemas.microsoft.com/office/word/2020/wordml/sdtdatahash" xmlns:w16sdtfl="http://schemas.microsoft.com/office/word/2024/wordml/sdtformatlock" xmlns:w16se="http://schemas.microsoft.com/office/word/2015/wordml/symex" xmlns:wpg="http://schemas.microsoft.com/office/word/2010/wordprocessingGroup" xmlns:wpi="http://schemas.microsoft.com/office/word/2010/wordprocessingInk" xmlns:wne="http://schemas.microsoft.com/office/word/2006/wordml" xmlns:wps="http://schemas.microsoft.com/office/word/2010/wordprocessingShape" mc:Ignorable="w14 w15 w16se w16cid w16 w16cex w16sdtdh w16sdtfl w16du wp14">
   <w:body>
-    <w:p xmlns:wp14="http://schemas.microsoft.com/office/word/2010/wordml" wp14:paraId="2EC38D4A" wp14:textId="1B25F613">
+    <w:p>
       <w:pPr>
         <w:pStyle w:val="Heading1"/>
-        <w:keepNext w:val="1"/>
-        <w:keepLines w:val="1"/>
-        <w:spacing w:before="322" w:beforeAutospacing="off" w:after="322" w:afterAutospacing="off"/>
-        <w:rPr>
-          <w:noProof w:val="0"/>
-          <w:lang w:val="en-US"/>
-        </w:rPr>
-      </w:pPr>
-      <w:r>
-        <w:rPr>
-          <w:rFonts w:ascii="Aptos Display" w:hAnsi="Aptos Display" w:eastAsia="Aptos Display" w:cs="Aptos Display"/>
-          <w:b w:val="0"/>
-          <w:bCs w:val="0"/>
-          <w:i w:val="1"/>
-          <w:iCs w:val="1"/>
-          <w:caps w:val="0"/>
-          <w:smallCaps w:val="0"/>
-          <w:noProof w:val="0"/>
-          <w:color w:val="A6A6A6" w:themeColor="background1" w:themeTint="FF" w:themeShade="A6"/>
+        <w:spacing w:before="322" w:after="322"/>
+      </w:pPr>
+      <w:r>
+        <w:rPr>
+          <w:rFonts w:ascii="Aptos Display" w:eastAsia="Aptos Display" w:hAnsi="Aptos Display" w:cs="Aptos Display"/>
+          <w:i/>
+          <w:iCs/>
+          <w:color w:val="A6A6A6" w:themeColor="background1" w:themeShade="A6"/>
           <w:sz w:val="48"/>
           <w:szCs w:val="48"/>
-          <w:lang w:val="en-US"/>
         </w:rPr>
         <w:t>[Template]</w:t>
       </w:r>
     </w:p>
-    <w:p xmlns:wp14="http://schemas.microsoft.com/office/word/2010/wordml" wp14:paraId="612F65FD" wp14:textId="5FE4CB67">
+    <w:p>
       <w:pPr>
         <w:pStyle w:val="Heading1"/>
-        <w:spacing w:before="322" w:beforeAutospacing="off" w:after="322" w:afterAutospacing="off"/>
-      </w:pPr>
-      <w:r>
-        <w:rPr>
-          <w:rFonts w:ascii="Aptos Display" w:hAnsi="Aptos Display" w:eastAsia="Aptos Display" w:cs="Aptos Display"/>
-          <w:b w:val="1"/>
-          <w:bCs w:val="1"/>
-          <w:noProof w:val="0"/>
+        <w:spacing w:before="322" w:after="322"/>
+      </w:pPr>
+      <w:r>
+        <w:rPr>
+          <w:rFonts w:ascii="Aptos Display" w:eastAsia="Aptos Display" w:hAnsi="Aptos Display" w:cs="Aptos Display"/>
+          <w:b/>
+          <w:bCs/>
           <w:sz w:val="48"/>
           <w:szCs w:val="48"/>
-          <w:lang w:val="en-US"/>
         </w:rPr>
         <w:t>Project Planning &amp; Management Document</w:t>
       </w:r>
     </w:p>
-    <w:p xmlns:wp14="http://schemas.microsoft.com/office/word/2010/wordml" wp14:paraId="09B86A54" wp14:textId="3AD94E9C">
+    <w:p>
       <w:pPr>
         <w:pStyle w:val="Heading3"/>
-        <w:spacing w:before="281" w:beforeAutospacing="off" w:after="281" w:afterAutospacing="off"/>
-      </w:pPr>
-      <w:r>
-        <w:rPr>
-          <w:rFonts w:ascii="Aptos Display" w:hAnsi="Aptos Display" w:eastAsia="Aptos Display" w:cs="Aptos Display"/>
-          <w:b w:val="1"/>
-          <w:bCs w:val="1"/>
-          <w:noProof w:val="0"/>
-          <w:sz w:val="28"/>
-          <w:szCs w:val="28"/>
-          <w:lang w:val="en-US"/>
+        <w:spacing w:before="281" w:after="281"/>
+      </w:pPr>
+      <w:r>
+        <w:rPr>
+          <w:rFonts w:ascii="Aptos Display" w:eastAsia="Aptos Display" w:hAnsi="Aptos Display" w:cs="Aptos Display"/>
+          <w:b/>
+          <w:bCs/>
         </w:rPr>
         <w:t>1. Project Overview</w:t>
       </w:r>
     </w:p>
-    <w:p xmlns:wp14="http://schemas.microsoft.com/office/word/2010/wordml" wp14:paraId="6621553E" wp14:textId="6A5A0515">
+    <w:p>
       <w:pPr>
         <w:pStyle w:val="ListParagraph"/>
         <w:numPr>
           <w:ilvl w:val="0"/>
-          <w:numId w:val="1"/>
+          <w:numId w:val="2"/>
         </w:numPr>
-        <w:spacing w:before="0" w:beforeAutospacing="off" w:after="0" w:afterAutospacing="off"/>
-        <w:rPr>
-          <w:rFonts w:ascii="Aptos Display" w:hAnsi="Aptos Display" w:eastAsia="Aptos Display" w:cs="Aptos Display"/>
-          <w:i w:val="1"/>
-          <w:iCs w:val="1"/>
-          <w:noProof w:val="0"/>
-          <w:color w:val="7F7F7F" w:themeColor="text1" w:themeTint="80" w:themeShade="FF"/>
-          <w:sz w:val="24"/>
-          <w:szCs w:val="24"/>
-          <w:lang w:val="en-US"/>
-        </w:rPr>
-      </w:pPr>
-      <w:r>
-        <w:rPr>
-          <w:rFonts w:ascii="Aptos Display" w:hAnsi="Aptos Display" w:eastAsia="Aptos Display" w:cs="Aptos Display"/>
-          <w:i w:val="1"/>
-          <w:iCs w:val="1"/>
-          <w:noProof w:val="0"/>
-          <w:color w:val="7F7F7F" w:themeColor="text1" w:themeTint="80" w:themeShade="FF"/>
-          <w:sz w:val="24"/>
-          <w:szCs w:val="24"/>
-          <w:lang w:val="en-US"/>
-        </w:rPr>
-        <w:t xml:space="preserve">Project Title </w:t>
-      </w:r>
-    </w:p>
-    <w:p xmlns:wp14="http://schemas.microsoft.com/office/word/2010/wordml" wp14:paraId="740DF197" wp14:textId="4B76FAEB">
+        <w:spacing w:after="0"/>
+        <w:rPr>
+          <w:rFonts w:ascii="Aptos Display" w:eastAsia="Aptos Display" w:hAnsi="Aptos Display" w:cs="Aptos Display"/>
+          <w:i/>
+          <w:iCs/>
+          <w:color w:val="7F7F7F" w:themeColor="text1" w:themeTint="80"/>
+        </w:rPr>
+      </w:pPr>
+      <w:r>
+        <w:rPr>
+          <w:rFonts w:ascii="Aptos Display" w:eastAsia="Aptos Display" w:hAnsi="Aptos Display" w:cs="Aptos Display"/>
+          <w:i/>
+          <w:iCs/>
+          <w:color w:val="7F7F7F" w:themeColor="text1" w:themeTint="80"/>
+        </w:rPr>
+        <w:t>Spider Robot  using ESP32</w:t>
+      </w:r>
+    </w:p>
+    <w:p>
       <w:pPr>
         <w:pStyle w:val="ListParagraph"/>
         <w:numPr>
           <w:ilvl w:val="0"/>
-          <w:numId w:val="1"/>
+          <w:numId w:val="2"/>
         </w:numPr>
-        <w:spacing w:before="0" w:beforeAutospacing="off" w:after="0" w:afterAutospacing="off"/>
-        <w:rPr>
-          <w:rFonts w:ascii="Aptos Display" w:hAnsi="Aptos Display" w:eastAsia="Aptos Display" w:cs="Aptos Display"/>
-          <w:i w:val="1"/>
-          <w:iCs w:val="1"/>
-          <w:noProof w:val="0"/>
-          <w:color w:val="7F7F7F" w:themeColor="text1" w:themeTint="80" w:themeShade="FF"/>
-          <w:sz w:val="24"/>
-          <w:szCs w:val="24"/>
-          <w:lang w:val="en-US"/>
-        </w:rPr>
-      </w:pPr>
-      <w:r>
-        <w:rPr>
-          <w:rFonts w:ascii="Aptos Display" w:hAnsi="Aptos Display" w:eastAsia="Aptos Display" w:cs="Aptos Display"/>
-          <w:i w:val="1"/>
-          <w:iCs w:val="1"/>
-          <w:noProof w:val="0"/>
-          <w:color w:val="7F7F7F" w:themeColor="text1" w:themeTint="80" w:themeShade="FF"/>
-          <w:sz w:val="24"/>
-          <w:szCs w:val="24"/>
-          <w:lang w:val="en-US"/>
-        </w:rPr>
-        <w:t xml:space="preserve">Team Members &amp; Roles </w:t>
-      </w:r>
-    </w:p>
-    <w:p xmlns:wp14="http://schemas.microsoft.com/office/word/2010/wordml" wp14:paraId="482C0418" wp14:textId="068393B5">
+        <w:rPr>
+          <w:rFonts w:ascii="Aptos Display" w:eastAsia="Aptos Display" w:hAnsi="Aptos Display" w:cs="Aptos Display"/>
+          <w:i/>
+          <w:iCs/>
+          <w:color w:val="7F7F7F" w:themeColor="text1" w:themeTint="80"/>
+          <w:lang w:val="en-IN"/>
+        </w:rPr>
+      </w:pPr>
+      <w:r>
+        <w:rPr>
+          <w:rFonts w:ascii="Aptos Display" w:eastAsia="Aptos Display" w:hAnsi="Aptos Display" w:cs="Aptos Display"/>
+          <w:i/>
+          <w:iCs/>
+          <w:color w:val="7F7F7F" w:themeColor="text1" w:themeTint="80"/>
+          <w:lang w:val="en-IN"/>
+        </w:rPr>
+        <w:t>  Dhruv – Electronics</w:t>
+      </w:r>
+      <w:r>
+        <w:rPr>
+          <w:rFonts w:ascii="Aptos Display" w:eastAsia="Aptos Display" w:hAnsi="Aptos Display" w:cs="Aptos Display"/>
+          <w:i/>
+          <w:iCs/>
+          <w:color w:val="7F7F7F" w:themeColor="text1" w:themeTint="80"/>
+          <w:lang w:val="en-IN"/>
+        </w:rPr>
+        <w:t xml:space="preserve">, </w:t>
+      </w:r>
+      <w:r>
+        <w:rPr>
+          <w:rFonts w:ascii="Aptos Display" w:eastAsia="Aptos Display" w:hAnsi="Aptos Display" w:cs="Aptos Display"/>
+          <w:i/>
+          <w:iCs/>
+          <w:color w:val="7F7F7F" w:themeColor="text1" w:themeTint="80"/>
+          <w:lang w:val="en-IN"/>
+        </w:rPr>
+        <w:t xml:space="preserve"> Integration</w:t>
+      </w:r>
+      <w:r>
+        <w:rPr>
+          <w:rFonts w:ascii="Aptos Display" w:eastAsia="Aptos Display" w:hAnsi="Aptos Display" w:cs="Aptos Display"/>
+          <w:i/>
+          <w:iCs/>
+          <w:color w:val="7F7F7F" w:themeColor="text1" w:themeTint="80"/>
+          <w:lang w:val="en-IN"/>
+        </w:rPr>
+        <w:t xml:space="preserve">, </w:t>
+      </w:r>
+      <w:r>
+        <w:rPr>
+          <w:rFonts w:ascii="Aptos Display" w:eastAsia="Aptos Display" w:hAnsi="Aptos Display" w:cs="Aptos Display"/>
+          <w:i/>
+          <w:iCs/>
+          <w:color w:val="7F7F7F" w:themeColor="text1" w:themeTint="80"/>
+          <w:lang w:val="en-IN"/>
+        </w:rPr>
+        <w:t xml:space="preserve"> Mechanical &amp; Assembly</w:t>
+      </w:r>
+    </w:p>
+    <w:p>
       <w:pPr>
         <w:pStyle w:val="ListParagraph"/>
         <w:numPr>
           <w:ilvl w:val="0"/>
-          <w:numId w:val="1"/>
+          <w:numId w:val="2"/>
         </w:numPr>
-        <w:spacing w:before="0" w:beforeAutospacing="off" w:after="0" w:afterAutospacing="off"/>
-        <w:rPr>
-          <w:rFonts w:ascii="Aptos Display" w:hAnsi="Aptos Display" w:eastAsia="Aptos Display" w:cs="Aptos Display"/>
-          <w:i w:val="1"/>
-          <w:iCs w:val="1"/>
-          <w:noProof w:val="0"/>
-          <w:color w:val="7F7F7F" w:themeColor="text1" w:themeTint="80" w:themeShade="FF"/>
-          <w:sz w:val="24"/>
-          <w:szCs w:val="24"/>
-          <w:lang w:val="en-US"/>
-        </w:rPr>
-      </w:pPr>
-      <w:r>
-        <w:rPr>
-          <w:rFonts w:ascii="Aptos Display" w:hAnsi="Aptos Display" w:eastAsia="Aptos Display" w:cs="Aptos Display"/>
-          <w:i w:val="1"/>
-          <w:iCs w:val="1"/>
-          <w:noProof w:val="0"/>
-          <w:color w:val="7F7F7F" w:themeColor="text1" w:themeTint="80" w:themeShade="FF"/>
-          <w:sz w:val="24"/>
-          <w:szCs w:val="24"/>
-          <w:lang w:val="en-US"/>
-        </w:rPr>
-        <w:t xml:space="preserve">Brief Description (2–3 lines) </w:t>
-      </w:r>
-    </w:p>
-    <w:p xmlns:wp14="http://schemas.microsoft.com/office/word/2010/wordml" wp14:paraId="4E22A97C" wp14:textId="7C981DD6"/>
-    <w:p xmlns:wp14="http://schemas.microsoft.com/office/word/2010/wordml" wp14:paraId="102F7F20" wp14:textId="5C186CAB">
+        <w:spacing w:after="0"/>
+        <w:rPr>
+          <w:rFonts w:ascii="Aptos Display" w:eastAsia="Aptos Display" w:hAnsi="Aptos Display" w:cs="Aptos Display"/>
+          <w:i/>
+          <w:iCs/>
+          <w:color w:val="7F7F7F" w:themeColor="text1" w:themeTint="80"/>
+        </w:rPr>
+      </w:pPr>
+      <w:r>
+        <w:rPr>
+          <w:rFonts w:ascii="Aptos Display" w:eastAsia="Aptos Display" w:hAnsi="Aptos Display" w:cs="Aptos Display"/>
+          <w:i/>
+          <w:iCs/>
+          <w:color w:val="7F7F7F" w:themeColor="text1" w:themeTint="80"/>
+          <w:lang w:val="en-IN"/>
+        </w:rPr>
+        <w:t xml:space="preserve">  Aditya – </w:t>
+      </w:r>
+    </w:p>
+    <w:p>
+      <w:r>
+        <w:rPr>
+          <w:rFonts w:ascii="Aptos Display" w:eastAsia="Aptos Display" w:hAnsi="Aptos Display" w:cs="Aptos Display"/>
+          <w:i/>
+          <w:iCs/>
+          <w:color w:val="7F7F7F" w:themeColor="text1" w:themeTint="80"/>
+        </w:rPr>
+        <w:t>This project involves building a 4-legged spider robot that can walk using coordinated servo motors and detect obstacles using an ultrasonic sensor. The robot uses an ESP32 and a PCA9685 servo driver to control movement and respond to its environment.</w:t>
+      </w:r>
+    </w:p>
+    <w:p>
       <w:pPr>
         <w:pStyle w:val="Heading3"/>
-        <w:spacing w:before="281" w:beforeAutospacing="off" w:after="281" w:afterAutospacing="off"/>
-      </w:pPr>
-      <w:r>
-        <w:rPr>
-          <w:rFonts w:ascii="Aptos Display" w:hAnsi="Aptos Display" w:eastAsia="Aptos Display" w:cs="Aptos Display"/>
-          <w:b w:val="1"/>
-          <w:bCs w:val="1"/>
-          <w:noProof w:val="0"/>
-          <w:sz w:val="28"/>
-          <w:szCs w:val="28"/>
-          <w:lang w:val="en-US"/>
+        <w:spacing w:before="281" w:after="281"/>
+      </w:pPr>
+      <w:r>
+        <w:rPr>
+          <w:rFonts w:ascii="Aptos Display" w:eastAsia="Aptos Display" w:hAnsi="Aptos Display" w:cs="Aptos Display"/>
+          <w:b/>
+          <w:bCs/>
         </w:rPr>
         <w:t>2. Team Roles &amp; Responsibilities</w:t>
       </w:r>
     </w:p>
     <w:tbl>
       <w:tblPr>
-        <w:tblStyle w:val="TableNormal"/>
-        <w:bidiVisual w:val="0"/>
         <w:tblW w:w="0" w:type="auto"/>
-        <w:tblBorders>
-          <w:top w:val="single" w:color="000000" w:themeColor="text1" w:sz="12"/>
-          <w:left w:val="single" w:color="000000" w:themeColor="text1" w:sz="12"/>
-          <w:bottom w:val="single" w:color="000000" w:themeColor="text1" w:sz="12"/>
-          <w:right w:val="single" w:color="000000" w:themeColor="text1" w:sz="12"/>
-          <w:insideH w:val="single" w:color="000000" w:themeColor="text1" w:sz="12"/>
-          <w:insideV w:val="single" w:color="000000" w:themeColor="text1" w:sz="12"/>
-        </w:tblBorders>
-        <w:tblLook w:val="06A0" w:firstRow="1" w:lastRow="0" w:firstColumn="1" w:lastColumn="0" w:noHBand="1" w:noVBand="1"/>
+        <w:tblCellSpacing w:w="15" w:type="dxa"/>
+        <w:tblCellMar>
+          <w:top w:w="15" w:type="dxa"/>
+          <w:left w:w="15" w:type="dxa"/>
+          <w:bottom w:w="15" w:type="dxa"/>
+          <w:right w:w="15" w:type="dxa"/>
+        </w:tblCellMar>
+        <w:tblLook w:val="04A0" w:firstRow="1" w:lastRow="0" w:firstColumn="1" w:lastColumn="0" w:noHBand="0" w:noVBand="1"/>
       </w:tblPr>
       <w:tblGrid>
-        <w:gridCol w:w="2715"/>
-        <w:gridCol w:w="1940"/>
-        <w:gridCol w:w="4814"/>
+        <w:gridCol w:w="1363"/>
+        <w:gridCol w:w="1973"/>
+        <w:gridCol w:w="6024"/>
       </w:tblGrid>
       <w:tr>
         <w:trPr>
-          <w:trHeight w:val="300"/>
+          <w:tblHeader/>
+          <w:tblCellSpacing w:w="15" w:type="dxa"/>
         </w:trPr>
         <w:tc>
           <w:tcPr>
-            <w:tcW w:w="2715" w:type="dxa"/>
-            <w:tcMar/>
+            <w:tcW w:w="0" w:type="auto"/>
             <w:vAlign w:val="center"/>
+            <w:hideMark/>
           </w:tcPr>
           <w:p>
             <w:pPr>
-              <w:spacing w:before="0" w:beforeAutospacing="off" w:after="0" w:afterAutospacing="off"/>
-              <w:jc w:val="center"/>
+              <w:spacing w:before="240" w:after="240"/>
+              <w:rPr>
+                <w:rFonts w:ascii="Aptos Display" w:eastAsia="Aptos Display" w:hAnsi="Aptos Display" w:cs="Aptos Display"/>
+                <w:b/>
+                <w:bCs/>
+                <w:i/>
+                <w:iCs/>
+                <w:color w:val="7F7F7F" w:themeColor="text1" w:themeTint="80"/>
+                <w:lang w:val="en-IN"/>
+              </w:rPr>
             </w:pPr>
             <w:r>
               <w:rPr>
-                <w:b w:val="1"/>
-                <w:bCs w:val="1"/>
+                <w:rFonts w:ascii="Aptos Display" w:eastAsia="Aptos Display" w:hAnsi="Aptos Display" w:cs="Aptos Display"/>
+                <w:b/>
+                <w:bCs/>
+                <w:i/>
+                <w:iCs/>
+                <w:color w:val="7F7F7F" w:themeColor="text1" w:themeTint="80"/>
+                <w:lang w:val="en-IN"/>
               </w:rPr>
               <w:t>Member Name</w:t>
             </w:r>
@@ -231,19 +248,32 @@
         </w:tc>
         <w:tc>
           <w:tcPr>
-            <w:tcW w:w="1940" w:type="dxa"/>
-            <w:tcMar/>
+            <w:tcW w:w="0" w:type="auto"/>
             <w:vAlign w:val="center"/>
+            <w:hideMark/>
           </w:tcPr>
           <w:p>
             <w:pPr>
-              <w:spacing w:before="0" w:beforeAutospacing="off" w:after="0" w:afterAutospacing="off"/>
-              <w:jc w:val="center"/>
+              <w:spacing w:before="240" w:after="240"/>
+              <w:rPr>
+                <w:rFonts w:ascii="Aptos Display" w:eastAsia="Aptos Display" w:hAnsi="Aptos Display" w:cs="Aptos Display"/>
+                <w:b/>
+                <w:bCs/>
+                <w:i/>
+                <w:iCs/>
+                <w:color w:val="7F7F7F" w:themeColor="text1" w:themeTint="80"/>
+                <w:lang w:val="en-IN"/>
+              </w:rPr>
             </w:pPr>
             <w:r>
               <w:rPr>
-                <w:b w:val="1"/>
-                <w:bCs w:val="1"/>
+                <w:rFonts w:ascii="Aptos Display" w:eastAsia="Aptos Display" w:hAnsi="Aptos Display" w:cs="Aptos Display"/>
+                <w:b/>
+                <w:bCs/>
+                <w:i/>
+                <w:iCs/>
+                <w:color w:val="7F7F7F" w:themeColor="text1" w:themeTint="80"/>
+                <w:lang w:val="en-IN"/>
               </w:rPr>
               <w:t>Role</w:t>
             </w:r>
@@ -251,19 +281,32 @@
         </w:tc>
         <w:tc>
           <w:tcPr>
-            <w:tcW w:w="4814" w:type="dxa"/>
-            <w:tcMar/>
+            <w:tcW w:w="0" w:type="auto"/>
             <w:vAlign w:val="center"/>
+            <w:hideMark/>
           </w:tcPr>
           <w:p>
             <w:pPr>
-              <w:spacing w:before="0" w:beforeAutospacing="off" w:after="0" w:afterAutospacing="off"/>
-              <w:jc w:val="center"/>
+              <w:spacing w:before="240" w:after="240"/>
+              <w:rPr>
+                <w:rFonts w:ascii="Aptos Display" w:eastAsia="Aptos Display" w:hAnsi="Aptos Display" w:cs="Aptos Display"/>
+                <w:b/>
+                <w:bCs/>
+                <w:i/>
+                <w:iCs/>
+                <w:color w:val="7F7F7F" w:themeColor="text1" w:themeTint="80"/>
+                <w:lang w:val="en-IN"/>
+              </w:rPr>
             </w:pPr>
             <w:r>
               <w:rPr>
-                <w:b w:val="1"/>
-                <w:bCs w:val="1"/>
+                <w:rFonts w:ascii="Aptos Display" w:eastAsia="Aptos Display" w:hAnsi="Aptos Display" w:cs="Aptos Display"/>
+                <w:b/>
+                <w:bCs/>
+                <w:i/>
+                <w:iCs/>
+                <w:color w:val="7F7F7F" w:themeColor="text1" w:themeTint="80"/>
+                <w:lang w:val="en-IN"/>
               </w:rPr>
               <w:t>Responsibilities</w:t>
             </w:r>
@@ -272,163 +315,328 @@
       </w:tr>
       <w:tr>
         <w:trPr>
-          <w:trHeight w:val="300"/>
+          <w:tblCellSpacing w:w="15" w:type="dxa"/>
         </w:trPr>
         <w:tc>
           <w:tcPr>
-            <w:tcW w:w="2715" w:type="dxa"/>
-            <w:tcMar/>
+            <w:tcW w:w="0" w:type="auto"/>
             <w:vAlign w:val="center"/>
+            <w:hideMark/>
           </w:tcPr>
-          <w:p/>
+          <w:p>
+            <w:pPr>
+              <w:spacing w:before="240" w:after="240"/>
+              <w:rPr>
+                <w:rFonts w:ascii="Aptos Display" w:eastAsia="Aptos Display" w:hAnsi="Aptos Display" w:cs="Aptos Display"/>
+                <w:i/>
+                <w:iCs/>
+                <w:color w:val="7F7F7F" w:themeColor="text1" w:themeTint="80"/>
+                <w:lang w:val="en-IN"/>
+              </w:rPr>
+            </w:pPr>
+            <w:r>
+              <w:rPr>
+                <w:rFonts w:ascii="Aptos Display" w:eastAsia="Aptos Display" w:hAnsi="Aptos Display" w:cs="Aptos Display"/>
+                <w:i/>
+                <w:iCs/>
+                <w:color w:val="7F7F7F" w:themeColor="text1" w:themeTint="80"/>
+                <w:lang w:val="en-IN"/>
+              </w:rPr>
+              <w:t>Dhruv</w:t>
+            </w:r>
+          </w:p>
         </w:tc>
         <w:tc>
           <w:tcPr>
-            <w:tcW w:w="1940" w:type="dxa"/>
-            <w:tcMar/>
+            <w:tcW w:w="0" w:type="auto"/>
             <w:vAlign w:val="center"/>
+            <w:hideMark/>
           </w:tcPr>
-          <w:p/>
+          <w:p>
+            <w:pPr>
+              <w:spacing w:before="240" w:after="240"/>
+              <w:rPr>
+                <w:rFonts w:ascii="Aptos Display" w:eastAsia="Aptos Display" w:hAnsi="Aptos Display" w:cs="Aptos Display"/>
+                <w:i/>
+                <w:iCs/>
+                <w:color w:val="7F7F7F" w:themeColor="text1" w:themeTint="80"/>
+                <w:lang w:val="en-IN"/>
+              </w:rPr>
+            </w:pPr>
+            <w:r>
+              <w:rPr>
+                <w:rFonts w:ascii="Aptos Display" w:eastAsia="Aptos Display" w:hAnsi="Aptos Display" w:cs="Aptos Display"/>
+                <w:i/>
+                <w:iCs/>
+                <w:color w:val="7F7F7F" w:themeColor="text1" w:themeTint="80"/>
+                <w:lang w:val="en-IN"/>
+              </w:rPr>
+              <w:t>Electronics &amp; Software</w:t>
+            </w:r>
+            <w:r>
+              <w:rPr>
+                <w:rFonts w:ascii="Aptos Display" w:eastAsia="Aptos Display" w:hAnsi="Aptos Display" w:cs="Aptos Display"/>
+                <w:i/>
+                <w:iCs/>
+                <w:color w:val="7F7F7F" w:themeColor="text1" w:themeTint="80"/>
+                <w:lang w:val="en-IN"/>
+              </w:rPr>
+              <w:t xml:space="preserve"> </w:t>
+            </w:r>
+          </w:p>
+          <w:p>
+            <w:pPr>
+              <w:spacing w:before="240" w:after="240"/>
+              <w:rPr>
+                <w:rFonts w:ascii="Aptos Display" w:eastAsia="Aptos Display" w:hAnsi="Aptos Display" w:cs="Aptos Display"/>
+                <w:i/>
+                <w:iCs/>
+                <w:color w:val="7F7F7F" w:themeColor="text1" w:themeTint="80"/>
+                <w:lang w:val="en-IN"/>
+              </w:rPr>
+            </w:pPr>
+            <w:r>
+              <w:rPr>
+                <w:rFonts w:ascii="Aptos Display" w:eastAsia="Aptos Display" w:hAnsi="Aptos Display" w:cs="Aptos Display"/>
+                <w:i/>
+                <w:iCs/>
+                <w:color w:val="7F7F7F" w:themeColor="text1" w:themeTint="80"/>
+                <w:lang w:val="en-IN"/>
+              </w:rPr>
+              <w:t>Mechanical &amp; Assembly</w:t>
+            </w:r>
+          </w:p>
         </w:tc>
         <w:tc>
           <w:tcPr>
-            <w:tcW w:w="4814" w:type="dxa"/>
-            <w:tcMar/>
+            <w:tcW w:w="0" w:type="auto"/>
             <w:vAlign w:val="center"/>
+            <w:hideMark/>
           </w:tcPr>
-          <w:p/>
+          <w:p>
+            <w:pPr>
+              <w:spacing w:before="240" w:after="240"/>
+              <w:rPr>
+                <w:rFonts w:ascii="Aptos Display" w:eastAsia="Aptos Display" w:hAnsi="Aptos Display" w:cs="Aptos Display"/>
+                <w:i/>
+                <w:iCs/>
+                <w:color w:val="7F7F7F" w:themeColor="text1" w:themeTint="80"/>
+                <w:lang w:val="en-IN"/>
+              </w:rPr>
+            </w:pPr>
+            <w:r>
+              <w:rPr>
+                <w:rFonts w:ascii="Aptos Display" w:eastAsia="Aptos Display" w:hAnsi="Aptos Display" w:cs="Aptos Display"/>
+                <w:i/>
+                <w:iCs/>
+                <w:color w:val="7F7F7F" w:themeColor="text1" w:themeTint="80"/>
+                <w:lang w:val="en-IN"/>
+              </w:rPr>
+              <w:t>Wiring ESP32, PCA9685, ultrasonic sensor, writing MicroPython code, testing system</w:t>
+            </w:r>
+          </w:p>
+          <w:p>
+            <w:pPr>
+              <w:spacing w:before="240" w:after="240"/>
+              <w:rPr>
+                <w:rFonts w:ascii="Aptos Display" w:eastAsia="Aptos Display" w:hAnsi="Aptos Display" w:cs="Aptos Display"/>
+                <w:i/>
+                <w:iCs/>
+                <w:color w:val="7F7F7F" w:themeColor="text1" w:themeTint="80"/>
+                <w:lang w:val="en-IN"/>
+              </w:rPr>
+            </w:pPr>
+            <w:r>
+              <w:rPr>
+                <w:rFonts w:ascii="Aptos Display" w:eastAsia="Aptos Display" w:hAnsi="Aptos Display" w:cs="Aptos Display"/>
+                <w:i/>
+                <w:iCs/>
+                <w:color w:val="7F7F7F" w:themeColor="text1" w:themeTint="80"/>
+                <w:lang w:val="en-IN"/>
+              </w:rPr>
+              <w:t>3D printing parts, assembling robot, mounting servos, structural adjustments</w:t>
+            </w:r>
+          </w:p>
+        </w:tc>
+      </w:tr>
+      <w:tr>
+        <w:trPr>
+          <w:tblCellSpacing w:w="15" w:type="dxa"/>
+        </w:trPr>
+        <w:tc>
+          <w:tcPr>
+            <w:tcW w:w="0" w:type="auto"/>
+            <w:vAlign w:val="center"/>
+            <w:hideMark/>
+          </w:tcPr>
+          <w:p>
+            <w:pPr>
+              <w:spacing w:before="240" w:after="240"/>
+              <w:rPr>
+                <w:rFonts w:ascii="Aptos Display" w:eastAsia="Aptos Display" w:hAnsi="Aptos Display" w:cs="Aptos Display"/>
+                <w:i/>
+                <w:iCs/>
+                <w:color w:val="7F7F7F" w:themeColor="text1" w:themeTint="80"/>
+                <w:lang w:val="en-IN"/>
+              </w:rPr>
+            </w:pPr>
+            <w:r>
+              <w:rPr>
+                <w:rFonts w:ascii="Aptos Display" w:eastAsia="Aptos Display" w:hAnsi="Aptos Display" w:cs="Aptos Display"/>
+                <w:i/>
+                <w:iCs/>
+                <w:color w:val="7F7F7F" w:themeColor="text1" w:themeTint="80"/>
+                <w:lang w:val="en-IN"/>
+              </w:rPr>
+              <w:t>Aditya</w:t>
+            </w:r>
+          </w:p>
+        </w:tc>
+        <w:tc>
+          <w:tcPr>
+            <w:tcW w:w="0" w:type="auto"/>
+            <w:vAlign w:val="center"/>
+            <w:hideMark/>
+          </w:tcPr>
+          <w:p>
+            <w:pPr>
+              <w:spacing w:before="240" w:after="240"/>
+              <w:rPr>
+                <w:rFonts w:ascii="Aptos Display" w:eastAsia="Aptos Display" w:hAnsi="Aptos Display" w:cs="Aptos Display"/>
+                <w:i/>
+                <w:iCs/>
+                <w:color w:val="7F7F7F" w:themeColor="text1" w:themeTint="80"/>
+                <w:lang w:val="en-IN"/>
+              </w:rPr>
+            </w:pPr>
+          </w:p>
+        </w:tc>
+        <w:tc>
+          <w:tcPr>
+            <w:tcW w:w="0" w:type="auto"/>
+            <w:vAlign w:val="center"/>
+            <w:hideMark/>
+          </w:tcPr>
+          <w:p>
+            <w:pPr>
+              <w:spacing w:before="240" w:after="240"/>
+              <w:rPr>
+                <w:rFonts w:ascii="Aptos Display" w:eastAsia="Aptos Display" w:hAnsi="Aptos Display" w:cs="Aptos Display"/>
+                <w:i/>
+                <w:iCs/>
+                <w:color w:val="7F7F7F" w:themeColor="text1" w:themeTint="80"/>
+                <w:lang w:val="en-IN"/>
+              </w:rPr>
+            </w:pPr>
+          </w:p>
         </w:tc>
       </w:tr>
     </w:tbl>
-    <w:p xmlns:wp14="http://schemas.microsoft.com/office/word/2010/wordml" wp14:paraId="7E561D1F" wp14:textId="621A6ECA">
-      <w:pPr>
-        <w:bidi w:val="0"/>
-        <w:spacing w:before="240" w:beforeAutospacing="off" w:after="240" w:afterAutospacing="off"/>
-        <w:rPr>
-          <w:rFonts w:ascii="Aptos Display" w:hAnsi="Aptos Display" w:eastAsia="Aptos Display" w:cs="Aptos Display"/>
-          <w:i w:val="1"/>
-          <w:iCs w:val="1"/>
-          <w:noProof w:val="0"/>
-          <w:color w:val="7F7F7F" w:themeColor="text1" w:themeTint="80" w:themeShade="FF"/>
-          <w:sz w:val="24"/>
-          <w:szCs w:val="24"/>
-          <w:lang w:val="en-US"/>
-        </w:rPr>
-      </w:pPr>
-      <w:r>
-        <w:rPr>
-          <w:rFonts w:ascii="Aptos Display" w:hAnsi="Aptos Display" w:eastAsia="Aptos Display" w:cs="Aptos Display"/>
-          <w:i w:val="1"/>
-          <w:iCs w:val="1"/>
-          <w:noProof w:val="0"/>
-          <w:color w:val="7F7F7F" w:themeColor="text1" w:themeTint="80" w:themeShade="FF"/>
-          <w:sz w:val="24"/>
-          <w:szCs w:val="24"/>
-          <w:lang w:val="en-US"/>
-        </w:rPr>
-        <w:t xml:space="preserve">👉 </w:t>
-      </w:r>
-      <w:r>
-        <w:rPr>
-          <w:rFonts w:ascii="Aptos Display" w:hAnsi="Aptos Display" w:eastAsia="Aptos Display" w:cs="Aptos Display"/>
-          <w:i w:val="1"/>
-          <w:iCs w:val="1"/>
-          <w:noProof w:val="0"/>
-          <w:color w:val="7F7F7F" w:themeColor="text1" w:themeTint="80" w:themeShade="FF"/>
-          <w:sz w:val="24"/>
-          <w:szCs w:val="24"/>
-          <w:lang w:val="en-US"/>
-        </w:rPr>
-        <w:t xml:space="preserve">Clearly define who </w:t>
-      </w:r>
-      <w:r>
-        <w:rPr>
-          <w:rFonts w:ascii="Aptos Display" w:hAnsi="Aptos Display" w:eastAsia="Aptos Display" w:cs="Aptos Display"/>
-          <w:i w:val="1"/>
-          <w:iCs w:val="1"/>
-          <w:noProof w:val="0"/>
-          <w:color w:val="7F7F7F" w:themeColor="text1" w:themeTint="80" w:themeShade="FF"/>
-          <w:sz w:val="24"/>
-          <w:szCs w:val="24"/>
-          <w:lang w:val="en-US"/>
-        </w:rPr>
-        <w:t>is responsible for</w:t>
-      </w:r>
-      <w:r>
-        <w:rPr>
-          <w:rFonts w:ascii="Aptos Display" w:hAnsi="Aptos Display" w:eastAsia="Aptos Display" w:cs="Aptos Display"/>
-          <w:i w:val="1"/>
-          <w:iCs w:val="1"/>
-          <w:noProof w:val="0"/>
-          <w:color w:val="7F7F7F" w:themeColor="text1" w:themeTint="80" w:themeShade="FF"/>
-          <w:sz w:val="24"/>
-          <w:szCs w:val="24"/>
-          <w:lang w:val="en-US"/>
-        </w:rPr>
-        <w:t xml:space="preserve"> what (software, electronics, documentation, etc.)</w:t>
-      </w:r>
-    </w:p>
-    <w:p xmlns:wp14="http://schemas.microsoft.com/office/word/2010/wordml" wp14:paraId="3CFD19CA" wp14:textId="708E6C24"/>
-    <w:p xmlns:wp14="http://schemas.microsoft.com/office/word/2010/wordml" wp14:paraId="69CCD627" wp14:textId="09658A5F">
+    <w:p>
+      <w:pPr>
+        <w:spacing w:before="240" w:after="240"/>
+        <w:rPr>
+          <w:rFonts w:ascii="Aptos Display" w:eastAsia="Aptos Display" w:hAnsi="Aptos Display" w:cs="Aptos Display"/>
+          <w:i/>
+          <w:iCs/>
+          <w:color w:val="7F7F7F" w:themeColor="text1" w:themeTint="80"/>
+        </w:rPr>
+      </w:pPr>
+      <w:r>
+        <w:rPr>
+          <w:rFonts w:ascii="Aptos Display" w:eastAsia="Aptos Display" w:hAnsi="Aptos Display" w:cs="Aptos Display"/>
+          <w:i/>
+          <w:iCs/>
+          <w:color w:val="7F7F7F" w:themeColor="text1" w:themeTint="80"/>
+        </w:rPr>
+        <w:t xml:space="preserve"> </w:t>
+      </w:r>
+      <w:r>
+        <w:rPr>
+          <w:rFonts w:ascii="Segoe UI Emoji" w:eastAsia="Aptos Display" w:hAnsi="Segoe UI Emoji" w:cs="Segoe UI Emoji"/>
+          <w:i/>
+          <w:iCs/>
+          <w:color w:val="7F7F7F" w:themeColor="text1" w:themeTint="80"/>
+        </w:rPr>
+        <w:t>👉</w:t>
+      </w:r>
+      <w:r>
+        <w:rPr>
+          <w:rFonts w:ascii="Aptos Display" w:eastAsia="Aptos Display" w:hAnsi="Aptos Display" w:cs="Aptos Display"/>
+          <w:i/>
+          <w:iCs/>
+          <w:color w:val="7F7F7F" w:themeColor="text1" w:themeTint="80"/>
+        </w:rPr>
+        <w:t xml:space="preserve"> Clearly define who is responsible for what (software, electronics, documentation, etc.)</w:t>
+      </w:r>
+    </w:p>
+    <w:p/>
+    <w:p>
       <w:pPr>
         <w:pStyle w:val="Heading3"/>
-        <w:bidi w:val="0"/>
-        <w:spacing w:before="281" w:beforeAutospacing="off" w:after="281" w:afterAutospacing="off"/>
-      </w:pPr>
-      <w:r>
-        <w:rPr>
-          <w:rFonts w:ascii="Aptos Display" w:hAnsi="Aptos Display" w:eastAsia="Aptos Display" w:cs="Aptos Display"/>
-          <w:b w:val="1"/>
-          <w:bCs w:val="1"/>
-          <w:noProof w:val="0"/>
-          <w:sz w:val="28"/>
-          <w:szCs w:val="28"/>
-          <w:lang w:val="en-US"/>
-        </w:rPr>
+        <w:spacing w:before="281" w:after="281"/>
+      </w:pPr>
+      <w:r>
+        <w:rPr>
+          <w:rFonts w:ascii="Aptos Display" w:eastAsia="Aptos Display" w:hAnsi="Aptos Display" w:cs="Aptos Display"/>
+          <w:b/>
+          <w:bCs/>
+        </w:rPr>
+        <w:lastRenderedPageBreak/>
         <w:t>3. Project Timeline &amp; Milestones</w:t>
       </w:r>
     </w:p>
     <w:tbl>
       <w:tblPr>
-        <w:tblStyle w:val="TableNormal"/>
-        <w:bidiVisual w:val="0"/>
         <w:tblW w:w="0" w:type="auto"/>
-        <w:tblBorders>
-          <w:top w:val="single" w:color="000000" w:themeColor="text1" w:sz="12"/>
-          <w:left w:val="single" w:color="000000" w:themeColor="text1" w:sz="12"/>
-          <w:bottom w:val="single" w:color="000000" w:themeColor="text1" w:sz="12"/>
-          <w:right w:val="single" w:color="000000" w:themeColor="text1" w:sz="12"/>
-          <w:insideH w:val="single" w:color="000000" w:themeColor="text1" w:sz="12"/>
-          <w:insideV w:val="single" w:color="000000" w:themeColor="text1" w:sz="12"/>
-        </w:tblBorders>
-        <w:tblLook w:val="06A0" w:firstRow="1" w:lastRow="0" w:firstColumn="1" w:lastColumn="0" w:noHBand="1" w:noVBand="1"/>
+        <w:tblCellSpacing w:w="15" w:type="dxa"/>
+        <w:tblCellMar>
+          <w:top w:w="15" w:type="dxa"/>
+          <w:left w:w="15" w:type="dxa"/>
+          <w:bottom w:w="15" w:type="dxa"/>
+          <w:right w:w="15" w:type="dxa"/>
+        </w:tblCellMar>
+        <w:tblLook w:val="04A0" w:firstRow="1" w:lastRow="0" w:firstColumn="1" w:lastColumn="0" w:noHBand="0" w:noVBand="1"/>
       </w:tblPr>
       <w:tblGrid>
-        <w:gridCol w:w="1020"/>
-        <w:gridCol w:w="3285"/>
-        <w:gridCol w:w="3437"/>
-        <w:gridCol w:w="1729"/>
+        <w:gridCol w:w="785"/>
+        <w:gridCol w:w="4521"/>
+        <w:gridCol w:w="2890"/>
+        <w:gridCol w:w="1164"/>
       </w:tblGrid>
       <w:tr>
         <w:trPr>
-          <w:trHeight w:val="300"/>
+          <w:tblHeader/>
+          <w:tblCellSpacing w:w="15" w:type="dxa"/>
         </w:trPr>
         <w:tc>
           <w:tcPr>
-            <w:tcW w:w="1020" w:type="dxa"/>
-            <w:tcMar/>
+            <w:tcW w:w="0" w:type="auto"/>
             <w:vAlign w:val="center"/>
+            <w:hideMark/>
           </w:tcPr>
           <w:p>
             <w:pPr>
-              <w:bidi w:val="0"/>
-              <w:spacing w:before="0" w:beforeAutospacing="off" w:after="0" w:afterAutospacing="off"/>
-              <w:jc w:val="center"/>
+              <w:spacing w:before="240" w:after="240"/>
+              <w:rPr>
+                <w:rFonts w:ascii="Aptos Display" w:eastAsia="Aptos Display" w:hAnsi="Aptos Display" w:cs="Aptos Display"/>
+                <w:b/>
+                <w:bCs/>
+                <w:i/>
+                <w:iCs/>
+                <w:color w:val="7F7F7F" w:themeColor="text1" w:themeTint="80"/>
+                <w:lang w:val="en-IN"/>
+              </w:rPr>
             </w:pPr>
             <w:r>
               <w:rPr>
-                <w:b w:val="1"/>
-                <w:bCs w:val="1"/>
+                <w:rFonts w:ascii="Aptos Display" w:eastAsia="Aptos Display" w:hAnsi="Aptos Display" w:cs="Aptos Display"/>
+                <w:b/>
+                <w:bCs/>
+                <w:i/>
+                <w:iCs/>
+                <w:color w:val="7F7F7F" w:themeColor="text1" w:themeTint="80"/>
+                <w:lang w:val="en-IN"/>
               </w:rPr>
               <w:t>Week</w:t>
             </w:r>
@@ -436,20 +644,32 @@
         </w:tc>
         <w:tc>
           <w:tcPr>
-            <w:tcW w:w="3285" w:type="dxa"/>
-            <w:tcMar/>
+            <w:tcW w:w="0" w:type="auto"/>
             <w:vAlign w:val="center"/>
+            <w:hideMark/>
           </w:tcPr>
           <w:p>
             <w:pPr>
-              <w:bidi w:val="0"/>
-              <w:spacing w:before="0" w:beforeAutospacing="off" w:after="0" w:afterAutospacing="off"/>
-              <w:jc w:val="center"/>
+              <w:spacing w:before="240" w:after="240"/>
+              <w:rPr>
+                <w:rFonts w:ascii="Aptos Display" w:eastAsia="Aptos Display" w:hAnsi="Aptos Display" w:cs="Aptos Display"/>
+                <w:b/>
+                <w:bCs/>
+                <w:i/>
+                <w:iCs/>
+                <w:color w:val="7F7F7F" w:themeColor="text1" w:themeTint="80"/>
+                <w:lang w:val="en-IN"/>
+              </w:rPr>
             </w:pPr>
             <w:r>
               <w:rPr>
-                <w:b w:val="1"/>
-                <w:bCs w:val="1"/>
+                <w:rFonts w:ascii="Aptos Display" w:eastAsia="Aptos Display" w:hAnsi="Aptos Display" w:cs="Aptos Display"/>
+                <w:b/>
+                <w:bCs/>
+                <w:i/>
+                <w:iCs/>
+                <w:color w:val="7F7F7F" w:themeColor="text1" w:themeTint="80"/>
+                <w:lang w:val="en-IN"/>
               </w:rPr>
               <w:t>Goals</w:t>
             </w:r>
@@ -457,20 +677,32 @@
         </w:tc>
         <w:tc>
           <w:tcPr>
-            <w:tcW w:w="3437" w:type="dxa"/>
-            <w:tcMar/>
+            <w:tcW w:w="0" w:type="auto"/>
             <w:vAlign w:val="center"/>
+            <w:hideMark/>
           </w:tcPr>
           <w:p>
             <w:pPr>
-              <w:bidi w:val="0"/>
-              <w:spacing w:before="0" w:beforeAutospacing="off" w:after="0" w:afterAutospacing="off"/>
-              <w:jc w:val="center"/>
+              <w:spacing w:before="240" w:after="240"/>
+              <w:rPr>
+                <w:rFonts w:ascii="Aptos Display" w:eastAsia="Aptos Display" w:hAnsi="Aptos Display" w:cs="Aptos Display"/>
+                <w:b/>
+                <w:bCs/>
+                <w:i/>
+                <w:iCs/>
+                <w:color w:val="7F7F7F" w:themeColor="text1" w:themeTint="80"/>
+                <w:lang w:val="en-IN"/>
+              </w:rPr>
             </w:pPr>
             <w:r>
               <w:rPr>
-                <w:b w:val="1"/>
-                <w:bCs w:val="1"/>
+                <w:rFonts w:ascii="Aptos Display" w:eastAsia="Aptos Display" w:hAnsi="Aptos Display" w:cs="Aptos Display"/>
+                <w:b/>
+                <w:bCs/>
+                <w:i/>
+                <w:iCs/>
+                <w:color w:val="7F7F7F" w:themeColor="text1" w:themeTint="80"/>
+                <w:lang w:val="en-IN"/>
               </w:rPr>
               <w:t>Deliverables</w:t>
             </w:r>
@@ -478,20 +710,32 @@
         </w:tc>
         <w:tc>
           <w:tcPr>
-            <w:tcW w:w="1729" w:type="dxa"/>
-            <w:tcMar/>
+            <w:tcW w:w="0" w:type="auto"/>
             <w:vAlign w:val="center"/>
+            <w:hideMark/>
           </w:tcPr>
           <w:p>
             <w:pPr>
-              <w:bidi w:val="0"/>
-              <w:spacing w:before="0" w:beforeAutospacing="off" w:after="0" w:afterAutospacing="off"/>
-              <w:jc w:val="center"/>
+              <w:spacing w:before="240" w:after="240"/>
+              <w:rPr>
+                <w:rFonts w:ascii="Aptos Display" w:eastAsia="Aptos Display" w:hAnsi="Aptos Display" w:cs="Aptos Display"/>
+                <w:b/>
+                <w:bCs/>
+                <w:i/>
+                <w:iCs/>
+                <w:color w:val="7F7F7F" w:themeColor="text1" w:themeTint="80"/>
+                <w:lang w:val="en-IN"/>
+              </w:rPr>
             </w:pPr>
             <w:r>
               <w:rPr>
-                <w:b w:val="1"/>
-                <w:bCs w:val="1"/>
+                <w:rFonts w:ascii="Aptos Display" w:eastAsia="Aptos Display" w:hAnsi="Aptos Display" w:cs="Aptos Display"/>
+                <w:b/>
+                <w:bCs/>
+                <w:i/>
+                <w:iCs/>
+                <w:color w:val="7F7F7F" w:themeColor="text1" w:themeTint="80"/>
+                <w:lang w:val="en-IN"/>
               </w:rPr>
               <w:t>Status</w:t>
             </w:r>
@@ -500,464 +744,1428 @@
       </w:tr>
       <w:tr>
         <w:trPr>
-          <w:trHeight w:val="300"/>
+          <w:tblCellSpacing w:w="15" w:type="dxa"/>
         </w:trPr>
         <w:tc>
           <w:tcPr>
-            <w:tcW w:w="1020" w:type="dxa"/>
-            <w:tcMar/>
+            <w:tcW w:w="0" w:type="auto"/>
             <w:vAlign w:val="center"/>
+            <w:hideMark/>
           </w:tcPr>
           <w:p>
             <w:pPr>
-              <w:bidi w:val="0"/>
-              <w:spacing w:before="0" w:beforeAutospacing="off" w:after="0" w:afterAutospacing="off"/>
+              <w:spacing w:before="240" w:after="240"/>
+              <w:rPr>
+                <w:rFonts w:ascii="Aptos Display" w:eastAsia="Aptos Display" w:hAnsi="Aptos Display" w:cs="Aptos Display"/>
+                <w:i/>
+                <w:iCs/>
+                <w:color w:val="7F7F7F" w:themeColor="text1" w:themeTint="80"/>
+                <w:lang w:val="en-IN"/>
+              </w:rPr>
             </w:pPr>
             <w:r>
-              <w:rPr/>
-              <w:t xml:space="preserve">Week </w:t>
-            </w:r>
-            <w:r>
-              <w:rPr/>
-              <w:t>0</w:t>
+              <w:rPr>
+                <w:rFonts w:ascii="Aptos Display" w:eastAsia="Aptos Display" w:hAnsi="Aptos Display" w:cs="Aptos Display"/>
+                <w:i/>
+                <w:iCs/>
+                <w:color w:val="7F7F7F" w:themeColor="text1" w:themeTint="80"/>
+                <w:lang w:val="en-IN"/>
+              </w:rPr>
+              <w:t>Week 0</w:t>
             </w:r>
           </w:p>
         </w:tc>
         <w:tc>
           <w:tcPr>
-            <w:tcW w:w="3285" w:type="dxa"/>
-            <w:tcMar/>
+            <w:tcW w:w="0" w:type="auto"/>
             <w:vAlign w:val="center"/>
+            <w:hideMark/>
           </w:tcPr>
-          <w:p/>
+          <w:p>
+            <w:pPr>
+              <w:spacing w:before="240" w:after="240"/>
+              <w:rPr>
+                <w:rFonts w:ascii="Aptos Display" w:eastAsia="Aptos Display" w:hAnsi="Aptos Display" w:cs="Aptos Display"/>
+                <w:i/>
+                <w:iCs/>
+                <w:color w:val="7F7F7F" w:themeColor="text1" w:themeTint="80"/>
+                <w:lang w:val="en-IN"/>
+              </w:rPr>
+            </w:pPr>
+            <w:r>
+              <w:rPr>
+                <w:rFonts w:ascii="Aptos Display" w:eastAsia="Aptos Display" w:hAnsi="Aptos Display" w:cs="Aptos Display"/>
+                <w:i/>
+                <w:iCs/>
+                <w:color w:val="7F7F7F" w:themeColor="text1" w:themeTint="80"/>
+                <w:lang w:val="en-IN"/>
+              </w:rPr>
+              <w:t>Finalize idea and project approval</w:t>
+            </w:r>
+          </w:p>
         </w:tc>
         <w:tc>
           <w:tcPr>
-            <w:tcW w:w="3437" w:type="dxa"/>
-            <w:tcMar/>
+            <w:tcW w:w="0" w:type="auto"/>
             <w:vAlign w:val="center"/>
+            <w:hideMark/>
           </w:tcPr>
-          <w:p/>
+          <w:p>
+            <w:pPr>
+              <w:spacing w:before="240" w:after="240"/>
+              <w:rPr>
+                <w:rFonts w:ascii="Aptos Display" w:eastAsia="Aptos Display" w:hAnsi="Aptos Display" w:cs="Aptos Display"/>
+                <w:i/>
+                <w:iCs/>
+                <w:color w:val="7F7F7F" w:themeColor="text1" w:themeTint="80"/>
+                <w:lang w:val="en-IN"/>
+              </w:rPr>
+            </w:pPr>
+            <w:r>
+              <w:rPr>
+                <w:rFonts w:ascii="Aptos Display" w:eastAsia="Aptos Display" w:hAnsi="Aptos Display" w:cs="Aptos Display"/>
+                <w:i/>
+                <w:iCs/>
+                <w:color w:val="7F7F7F" w:themeColor="text1" w:themeTint="80"/>
+                <w:lang w:val="en-IN"/>
+              </w:rPr>
+              <w:t>Approved concept</w:t>
+            </w:r>
+          </w:p>
         </w:tc>
         <w:tc>
           <w:tcPr>
-            <w:tcW w:w="1729" w:type="dxa"/>
-            <w:tcMar/>
+            <w:tcW w:w="0" w:type="auto"/>
             <w:vAlign w:val="center"/>
+            <w:hideMark/>
           </w:tcPr>
-          <w:p/>
+          <w:p>
+            <w:pPr>
+              <w:spacing w:before="240" w:after="240"/>
+              <w:rPr>
+                <w:rFonts w:ascii="Aptos Display" w:eastAsia="Aptos Display" w:hAnsi="Aptos Display" w:cs="Aptos Display"/>
+                <w:i/>
+                <w:iCs/>
+                <w:color w:val="7F7F7F" w:themeColor="text1" w:themeTint="80"/>
+                <w:lang w:val="en-IN"/>
+              </w:rPr>
+            </w:pPr>
+            <w:r>
+              <w:rPr>
+                <w:rFonts w:ascii="Aptos Display" w:eastAsia="Aptos Display" w:hAnsi="Aptos Display" w:cs="Aptos Display"/>
+                <w:i/>
+                <w:iCs/>
+                <w:color w:val="7F7F7F" w:themeColor="text1" w:themeTint="80"/>
+                <w:lang w:val="en-IN"/>
+              </w:rPr>
+              <w:t>Completed</w:t>
+            </w:r>
+          </w:p>
         </w:tc>
       </w:tr>
       <w:tr>
         <w:trPr>
-          <w:trHeight w:val="300"/>
+          <w:tblCellSpacing w:w="15" w:type="dxa"/>
         </w:trPr>
         <w:tc>
           <w:tcPr>
-            <w:tcW w:w="1020" w:type="dxa"/>
-            <w:tcMar/>
+            <w:tcW w:w="0" w:type="auto"/>
             <w:vAlign w:val="center"/>
+            <w:hideMark/>
           </w:tcPr>
           <w:p>
             <w:pPr>
-              <w:pStyle w:val="Normal"/>
+              <w:spacing w:before="240" w:after="240"/>
+              <w:rPr>
+                <w:rFonts w:ascii="Aptos Display" w:eastAsia="Aptos Display" w:hAnsi="Aptos Display" w:cs="Aptos Display"/>
+                <w:i/>
+                <w:iCs/>
+                <w:color w:val="7F7F7F" w:themeColor="text1" w:themeTint="80"/>
+                <w:lang w:val="en-IN"/>
+              </w:rPr>
             </w:pPr>
             <w:r>
-              <w:rPr/>
+              <w:rPr>
+                <w:rFonts w:ascii="Aptos Display" w:eastAsia="Aptos Display" w:hAnsi="Aptos Display" w:cs="Aptos Display"/>
+                <w:i/>
+                <w:iCs/>
+                <w:color w:val="7F7F7F" w:themeColor="text1" w:themeTint="80"/>
+                <w:lang w:val="en-IN"/>
+              </w:rPr>
               <w:t>Week 1</w:t>
             </w:r>
           </w:p>
         </w:tc>
         <w:tc>
           <w:tcPr>
-            <w:tcW w:w="3285" w:type="dxa"/>
-            <w:tcMar/>
+            <w:tcW w:w="0" w:type="auto"/>
             <w:vAlign w:val="center"/>
+            <w:hideMark/>
           </w:tcPr>
           <w:p>
             <w:pPr>
-              <w:pStyle w:val="Normal"/>
+              <w:spacing w:before="240" w:after="240"/>
+              <w:rPr>
+                <w:rFonts w:ascii="Aptos Display" w:eastAsia="Aptos Display" w:hAnsi="Aptos Display" w:cs="Aptos Display"/>
+                <w:i/>
+                <w:iCs/>
+                <w:color w:val="7F7F7F" w:themeColor="text1" w:themeTint="80"/>
+                <w:lang w:val="en-IN"/>
+              </w:rPr>
             </w:pPr>
+            <w:r>
+              <w:rPr>
+                <w:rFonts w:ascii="Aptos Display" w:eastAsia="Aptos Display" w:hAnsi="Aptos Display" w:cs="Aptos Display"/>
+                <w:i/>
+                <w:iCs/>
+                <w:color w:val="7F7F7F" w:themeColor="text1" w:themeTint="80"/>
+                <w:lang w:val="en-IN"/>
+              </w:rPr>
+              <w:t>Order components and start understanding system</w:t>
+            </w:r>
           </w:p>
         </w:tc>
         <w:tc>
           <w:tcPr>
-            <w:tcW w:w="3437" w:type="dxa"/>
-            <w:tcMar/>
+            <w:tcW w:w="0" w:type="auto"/>
             <w:vAlign w:val="center"/>
+            <w:hideMark/>
           </w:tcPr>
           <w:p>
             <w:pPr>
-              <w:pStyle w:val="Normal"/>
+              <w:spacing w:before="240" w:after="240"/>
+              <w:rPr>
+                <w:rFonts w:ascii="Aptos Display" w:eastAsia="Aptos Display" w:hAnsi="Aptos Display" w:cs="Aptos Display"/>
+                <w:i/>
+                <w:iCs/>
+                <w:color w:val="7F7F7F" w:themeColor="text1" w:themeTint="80"/>
+                <w:lang w:val="en-IN"/>
+              </w:rPr>
             </w:pPr>
+            <w:r>
+              <w:rPr>
+                <w:rFonts w:ascii="Aptos Display" w:eastAsia="Aptos Display" w:hAnsi="Aptos Display" w:cs="Aptos Display"/>
+                <w:i/>
+                <w:iCs/>
+                <w:color w:val="7F7F7F" w:themeColor="text1" w:themeTint="80"/>
+                <w:lang w:val="en-IN"/>
+              </w:rPr>
+              <w:t>Components list + initial plan</w:t>
+            </w:r>
           </w:p>
         </w:tc>
         <w:tc>
           <w:tcPr>
-            <w:tcW w:w="1729" w:type="dxa"/>
-            <w:tcMar/>
+            <w:tcW w:w="0" w:type="auto"/>
             <w:vAlign w:val="center"/>
+            <w:hideMark/>
           </w:tcPr>
           <w:p>
             <w:pPr>
-              <w:pStyle w:val="Normal"/>
+              <w:spacing w:before="240" w:after="240"/>
+              <w:rPr>
+                <w:rFonts w:ascii="Aptos Display" w:eastAsia="Aptos Display" w:hAnsi="Aptos Display" w:cs="Aptos Display"/>
+                <w:i/>
+                <w:iCs/>
+                <w:color w:val="7F7F7F" w:themeColor="text1" w:themeTint="80"/>
+                <w:lang w:val="en-IN"/>
+              </w:rPr>
             </w:pPr>
+            <w:r>
+              <w:rPr>
+                <w:rFonts w:ascii="Aptos Display" w:eastAsia="Aptos Display" w:hAnsi="Aptos Display" w:cs="Aptos Display"/>
+                <w:i/>
+                <w:iCs/>
+                <w:color w:val="7F7F7F" w:themeColor="text1" w:themeTint="80"/>
+                <w:lang w:val="en-IN"/>
+              </w:rPr>
+              <w:t>Completed</w:t>
+            </w:r>
+          </w:p>
+        </w:tc>
+      </w:tr>
+      <w:tr>
+        <w:trPr>
+          <w:tblCellSpacing w:w="15" w:type="dxa"/>
+        </w:trPr>
+        <w:tc>
+          <w:tcPr>
+            <w:tcW w:w="0" w:type="auto"/>
+            <w:vAlign w:val="center"/>
+            <w:hideMark/>
+          </w:tcPr>
+          <w:p>
+            <w:pPr>
+              <w:spacing w:before="240" w:after="240"/>
+              <w:rPr>
+                <w:rFonts w:ascii="Aptos Display" w:eastAsia="Aptos Display" w:hAnsi="Aptos Display" w:cs="Aptos Display"/>
+                <w:i/>
+                <w:iCs/>
+                <w:color w:val="7F7F7F" w:themeColor="text1" w:themeTint="80"/>
+                <w:lang w:val="en-IN"/>
+              </w:rPr>
+            </w:pPr>
+            <w:r>
+              <w:rPr>
+                <w:rFonts w:ascii="Aptos Display" w:eastAsia="Aptos Display" w:hAnsi="Aptos Display" w:cs="Aptos Display"/>
+                <w:i/>
+                <w:iCs/>
+                <w:color w:val="7F7F7F" w:themeColor="text1" w:themeTint="80"/>
+                <w:lang w:val="en-IN"/>
+              </w:rPr>
+              <w:t>Week 2</w:t>
+            </w:r>
+          </w:p>
+        </w:tc>
+        <w:tc>
+          <w:tcPr>
+            <w:tcW w:w="0" w:type="auto"/>
+            <w:vAlign w:val="center"/>
+            <w:hideMark/>
+          </w:tcPr>
+          <w:p>
+            <w:pPr>
+              <w:spacing w:before="240" w:after="240"/>
+              <w:rPr>
+                <w:rFonts w:ascii="Aptos Display" w:eastAsia="Aptos Display" w:hAnsi="Aptos Display" w:cs="Aptos Display"/>
+                <w:i/>
+                <w:iCs/>
+                <w:color w:val="7F7F7F" w:themeColor="text1" w:themeTint="80"/>
+                <w:lang w:val="en-IN"/>
+              </w:rPr>
+            </w:pPr>
+            <w:r>
+              <w:rPr>
+                <w:rFonts w:ascii="Aptos Display" w:eastAsia="Aptos Display" w:hAnsi="Aptos Display" w:cs="Aptos Display"/>
+                <w:i/>
+                <w:iCs/>
+                <w:color w:val="7F7F7F" w:themeColor="text1" w:themeTint="80"/>
+                <w:lang w:val="en-IN"/>
+              </w:rPr>
+              <w:t>3D printing and basic assembly</w:t>
+            </w:r>
+          </w:p>
+        </w:tc>
+        <w:tc>
+          <w:tcPr>
+            <w:tcW w:w="0" w:type="auto"/>
+            <w:vAlign w:val="center"/>
+            <w:hideMark/>
+          </w:tcPr>
+          <w:p>
+            <w:pPr>
+              <w:spacing w:before="240" w:after="240"/>
+              <w:rPr>
+                <w:rFonts w:ascii="Aptos Display" w:eastAsia="Aptos Display" w:hAnsi="Aptos Display" w:cs="Aptos Display"/>
+                <w:i/>
+                <w:iCs/>
+                <w:color w:val="7F7F7F" w:themeColor="text1" w:themeTint="80"/>
+                <w:lang w:val="en-IN"/>
+              </w:rPr>
+            </w:pPr>
+            <w:r>
+              <w:rPr>
+                <w:rFonts w:ascii="Aptos Display" w:eastAsia="Aptos Display" w:hAnsi="Aptos Display" w:cs="Aptos Display"/>
+                <w:i/>
+                <w:iCs/>
+                <w:color w:val="7F7F7F" w:themeColor="text1" w:themeTint="80"/>
+                <w:lang w:val="en-IN"/>
+              </w:rPr>
+              <w:t>Printed parts + partial assembly</w:t>
+            </w:r>
+          </w:p>
+        </w:tc>
+        <w:tc>
+          <w:tcPr>
+            <w:tcW w:w="0" w:type="auto"/>
+            <w:vAlign w:val="center"/>
+            <w:hideMark/>
+          </w:tcPr>
+          <w:p>
+            <w:pPr>
+              <w:spacing w:before="240" w:after="240"/>
+              <w:rPr>
+                <w:rFonts w:ascii="Aptos Display" w:eastAsia="Aptos Display" w:hAnsi="Aptos Display" w:cs="Aptos Display"/>
+                <w:i/>
+                <w:iCs/>
+                <w:color w:val="7F7F7F" w:themeColor="text1" w:themeTint="80"/>
+                <w:lang w:val="en-IN"/>
+              </w:rPr>
+            </w:pPr>
+            <w:r>
+              <w:rPr>
+                <w:rFonts w:ascii="Aptos Display" w:eastAsia="Aptos Display" w:hAnsi="Aptos Display" w:cs="Aptos Display"/>
+                <w:i/>
+                <w:iCs/>
+                <w:color w:val="7F7F7F" w:themeColor="text1" w:themeTint="80"/>
+                <w:lang w:val="en-IN"/>
+              </w:rPr>
+              <w:t>Completed</w:t>
+            </w:r>
+          </w:p>
+        </w:tc>
+      </w:tr>
+      <w:tr>
+        <w:trPr>
+          <w:tblCellSpacing w:w="15" w:type="dxa"/>
+        </w:trPr>
+        <w:tc>
+          <w:tcPr>
+            <w:tcW w:w="0" w:type="auto"/>
+            <w:vAlign w:val="center"/>
+            <w:hideMark/>
+          </w:tcPr>
+          <w:p>
+            <w:pPr>
+              <w:spacing w:before="240" w:after="240"/>
+              <w:rPr>
+                <w:rFonts w:ascii="Aptos Display" w:eastAsia="Aptos Display" w:hAnsi="Aptos Display" w:cs="Aptos Display"/>
+                <w:i/>
+                <w:iCs/>
+                <w:color w:val="7F7F7F" w:themeColor="text1" w:themeTint="80"/>
+                <w:lang w:val="en-IN"/>
+              </w:rPr>
+            </w:pPr>
+            <w:r>
+              <w:rPr>
+                <w:rFonts w:ascii="Aptos Display" w:eastAsia="Aptos Display" w:hAnsi="Aptos Display" w:cs="Aptos Display"/>
+                <w:i/>
+                <w:iCs/>
+                <w:color w:val="7F7F7F" w:themeColor="text1" w:themeTint="80"/>
+                <w:lang w:val="en-IN"/>
+              </w:rPr>
+              <w:t>Week 3</w:t>
+            </w:r>
+          </w:p>
+        </w:tc>
+        <w:tc>
+          <w:tcPr>
+            <w:tcW w:w="0" w:type="auto"/>
+            <w:vAlign w:val="center"/>
+            <w:hideMark/>
+          </w:tcPr>
+          <w:p>
+            <w:pPr>
+              <w:spacing w:before="240" w:after="240"/>
+              <w:rPr>
+                <w:rFonts w:ascii="Aptos Display" w:eastAsia="Aptos Display" w:hAnsi="Aptos Display" w:cs="Aptos Display"/>
+                <w:i/>
+                <w:iCs/>
+                <w:color w:val="7F7F7F" w:themeColor="text1" w:themeTint="80"/>
+                <w:lang w:val="en-IN"/>
+              </w:rPr>
+            </w:pPr>
+            <w:r>
+              <w:rPr>
+                <w:rFonts w:ascii="Aptos Display" w:eastAsia="Aptos Display" w:hAnsi="Aptos Display" w:cs="Aptos Display"/>
+                <w:i/>
+                <w:iCs/>
+                <w:color w:val="7F7F7F" w:themeColor="text1" w:themeTint="80"/>
+                <w:lang w:val="en-IN"/>
+              </w:rPr>
+              <w:t>Full assembly and testing</w:t>
+            </w:r>
+          </w:p>
+        </w:tc>
+        <w:tc>
+          <w:tcPr>
+            <w:tcW w:w="0" w:type="auto"/>
+            <w:vAlign w:val="center"/>
+            <w:hideMark/>
+          </w:tcPr>
+          <w:p>
+            <w:pPr>
+              <w:spacing w:before="240" w:after="240"/>
+              <w:rPr>
+                <w:rFonts w:ascii="Aptos Display" w:eastAsia="Aptos Display" w:hAnsi="Aptos Display" w:cs="Aptos Display"/>
+                <w:i/>
+                <w:iCs/>
+                <w:color w:val="7F7F7F" w:themeColor="text1" w:themeTint="80"/>
+                <w:lang w:val="en-IN"/>
+              </w:rPr>
+            </w:pPr>
+            <w:r>
+              <w:rPr>
+                <w:rFonts w:ascii="Aptos Display" w:eastAsia="Aptos Display" w:hAnsi="Aptos Display" w:cs="Aptos Display"/>
+                <w:i/>
+                <w:iCs/>
+                <w:color w:val="7F7F7F" w:themeColor="text1" w:themeTint="80"/>
+                <w:lang w:val="en-IN"/>
+              </w:rPr>
+              <w:t>Working robot prototype</w:t>
+            </w:r>
+          </w:p>
+        </w:tc>
+        <w:tc>
+          <w:tcPr>
+            <w:tcW w:w="0" w:type="auto"/>
+            <w:vAlign w:val="center"/>
+            <w:hideMark/>
+          </w:tcPr>
+          <w:p>
+            <w:pPr>
+              <w:spacing w:before="240" w:after="240"/>
+              <w:rPr>
+                <w:rFonts w:ascii="Aptos Display" w:eastAsia="Aptos Display" w:hAnsi="Aptos Display" w:cs="Aptos Display"/>
+                <w:i/>
+                <w:iCs/>
+                <w:color w:val="7F7F7F" w:themeColor="text1" w:themeTint="80"/>
+                <w:lang w:val="en-IN"/>
+              </w:rPr>
+            </w:pPr>
+            <w:r>
+              <w:rPr>
+                <w:rFonts w:ascii="Aptos Display" w:eastAsia="Aptos Display" w:hAnsi="Aptos Display" w:cs="Aptos Display"/>
+                <w:i/>
+                <w:iCs/>
+                <w:color w:val="7F7F7F" w:themeColor="text1" w:themeTint="80"/>
+                <w:lang w:val="en-IN"/>
+              </w:rPr>
+              <w:t>Completed</w:t>
+            </w:r>
           </w:p>
         </w:tc>
       </w:tr>
     </w:tbl>
-    <w:p xmlns:wp14="http://schemas.microsoft.com/office/word/2010/wordml" wp14:paraId="2705631C" wp14:textId="08DC1591">
-      <w:pPr>
-        <w:bidi w:val="0"/>
-        <w:spacing w:before="240" w:beforeAutospacing="off" w:after="240" w:afterAutospacing="off"/>
-        <w:rPr>
-          <w:rFonts w:ascii="Aptos Display" w:hAnsi="Aptos Display" w:eastAsia="Aptos Display" w:cs="Aptos Display"/>
-          <w:i w:val="1"/>
-          <w:iCs w:val="1"/>
-          <w:noProof w:val="0"/>
-          <w:color w:val="7F7F7F" w:themeColor="text1" w:themeTint="80" w:themeShade="FF"/>
-          <w:sz w:val="24"/>
-          <w:szCs w:val="24"/>
-          <w:lang w:val="en-US"/>
-        </w:rPr>
-      </w:pPr>
-      <w:r>
-        <w:rPr>
-          <w:rFonts w:ascii="Aptos Display" w:hAnsi="Aptos Display" w:eastAsia="Aptos Display" w:cs="Aptos Display"/>
-          <w:i w:val="1"/>
-          <w:iCs w:val="1"/>
-          <w:noProof w:val="0"/>
-          <w:color w:val="7F7F7F" w:themeColor="text1" w:themeTint="80" w:themeShade="FF"/>
-          <w:sz w:val="24"/>
-          <w:szCs w:val="24"/>
-          <w:lang w:val="en-US"/>
-        </w:rPr>
-        <w:t xml:space="preserve">👉 </w:t>
-      </w:r>
-      <w:r>
-        <w:rPr>
-          <w:rFonts w:ascii="Aptos Display" w:hAnsi="Aptos Display" w:eastAsia="Aptos Display" w:cs="Aptos Display"/>
-          <w:i w:val="1"/>
-          <w:iCs w:val="1"/>
-          <w:noProof w:val="0"/>
-          <w:color w:val="7F7F7F" w:themeColor="text1" w:themeTint="80" w:themeShade="FF"/>
-          <w:sz w:val="24"/>
-          <w:szCs w:val="24"/>
-          <w:lang w:val="en-US"/>
-        </w:rPr>
-        <w:t>Break project into weekly achievable goals</w:t>
-      </w:r>
-    </w:p>
-    <w:p xmlns:wp14="http://schemas.microsoft.com/office/word/2010/wordml" wp14:paraId="61CEFD4D" wp14:textId="48F8AD20"/>
-    <w:p xmlns:wp14="http://schemas.microsoft.com/office/word/2010/wordml" wp14:paraId="3CEE9070" wp14:textId="5FC4750E">
+    <w:p>
+      <w:pPr>
+        <w:spacing w:before="240" w:after="240"/>
+        <w:rPr>
+          <w:rFonts w:ascii="Aptos Display" w:eastAsia="Aptos Display" w:hAnsi="Aptos Display" w:cs="Aptos Display"/>
+          <w:i/>
+          <w:iCs/>
+          <w:color w:val="7F7F7F" w:themeColor="text1" w:themeTint="80"/>
+        </w:rPr>
+      </w:pPr>
+      <w:r>
+        <w:rPr>
+          <w:rFonts w:ascii="Aptos Display" w:eastAsia="Aptos Display" w:hAnsi="Aptos Display" w:cs="Aptos Display"/>
+          <w:i/>
+          <w:iCs/>
+          <w:color w:val="7F7F7F" w:themeColor="text1" w:themeTint="80"/>
+        </w:rPr>
+        <w:t xml:space="preserve"> </w:t>
+      </w:r>
+      <w:r>
+        <w:rPr>
+          <w:rFonts w:ascii="Segoe UI Emoji" w:eastAsia="Aptos Display" w:hAnsi="Segoe UI Emoji" w:cs="Segoe UI Emoji"/>
+          <w:i/>
+          <w:iCs/>
+          <w:color w:val="7F7F7F" w:themeColor="text1" w:themeTint="80"/>
+        </w:rPr>
+        <w:t>👉</w:t>
+      </w:r>
+      <w:r>
+        <w:rPr>
+          <w:rFonts w:ascii="Aptos Display" w:eastAsia="Aptos Display" w:hAnsi="Aptos Display" w:cs="Aptos Display"/>
+          <w:i/>
+          <w:iCs/>
+          <w:color w:val="7F7F7F" w:themeColor="text1" w:themeTint="80"/>
+        </w:rPr>
+        <w:t xml:space="preserve"> Break project into weekly achievable goals</w:t>
+      </w:r>
+    </w:p>
+    <w:p/>
+    <w:p>
       <w:pPr>
         <w:pStyle w:val="Heading3"/>
-        <w:bidi w:val="0"/>
-        <w:spacing w:before="281" w:beforeAutospacing="off" w:after="281" w:afterAutospacing="off"/>
-      </w:pPr>
-      <w:r>
-        <w:rPr>
-          <w:rFonts w:ascii="Aptos Display" w:hAnsi="Aptos Display" w:eastAsia="Aptos Display" w:cs="Aptos Display"/>
-          <w:b w:val="1"/>
-          <w:bCs w:val="1"/>
-          <w:noProof w:val="0"/>
-          <w:sz w:val="28"/>
-          <w:szCs w:val="28"/>
-          <w:lang w:val="en-US"/>
+        <w:spacing w:before="281" w:after="281"/>
+      </w:pPr>
+      <w:r>
+        <w:rPr>
+          <w:rFonts w:ascii="Aptos Display" w:eastAsia="Aptos Display" w:hAnsi="Aptos Display" w:cs="Aptos Display"/>
+          <w:b/>
+          <w:bCs/>
         </w:rPr>
         <w:t>4. Weekly Progress Log</w:t>
       </w:r>
     </w:p>
-    <w:p xmlns:wp14="http://schemas.microsoft.com/office/word/2010/wordml" wp14:paraId="4CD43B10" wp14:textId="1E865AD8">
-      <w:pPr>
-        <w:bidi w:val="0"/>
-        <w:spacing w:before="240" w:beforeAutospacing="off" w:after="240" w:afterAutospacing="off"/>
-        <w:rPr>
-          <w:rFonts w:ascii="Aptos Display" w:hAnsi="Aptos Display" w:eastAsia="Aptos Display" w:cs="Aptos Display"/>
-          <w:i w:val="1"/>
-          <w:iCs w:val="1"/>
-          <w:noProof w:val="0"/>
-          <w:color w:val="7F7F7F" w:themeColor="text1" w:themeTint="80" w:themeShade="FF"/>
-          <w:sz w:val="24"/>
-          <w:szCs w:val="24"/>
-          <w:lang w:val="en-US"/>
-        </w:rPr>
-      </w:pPr>
-      <w:r>
-        <w:rPr>
-          <w:rFonts w:ascii="Aptos Display" w:hAnsi="Aptos Display" w:eastAsia="Aptos Display" w:cs="Aptos Display"/>
-          <w:i w:val="1"/>
-          <w:iCs w:val="1"/>
-          <w:noProof w:val="0"/>
-          <w:color w:val="7F7F7F" w:themeColor="text1" w:themeTint="80" w:themeShade="FF"/>
-          <w:sz w:val="24"/>
-          <w:szCs w:val="24"/>
-          <w:lang w:val="en-US"/>
+    <w:p>
+      <w:pPr>
+        <w:spacing w:before="240" w:after="240"/>
+        <w:rPr>
+          <w:rFonts w:ascii="Aptos Display" w:eastAsia="Aptos Display" w:hAnsi="Aptos Display" w:cs="Aptos Display"/>
+          <w:i/>
+          <w:iCs/>
+          <w:color w:val="7F7F7F" w:themeColor="text1" w:themeTint="80"/>
+        </w:rPr>
+      </w:pPr>
+      <w:r>
+        <w:rPr>
+          <w:rFonts w:ascii="Aptos Display" w:eastAsia="Aptos Display" w:hAnsi="Aptos Display" w:cs="Aptos Display"/>
+          <w:i/>
+          <w:iCs/>
+          <w:color w:val="7F7F7F" w:themeColor="text1" w:themeTint="80"/>
         </w:rPr>
         <w:t>A table f</w:t>
       </w:r>
       <w:r>
         <w:rPr>
-          <w:rFonts w:ascii="Aptos Display" w:hAnsi="Aptos Display" w:eastAsia="Aptos Display" w:cs="Aptos Display"/>
-          <w:i w:val="1"/>
-          <w:iCs w:val="1"/>
-          <w:noProof w:val="0"/>
-          <w:color w:val="7F7F7F" w:themeColor="text1" w:themeTint="80" w:themeShade="FF"/>
-          <w:sz w:val="24"/>
-          <w:szCs w:val="24"/>
-          <w:lang w:val="en-US"/>
+          <w:rFonts w:ascii="Aptos Display" w:eastAsia="Aptos Display" w:hAnsi="Aptos Display" w:cs="Aptos Display"/>
+          <w:i/>
+          <w:iCs/>
+          <w:color w:val="7F7F7F" w:themeColor="text1" w:themeTint="80"/>
         </w:rPr>
         <w:t>or each week:</w:t>
       </w:r>
     </w:p>
-    <w:p xmlns:wp14="http://schemas.microsoft.com/office/word/2010/wordml" wp14:paraId="22146A5E" wp14:textId="6EBF770B">
-      <w:pPr>
-        <w:bidi w:val="0"/>
-        <w:spacing w:before="240" w:beforeAutospacing="off" w:after="240" w:afterAutospacing="off"/>
-        <w:rPr>
-          <w:rFonts w:ascii="Aptos Display" w:hAnsi="Aptos Display" w:eastAsia="Aptos Display" w:cs="Aptos Display"/>
-          <w:b w:val="1"/>
-          <w:bCs w:val="1"/>
-          <w:i w:val="1"/>
-          <w:iCs w:val="1"/>
-          <w:noProof w:val="0"/>
-          <w:color w:val="7F7F7F" w:themeColor="text1" w:themeTint="80" w:themeShade="FF"/>
-          <w:sz w:val="24"/>
-          <w:szCs w:val="24"/>
-          <w:lang w:val="en-US"/>
-        </w:rPr>
-      </w:pPr>
-      <w:r>
-        <w:rPr>
-          <w:rFonts w:ascii="Aptos Display" w:hAnsi="Aptos Display" w:eastAsia="Aptos Display" w:cs="Aptos Display"/>
-          <w:b w:val="1"/>
-          <w:bCs w:val="1"/>
-          <w:i w:val="1"/>
-          <w:iCs w:val="1"/>
-          <w:noProof w:val="0"/>
-          <w:color w:val="7F7F7F" w:themeColor="text1" w:themeTint="80" w:themeShade="FF"/>
-          <w:sz w:val="24"/>
-          <w:szCs w:val="24"/>
-          <w:lang w:val="en-US"/>
-        </w:rPr>
-        <w:t>Week X</w:t>
-      </w:r>
-    </w:p>
-    <w:p xmlns:wp14="http://schemas.microsoft.com/office/word/2010/wordml" wp14:paraId="01D33EBE" wp14:textId="51645369">
-      <w:pPr>
-        <w:pStyle w:val="ListParagraph"/>
+    <w:p>
+      <w:pPr>
+        <w:spacing w:before="240" w:after="240"/>
+        <w:rPr>
+          <w:rFonts w:ascii="Aptos Display" w:eastAsia="Aptos Display" w:hAnsi="Aptos Display" w:cs="Aptos Display"/>
+          <w:b/>
+          <w:bCs/>
+          <w:i/>
+          <w:iCs/>
+          <w:color w:val="7F7F7F" w:themeColor="text1" w:themeTint="80"/>
+          <w:lang w:val="en-IN"/>
+        </w:rPr>
+      </w:pPr>
+      <w:r>
+        <w:rPr>
+          <w:rFonts w:ascii="Aptos Display" w:eastAsia="Aptos Display" w:hAnsi="Aptos Display" w:cs="Aptos Display"/>
+          <w:b/>
+          <w:bCs/>
+          <w:i/>
+          <w:iCs/>
+          <w:color w:val="7F7F7F" w:themeColor="text1" w:themeTint="80"/>
+          <w:lang w:val="en-IN"/>
+        </w:rPr>
+        <w:t>Week 0</w:t>
+      </w:r>
+    </w:p>
+    <w:p>
+      <w:pPr>
         <w:numPr>
           <w:ilvl w:val="0"/>
-          <w:numId w:val="2"/>
+          <w:numId w:val="3"/>
         </w:numPr>
-        <w:bidi w:val="0"/>
-        <w:spacing w:before="0" w:beforeAutospacing="off" w:after="0" w:afterAutospacing="off"/>
-        <w:rPr>
-          <w:rFonts w:ascii="Aptos Display" w:hAnsi="Aptos Display" w:eastAsia="Aptos Display" w:cs="Aptos Display"/>
-          <w:i w:val="1"/>
-          <w:iCs w:val="1"/>
-          <w:noProof w:val="0"/>
-          <w:color w:val="7F7F7F" w:themeColor="text1" w:themeTint="80" w:themeShade="FF"/>
-          <w:sz w:val="24"/>
-          <w:szCs w:val="24"/>
-          <w:lang w:val="en-US"/>
-        </w:rPr>
-      </w:pPr>
-      <w:r>
-        <w:rPr>
-          <w:rFonts w:ascii="Aptos Display" w:hAnsi="Aptos Display" w:eastAsia="Aptos Display" w:cs="Aptos Display"/>
-          <w:i w:val="1"/>
-          <w:iCs w:val="1"/>
-          <w:noProof w:val="0"/>
-          <w:color w:val="7F7F7F" w:themeColor="text1" w:themeTint="80" w:themeShade="FF"/>
-          <w:sz w:val="24"/>
-          <w:szCs w:val="24"/>
-          <w:lang w:val="en-US"/>
-        </w:rPr>
-        <w:t xml:space="preserve">Planned Tasks: </w:t>
-      </w:r>
-    </w:p>
-    <w:p xmlns:wp14="http://schemas.microsoft.com/office/word/2010/wordml" wp14:paraId="0F6F6C8E" wp14:textId="4A0516FE">
-      <w:pPr>
-        <w:pStyle w:val="ListParagraph"/>
+        <w:spacing w:before="240" w:after="240"/>
+        <w:rPr>
+          <w:rFonts w:ascii="Aptos Display" w:eastAsia="Aptos Display" w:hAnsi="Aptos Display" w:cs="Aptos Display"/>
+          <w:b/>
+          <w:bCs/>
+          <w:i/>
+          <w:iCs/>
+          <w:color w:val="7F7F7F" w:themeColor="text1" w:themeTint="80"/>
+          <w:lang w:val="en-IN"/>
+        </w:rPr>
+      </w:pPr>
+      <w:r>
+        <w:rPr>
+          <w:rFonts w:ascii="Aptos Display" w:eastAsia="Aptos Display" w:hAnsi="Aptos Display" w:cs="Aptos Display"/>
+          <w:b/>
+          <w:bCs/>
+          <w:i/>
+          <w:iCs/>
+          <w:color w:val="7F7F7F" w:themeColor="text1" w:themeTint="80"/>
+          <w:lang w:val="en-IN"/>
+        </w:rPr>
+        <w:t xml:space="preserve">Planned Tasks: Finalize project idea </w:t>
+      </w:r>
+    </w:p>
+    <w:p>
+      <w:pPr>
         <w:numPr>
           <w:ilvl w:val="0"/>
-          <w:numId w:val="2"/>
+          <w:numId w:val="3"/>
         </w:numPr>
-        <w:bidi w:val="0"/>
-        <w:spacing w:before="0" w:beforeAutospacing="off" w:after="0" w:afterAutospacing="off"/>
-        <w:rPr>
-          <w:rFonts w:ascii="Aptos Display" w:hAnsi="Aptos Display" w:eastAsia="Aptos Display" w:cs="Aptos Display"/>
-          <w:i w:val="1"/>
-          <w:iCs w:val="1"/>
-          <w:noProof w:val="0"/>
-          <w:color w:val="7F7F7F" w:themeColor="text1" w:themeTint="80" w:themeShade="FF"/>
-          <w:sz w:val="24"/>
-          <w:szCs w:val="24"/>
-          <w:lang w:val="en-US"/>
-        </w:rPr>
-      </w:pPr>
-      <w:r>
-        <w:rPr>
-          <w:rFonts w:ascii="Aptos Display" w:hAnsi="Aptos Display" w:eastAsia="Aptos Display" w:cs="Aptos Display"/>
-          <w:i w:val="1"/>
-          <w:iCs w:val="1"/>
-          <w:noProof w:val="0"/>
-          <w:color w:val="7F7F7F" w:themeColor="text1" w:themeTint="80" w:themeShade="FF"/>
-          <w:sz w:val="24"/>
-          <w:szCs w:val="24"/>
-          <w:lang w:val="en-US"/>
-        </w:rPr>
-        <w:t xml:space="preserve">Completed Tasks: </w:t>
-      </w:r>
-    </w:p>
-    <w:p xmlns:wp14="http://schemas.microsoft.com/office/word/2010/wordml" wp14:paraId="32418798" wp14:textId="7FB75244">
-      <w:pPr>
-        <w:pStyle w:val="ListParagraph"/>
+        <w:spacing w:before="240" w:after="240"/>
+        <w:rPr>
+          <w:rFonts w:ascii="Aptos Display" w:eastAsia="Aptos Display" w:hAnsi="Aptos Display" w:cs="Aptos Display"/>
+          <w:b/>
+          <w:bCs/>
+          <w:i/>
+          <w:iCs/>
+          <w:color w:val="7F7F7F" w:themeColor="text1" w:themeTint="80"/>
+          <w:lang w:val="en-IN"/>
+        </w:rPr>
+      </w:pPr>
+      <w:r>
+        <w:rPr>
+          <w:rFonts w:ascii="Aptos Display" w:eastAsia="Aptos Display" w:hAnsi="Aptos Display" w:cs="Aptos Display"/>
+          <w:b/>
+          <w:bCs/>
+          <w:i/>
+          <w:iCs/>
+          <w:color w:val="7F7F7F" w:themeColor="text1" w:themeTint="80"/>
+          <w:lang w:val="en-IN"/>
+        </w:rPr>
+        <w:t xml:space="preserve">Completed Tasks: Decided to build spider robot and got approval </w:t>
+      </w:r>
+    </w:p>
+    <w:p>
+      <w:pPr>
         <w:numPr>
           <w:ilvl w:val="0"/>
-          <w:numId w:val="2"/>
+          <w:numId w:val="3"/>
         </w:numPr>
-        <w:bidi w:val="0"/>
-        <w:spacing w:before="0" w:beforeAutospacing="off" w:after="0" w:afterAutospacing="off"/>
-        <w:rPr>
-          <w:rFonts w:ascii="Aptos Display" w:hAnsi="Aptos Display" w:eastAsia="Aptos Display" w:cs="Aptos Display"/>
-          <w:i w:val="1"/>
-          <w:iCs w:val="1"/>
-          <w:noProof w:val="0"/>
-          <w:color w:val="7F7F7F" w:themeColor="text1" w:themeTint="80" w:themeShade="FF"/>
-          <w:sz w:val="24"/>
-          <w:szCs w:val="24"/>
-          <w:lang w:val="en-US"/>
-        </w:rPr>
-      </w:pPr>
-      <w:r>
-        <w:rPr>
-          <w:rFonts w:ascii="Aptos Display" w:hAnsi="Aptos Display" w:eastAsia="Aptos Display" w:cs="Aptos Display"/>
-          <w:i w:val="1"/>
-          <w:iCs w:val="1"/>
-          <w:noProof w:val="0"/>
-          <w:color w:val="7F7F7F" w:themeColor="text1" w:themeTint="80" w:themeShade="FF"/>
-          <w:sz w:val="24"/>
-          <w:szCs w:val="24"/>
-          <w:lang w:val="en-US"/>
-        </w:rPr>
-        <w:t xml:space="preserve">Challenges Faced: </w:t>
-      </w:r>
-    </w:p>
-    <w:p xmlns:wp14="http://schemas.microsoft.com/office/word/2010/wordml" wp14:paraId="7DC80D95" wp14:textId="65C1AA4A">
-      <w:pPr>
-        <w:pStyle w:val="ListParagraph"/>
+        <w:spacing w:before="240" w:after="240"/>
+        <w:rPr>
+          <w:rFonts w:ascii="Aptos Display" w:eastAsia="Aptos Display" w:hAnsi="Aptos Display" w:cs="Aptos Display"/>
+          <w:b/>
+          <w:bCs/>
+          <w:i/>
+          <w:iCs/>
+          <w:color w:val="7F7F7F" w:themeColor="text1" w:themeTint="80"/>
+          <w:lang w:val="en-IN"/>
+        </w:rPr>
+      </w:pPr>
+      <w:r>
+        <w:rPr>
+          <w:rFonts w:ascii="Aptos Display" w:eastAsia="Aptos Display" w:hAnsi="Aptos Display" w:cs="Aptos Display"/>
+          <w:b/>
+          <w:bCs/>
+          <w:i/>
+          <w:iCs/>
+          <w:color w:val="7F7F7F" w:themeColor="text1" w:themeTint="80"/>
+          <w:lang w:val="en-IN"/>
+        </w:rPr>
+        <w:t xml:space="preserve">Challenges Faced: Choosing between multiple project ideas </w:t>
+      </w:r>
+    </w:p>
+    <w:p>
+      <w:pPr>
         <w:numPr>
           <w:ilvl w:val="0"/>
-          <w:numId w:val="2"/>
+          <w:numId w:val="3"/>
         </w:numPr>
-        <w:bidi w:val="0"/>
-        <w:spacing w:before="0" w:beforeAutospacing="off" w:after="0" w:afterAutospacing="off"/>
-        <w:rPr>
-          <w:rFonts w:ascii="Aptos Display" w:hAnsi="Aptos Display" w:eastAsia="Aptos Display" w:cs="Aptos Display"/>
-          <w:i w:val="1"/>
-          <w:iCs w:val="1"/>
-          <w:noProof w:val="0"/>
-          <w:color w:val="7F7F7F" w:themeColor="text1" w:themeTint="80" w:themeShade="FF"/>
-          <w:sz w:val="24"/>
-          <w:szCs w:val="24"/>
-          <w:lang w:val="en-US"/>
-        </w:rPr>
-      </w:pPr>
-      <w:r>
-        <w:rPr>
-          <w:rFonts w:ascii="Aptos Display" w:hAnsi="Aptos Display" w:eastAsia="Aptos Display" w:cs="Aptos Display"/>
-          <w:i w:val="1"/>
-          <w:iCs w:val="1"/>
-          <w:noProof w:val="0"/>
-          <w:color w:val="7F7F7F" w:themeColor="text1" w:themeTint="80" w:themeShade="FF"/>
-          <w:sz w:val="24"/>
-          <w:szCs w:val="24"/>
-          <w:lang w:val="en-US"/>
-        </w:rPr>
-        <w:t xml:space="preserve">Solutions: </w:t>
-      </w:r>
-    </w:p>
-    <w:p xmlns:wp14="http://schemas.microsoft.com/office/word/2010/wordml" wp14:paraId="2C2D9B22" wp14:textId="4FBA613A">
-      <w:pPr>
-        <w:pStyle w:val="ListParagraph"/>
+        <w:spacing w:before="240" w:after="240"/>
+        <w:rPr>
+          <w:rFonts w:ascii="Aptos Display" w:eastAsia="Aptos Display" w:hAnsi="Aptos Display" w:cs="Aptos Display"/>
+          <w:b/>
+          <w:bCs/>
+          <w:i/>
+          <w:iCs/>
+          <w:color w:val="7F7F7F" w:themeColor="text1" w:themeTint="80"/>
+          <w:lang w:val="en-IN"/>
+        </w:rPr>
+      </w:pPr>
+      <w:r>
+        <w:rPr>
+          <w:rFonts w:ascii="Aptos Display" w:eastAsia="Aptos Display" w:hAnsi="Aptos Display" w:cs="Aptos Display"/>
+          <w:b/>
+          <w:bCs/>
+          <w:i/>
+          <w:iCs/>
+          <w:color w:val="7F7F7F" w:themeColor="text1" w:themeTint="80"/>
+          <w:lang w:val="en-IN"/>
+        </w:rPr>
+        <w:t xml:space="preserve">Solutions: Selected a project that balances complexity and feasibility </w:t>
+      </w:r>
+    </w:p>
+    <w:p>
+      <w:pPr>
         <w:numPr>
           <w:ilvl w:val="0"/>
-          <w:numId w:val="2"/>
+          <w:numId w:val="3"/>
         </w:numPr>
-        <w:bidi w:val="0"/>
-        <w:spacing w:before="0" w:beforeAutospacing="off" w:after="0" w:afterAutospacing="off"/>
-        <w:rPr>
-          <w:rFonts w:ascii="Aptos Display" w:hAnsi="Aptos Display" w:eastAsia="Aptos Display" w:cs="Aptos Display"/>
-          <w:i w:val="1"/>
-          <w:iCs w:val="1"/>
-          <w:noProof w:val="0"/>
-          <w:color w:val="7F7F7F" w:themeColor="text1" w:themeTint="80" w:themeShade="FF"/>
-          <w:sz w:val="24"/>
-          <w:szCs w:val="24"/>
-          <w:lang w:val="en-US"/>
-        </w:rPr>
-      </w:pPr>
-      <w:r>
-        <w:rPr>
-          <w:rFonts w:ascii="Aptos Display" w:hAnsi="Aptos Display" w:eastAsia="Aptos Display" w:cs="Aptos Display"/>
-          <w:i w:val="1"/>
-          <w:iCs w:val="1"/>
-          <w:noProof w:val="0"/>
-          <w:color w:val="7F7F7F" w:themeColor="text1" w:themeTint="80" w:themeShade="FF"/>
-          <w:sz w:val="24"/>
-          <w:szCs w:val="24"/>
-          <w:lang w:val="en-US"/>
-        </w:rPr>
-        <w:t xml:space="preserve">Next Steps: </w:t>
-      </w:r>
-    </w:p>
-    <w:p xmlns:wp14="http://schemas.microsoft.com/office/word/2010/wordml" wp14:paraId="27AEB112" wp14:textId="5BE94708">
-      <w:pPr>
-        <w:bidi w:val="0"/>
-        <w:spacing w:before="240" w:beforeAutospacing="off" w:after="240" w:afterAutospacing="off"/>
-        <w:rPr>
-          <w:rFonts w:ascii="Aptos Display" w:hAnsi="Aptos Display" w:eastAsia="Aptos Display" w:cs="Aptos Display"/>
-          <w:i w:val="1"/>
-          <w:iCs w:val="1"/>
-          <w:noProof w:val="0"/>
-          <w:color w:val="7F7F7F" w:themeColor="text1" w:themeTint="80" w:themeShade="FF"/>
-          <w:sz w:val="24"/>
-          <w:szCs w:val="24"/>
-          <w:lang w:val="en-US"/>
-        </w:rPr>
-      </w:pPr>
-      <w:r>
-        <w:rPr>
-          <w:rFonts w:ascii="Aptos Display" w:hAnsi="Aptos Display" w:eastAsia="Aptos Display" w:cs="Aptos Display"/>
-          <w:i w:val="1"/>
-          <w:iCs w:val="1"/>
-          <w:noProof w:val="0"/>
-          <w:color w:val="7F7F7F" w:themeColor="text1" w:themeTint="80" w:themeShade="FF"/>
-          <w:sz w:val="24"/>
-          <w:szCs w:val="24"/>
-          <w:lang w:val="en-US"/>
-        </w:rPr>
-        <w:t xml:space="preserve">👉 </w:t>
-      </w:r>
-      <w:r>
-        <w:rPr>
-          <w:rFonts w:ascii="Aptos Display" w:hAnsi="Aptos Display" w:eastAsia="Aptos Display" w:cs="Aptos Display"/>
-          <w:i w:val="1"/>
-          <w:iCs w:val="1"/>
-          <w:noProof w:val="0"/>
-          <w:color w:val="7F7F7F" w:themeColor="text1" w:themeTint="80" w:themeShade="FF"/>
-          <w:sz w:val="24"/>
-          <w:szCs w:val="24"/>
-          <w:lang w:val="en-US"/>
-        </w:rPr>
-        <w:t>Encourage honesty here—failures are important learning</w:t>
-      </w:r>
-    </w:p>
-    <w:p xmlns:wp14="http://schemas.microsoft.com/office/word/2010/wordml" wp14:paraId="2C078E63" wp14:textId="21503E0A"/>
+        <w:spacing w:before="240" w:after="240"/>
+        <w:rPr>
+          <w:rFonts w:ascii="Aptos Display" w:eastAsia="Aptos Display" w:hAnsi="Aptos Display" w:cs="Aptos Display"/>
+          <w:b/>
+          <w:bCs/>
+          <w:i/>
+          <w:iCs/>
+          <w:color w:val="7F7F7F" w:themeColor="text1" w:themeTint="80"/>
+          <w:lang w:val="en-IN"/>
+        </w:rPr>
+      </w:pPr>
+      <w:r>
+        <w:rPr>
+          <w:rFonts w:ascii="Aptos Display" w:eastAsia="Aptos Display" w:hAnsi="Aptos Display" w:cs="Aptos Display"/>
+          <w:b/>
+          <w:bCs/>
+          <w:i/>
+          <w:iCs/>
+          <w:color w:val="7F7F7F" w:themeColor="text1" w:themeTint="80"/>
+          <w:lang w:val="en-IN"/>
+        </w:rPr>
+        <w:t xml:space="preserve">Next Steps: Research components and design </w:t>
+      </w:r>
+    </w:p>
+    <w:p>
+      <w:pPr>
+        <w:spacing w:before="240" w:after="240"/>
+        <w:rPr>
+          <w:rFonts w:ascii="Aptos Display" w:eastAsia="Aptos Display" w:hAnsi="Aptos Display" w:cs="Aptos Display"/>
+          <w:b/>
+          <w:bCs/>
+          <w:i/>
+          <w:iCs/>
+          <w:color w:val="7F7F7F" w:themeColor="text1" w:themeTint="80"/>
+          <w:lang w:val="en-IN"/>
+        </w:rPr>
+      </w:pPr>
+      <w:r>
+        <w:rPr>
+          <w:rFonts w:ascii="Aptos Display" w:eastAsia="Aptos Display" w:hAnsi="Aptos Display" w:cs="Aptos Display"/>
+          <w:b/>
+          <w:bCs/>
+          <w:i/>
+          <w:iCs/>
+          <w:color w:val="7F7F7F" w:themeColor="text1" w:themeTint="80"/>
+          <w:lang w:val="en-IN"/>
+        </w:rPr>
+        <w:lastRenderedPageBreak/>
+        <w:pict w14:anchorId="15317BE3">
+          <v:rect id="_x0000_i1043" style="width:0;height:1.5pt" o:hralign="center" o:hrstd="t" o:hr="t" fillcolor="#a0a0a0" stroked="f"/>
+        </w:pict>
+      </w:r>
+    </w:p>
+    <w:p>
+      <w:pPr>
+        <w:spacing w:before="240" w:after="240"/>
+        <w:rPr>
+          <w:rFonts w:ascii="Aptos Display" w:eastAsia="Aptos Display" w:hAnsi="Aptos Display" w:cs="Aptos Display"/>
+          <w:b/>
+          <w:bCs/>
+          <w:i/>
+          <w:iCs/>
+          <w:color w:val="7F7F7F" w:themeColor="text1" w:themeTint="80"/>
+          <w:lang w:val="en-IN"/>
+        </w:rPr>
+      </w:pPr>
+      <w:r>
+        <w:rPr>
+          <w:rFonts w:ascii="Aptos Display" w:eastAsia="Aptos Display" w:hAnsi="Aptos Display" w:cs="Aptos Display"/>
+          <w:b/>
+          <w:bCs/>
+          <w:i/>
+          <w:iCs/>
+          <w:color w:val="7F7F7F" w:themeColor="text1" w:themeTint="80"/>
+          <w:lang w:val="en-IN"/>
+        </w:rPr>
+        <w:t>Week 1</w:t>
+      </w:r>
+    </w:p>
+    <w:p>
+      <w:pPr>
+        <w:numPr>
+          <w:ilvl w:val="0"/>
+          <w:numId w:val="4"/>
+        </w:numPr>
+        <w:spacing w:before="240" w:after="240"/>
+        <w:rPr>
+          <w:rFonts w:ascii="Aptos Display" w:eastAsia="Aptos Display" w:hAnsi="Aptos Display" w:cs="Aptos Display"/>
+          <w:b/>
+          <w:bCs/>
+          <w:i/>
+          <w:iCs/>
+          <w:color w:val="7F7F7F" w:themeColor="text1" w:themeTint="80"/>
+          <w:lang w:val="en-IN"/>
+        </w:rPr>
+      </w:pPr>
+      <w:r>
+        <w:rPr>
+          <w:rFonts w:ascii="Aptos Display" w:eastAsia="Aptos Display" w:hAnsi="Aptos Display" w:cs="Aptos Display"/>
+          <w:b/>
+          <w:bCs/>
+          <w:i/>
+          <w:iCs/>
+          <w:color w:val="7F7F7F" w:themeColor="text1" w:themeTint="80"/>
+          <w:lang w:val="en-IN"/>
+        </w:rPr>
+        <w:t xml:space="preserve">Planned Tasks: Identify components and understand system </w:t>
+      </w:r>
+    </w:p>
+    <w:p>
+      <w:pPr>
+        <w:numPr>
+          <w:ilvl w:val="0"/>
+          <w:numId w:val="4"/>
+        </w:numPr>
+        <w:spacing w:before="240" w:after="240"/>
+        <w:rPr>
+          <w:rFonts w:ascii="Aptos Display" w:eastAsia="Aptos Display" w:hAnsi="Aptos Display" w:cs="Aptos Display"/>
+          <w:b/>
+          <w:bCs/>
+          <w:i/>
+          <w:iCs/>
+          <w:color w:val="7F7F7F" w:themeColor="text1" w:themeTint="80"/>
+          <w:lang w:val="en-IN"/>
+        </w:rPr>
+      </w:pPr>
+      <w:r>
+        <w:rPr>
+          <w:rFonts w:ascii="Aptos Display" w:eastAsia="Aptos Display" w:hAnsi="Aptos Display" w:cs="Aptos Display"/>
+          <w:b/>
+          <w:bCs/>
+          <w:i/>
+          <w:iCs/>
+          <w:color w:val="7F7F7F" w:themeColor="text1" w:themeTint="80"/>
+          <w:lang w:val="en-IN"/>
+        </w:rPr>
+        <w:t xml:space="preserve">Completed Tasks: Selected ESP32, PCA9685, servos, ultrasonic sensor </w:t>
+      </w:r>
+    </w:p>
+    <w:p>
+      <w:pPr>
+        <w:numPr>
+          <w:ilvl w:val="0"/>
+          <w:numId w:val="4"/>
+        </w:numPr>
+        <w:spacing w:before="240" w:after="240"/>
+        <w:rPr>
+          <w:rFonts w:ascii="Aptos Display" w:eastAsia="Aptos Display" w:hAnsi="Aptos Display" w:cs="Aptos Display"/>
+          <w:b/>
+          <w:bCs/>
+          <w:i/>
+          <w:iCs/>
+          <w:color w:val="7F7F7F" w:themeColor="text1" w:themeTint="80"/>
+          <w:lang w:val="en-IN"/>
+        </w:rPr>
+      </w:pPr>
+      <w:r>
+        <w:rPr>
+          <w:rFonts w:ascii="Aptos Display" w:eastAsia="Aptos Display" w:hAnsi="Aptos Display" w:cs="Aptos Display"/>
+          <w:b/>
+          <w:bCs/>
+          <w:i/>
+          <w:iCs/>
+          <w:color w:val="7F7F7F" w:themeColor="text1" w:themeTint="80"/>
+          <w:lang w:val="en-IN"/>
+        </w:rPr>
+        <w:t xml:space="preserve">Challenges Faced: Understanding how multiple servos will be controlled </w:t>
+      </w:r>
+    </w:p>
+    <w:p>
+      <w:pPr>
+        <w:numPr>
+          <w:ilvl w:val="0"/>
+          <w:numId w:val="4"/>
+        </w:numPr>
+        <w:spacing w:before="240" w:after="240"/>
+        <w:rPr>
+          <w:rFonts w:ascii="Aptos Display" w:eastAsia="Aptos Display" w:hAnsi="Aptos Display" w:cs="Aptos Display"/>
+          <w:b/>
+          <w:bCs/>
+          <w:i/>
+          <w:iCs/>
+          <w:color w:val="7F7F7F" w:themeColor="text1" w:themeTint="80"/>
+          <w:lang w:val="en-IN"/>
+        </w:rPr>
+      </w:pPr>
+      <w:r>
+        <w:rPr>
+          <w:rFonts w:ascii="Aptos Display" w:eastAsia="Aptos Display" w:hAnsi="Aptos Display" w:cs="Aptos Display"/>
+          <w:b/>
+          <w:bCs/>
+          <w:i/>
+          <w:iCs/>
+          <w:color w:val="7F7F7F" w:themeColor="text1" w:themeTint="80"/>
+          <w:lang w:val="en-IN"/>
+        </w:rPr>
+        <w:t xml:space="preserve">Solutions: Learned about PCA9685 servo driver </w:t>
+      </w:r>
+    </w:p>
+    <w:p>
+      <w:pPr>
+        <w:numPr>
+          <w:ilvl w:val="0"/>
+          <w:numId w:val="4"/>
+        </w:numPr>
+        <w:spacing w:before="240" w:after="240"/>
+        <w:rPr>
+          <w:rFonts w:ascii="Aptos Display" w:eastAsia="Aptos Display" w:hAnsi="Aptos Display" w:cs="Aptos Display"/>
+          <w:b/>
+          <w:bCs/>
+          <w:i/>
+          <w:iCs/>
+          <w:color w:val="7F7F7F" w:themeColor="text1" w:themeTint="80"/>
+          <w:lang w:val="en-IN"/>
+        </w:rPr>
+      </w:pPr>
+      <w:r>
+        <w:rPr>
+          <w:rFonts w:ascii="Aptos Display" w:eastAsia="Aptos Display" w:hAnsi="Aptos Display" w:cs="Aptos Display"/>
+          <w:b/>
+          <w:bCs/>
+          <w:i/>
+          <w:iCs/>
+          <w:color w:val="7F7F7F" w:themeColor="text1" w:themeTint="80"/>
+          <w:lang w:val="en-IN"/>
+        </w:rPr>
+        <w:t xml:space="preserve">Next Steps: Order components and prepare design files </w:t>
+      </w:r>
+    </w:p>
+    <w:p>
+      <w:pPr>
+        <w:spacing w:before="240" w:after="240"/>
+        <w:rPr>
+          <w:rFonts w:ascii="Aptos Display" w:eastAsia="Aptos Display" w:hAnsi="Aptos Display" w:cs="Aptos Display"/>
+          <w:b/>
+          <w:bCs/>
+          <w:i/>
+          <w:iCs/>
+          <w:color w:val="7F7F7F" w:themeColor="text1" w:themeTint="80"/>
+          <w:lang w:val="en-IN"/>
+        </w:rPr>
+      </w:pPr>
+      <w:r>
+        <w:rPr>
+          <w:rFonts w:ascii="Aptos Display" w:eastAsia="Aptos Display" w:hAnsi="Aptos Display" w:cs="Aptos Display"/>
+          <w:b/>
+          <w:bCs/>
+          <w:i/>
+          <w:iCs/>
+          <w:color w:val="7F7F7F" w:themeColor="text1" w:themeTint="80"/>
+          <w:lang w:val="en-IN"/>
+        </w:rPr>
+        <w:pict w14:anchorId="266A6A04">
+          <v:rect id="_x0000_i1044" style="width:0;height:1.5pt" o:hralign="center" o:hrstd="t" o:hr="t" fillcolor="#a0a0a0" stroked="f"/>
+        </w:pict>
+      </w:r>
+    </w:p>
+    <w:p>
+      <w:pPr>
+        <w:spacing w:before="240" w:after="240"/>
+        <w:rPr>
+          <w:rFonts w:ascii="Aptos Display" w:eastAsia="Aptos Display" w:hAnsi="Aptos Display" w:cs="Aptos Display"/>
+          <w:b/>
+          <w:bCs/>
+          <w:i/>
+          <w:iCs/>
+          <w:color w:val="7F7F7F" w:themeColor="text1" w:themeTint="80"/>
+          <w:lang w:val="en-IN"/>
+        </w:rPr>
+      </w:pPr>
+      <w:r>
+        <w:rPr>
+          <w:rFonts w:ascii="Aptos Display" w:eastAsia="Aptos Display" w:hAnsi="Aptos Display" w:cs="Aptos Display"/>
+          <w:b/>
+          <w:bCs/>
+          <w:i/>
+          <w:iCs/>
+          <w:color w:val="7F7F7F" w:themeColor="text1" w:themeTint="80"/>
+          <w:lang w:val="en-IN"/>
+        </w:rPr>
+        <w:t>Week 2</w:t>
+      </w:r>
+    </w:p>
+    <w:p>
+      <w:pPr>
+        <w:numPr>
+          <w:ilvl w:val="0"/>
+          <w:numId w:val="5"/>
+        </w:numPr>
+        <w:spacing w:before="240" w:after="240"/>
+        <w:rPr>
+          <w:rFonts w:ascii="Aptos Display" w:eastAsia="Aptos Display" w:hAnsi="Aptos Display" w:cs="Aptos Display"/>
+          <w:b/>
+          <w:bCs/>
+          <w:i/>
+          <w:iCs/>
+          <w:color w:val="7F7F7F" w:themeColor="text1" w:themeTint="80"/>
+          <w:lang w:val="en-IN"/>
+        </w:rPr>
+      </w:pPr>
+      <w:r>
+        <w:rPr>
+          <w:rFonts w:ascii="Aptos Display" w:eastAsia="Aptos Display" w:hAnsi="Aptos Display" w:cs="Aptos Display"/>
+          <w:b/>
+          <w:bCs/>
+          <w:i/>
+          <w:iCs/>
+          <w:color w:val="7F7F7F" w:themeColor="text1" w:themeTint="80"/>
+          <w:lang w:val="en-IN"/>
+        </w:rPr>
+        <w:t xml:space="preserve">Planned Tasks: Start 3D printing and assembly </w:t>
+      </w:r>
+    </w:p>
+    <w:p>
+      <w:pPr>
+        <w:numPr>
+          <w:ilvl w:val="0"/>
+          <w:numId w:val="5"/>
+        </w:numPr>
+        <w:spacing w:before="240" w:after="240"/>
+        <w:rPr>
+          <w:rFonts w:ascii="Aptos Display" w:eastAsia="Aptos Display" w:hAnsi="Aptos Display" w:cs="Aptos Display"/>
+          <w:b/>
+          <w:bCs/>
+          <w:i/>
+          <w:iCs/>
+          <w:color w:val="7F7F7F" w:themeColor="text1" w:themeTint="80"/>
+          <w:lang w:val="en-IN"/>
+        </w:rPr>
+      </w:pPr>
+      <w:r>
+        <w:rPr>
+          <w:rFonts w:ascii="Aptos Display" w:eastAsia="Aptos Display" w:hAnsi="Aptos Display" w:cs="Aptos Display"/>
+          <w:b/>
+          <w:bCs/>
+          <w:i/>
+          <w:iCs/>
+          <w:color w:val="7F7F7F" w:themeColor="text1" w:themeTint="80"/>
+          <w:lang w:val="en-IN"/>
+        </w:rPr>
+        <w:t xml:space="preserve">Completed Tasks: Downloaded design files and started printing </w:t>
+      </w:r>
+    </w:p>
+    <w:p>
+      <w:pPr>
+        <w:numPr>
+          <w:ilvl w:val="0"/>
+          <w:numId w:val="5"/>
+        </w:numPr>
+        <w:spacing w:before="240" w:after="240"/>
+        <w:rPr>
+          <w:rFonts w:ascii="Aptos Display" w:eastAsia="Aptos Display" w:hAnsi="Aptos Display" w:cs="Aptos Display"/>
+          <w:b/>
+          <w:bCs/>
+          <w:i/>
+          <w:iCs/>
+          <w:color w:val="7F7F7F" w:themeColor="text1" w:themeTint="80"/>
+          <w:lang w:val="en-IN"/>
+        </w:rPr>
+      </w:pPr>
+      <w:r>
+        <w:rPr>
+          <w:rFonts w:ascii="Aptos Display" w:eastAsia="Aptos Display" w:hAnsi="Aptos Display" w:cs="Aptos Display"/>
+          <w:b/>
+          <w:bCs/>
+          <w:i/>
+          <w:iCs/>
+          <w:color w:val="7F7F7F" w:themeColor="text1" w:themeTint="80"/>
+          <w:lang w:val="en-IN"/>
+        </w:rPr>
+        <w:t xml:space="preserve">Challenges Faced: Understanding assembly and part orientation </w:t>
+      </w:r>
+    </w:p>
+    <w:p>
+      <w:pPr>
+        <w:numPr>
+          <w:ilvl w:val="0"/>
+          <w:numId w:val="5"/>
+        </w:numPr>
+        <w:spacing w:before="240" w:after="240"/>
+        <w:rPr>
+          <w:rFonts w:ascii="Aptos Display" w:eastAsia="Aptos Display" w:hAnsi="Aptos Display" w:cs="Aptos Display"/>
+          <w:b/>
+          <w:bCs/>
+          <w:i/>
+          <w:iCs/>
+          <w:color w:val="7F7F7F" w:themeColor="text1" w:themeTint="80"/>
+          <w:lang w:val="en-IN"/>
+        </w:rPr>
+      </w:pPr>
+      <w:r>
+        <w:rPr>
+          <w:rFonts w:ascii="Aptos Display" w:eastAsia="Aptos Display" w:hAnsi="Aptos Display" w:cs="Aptos Display"/>
+          <w:b/>
+          <w:bCs/>
+          <w:i/>
+          <w:iCs/>
+          <w:color w:val="7F7F7F" w:themeColor="text1" w:themeTint="80"/>
+          <w:lang w:val="en-IN"/>
+        </w:rPr>
+        <w:t xml:space="preserve">Solutions: Referenced online guides and adjusted approach </w:t>
+      </w:r>
+    </w:p>
+    <w:p>
+      <w:pPr>
+        <w:numPr>
+          <w:ilvl w:val="0"/>
+          <w:numId w:val="5"/>
+        </w:numPr>
+        <w:spacing w:before="240" w:after="240"/>
+        <w:rPr>
+          <w:rFonts w:ascii="Aptos Display" w:eastAsia="Aptos Display" w:hAnsi="Aptos Display" w:cs="Aptos Display"/>
+          <w:b/>
+          <w:bCs/>
+          <w:i/>
+          <w:iCs/>
+          <w:color w:val="7F7F7F" w:themeColor="text1" w:themeTint="80"/>
+          <w:lang w:val="en-IN"/>
+        </w:rPr>
+      </w:pPr>
+      <w:r>
+        <w:rPr>
+          <w:rFonts w:ascii="Aptos Display" w:eastAsia="Aptos Display" w:hAnsi="Aptos Display" w:cs="Aptos Display"/>
+          <w:b/>
+          <w:bCs/>
+          <w:i/>
+          <w:iCs/>
+          <w:color w:val="7F7F7F" w:themeColor="text1" w:themeTint="80"/>
+          <w:lang w:val="en-IN"/>
+        </w:rPr>
+        <w:t xml:space="preserve">Next Steps: Complete assembly and start wiring </w:t>
+      </w:r>
+    </w:p>
+    <w:p>
+      <w:pPr>
+        <w:spacing w:before="240" w:after="240"/>
+        <w:rPr>
+          <w:rFonts w:ascii="Aptos Display" w:eastAsia="Aptos Display" w:hAnsi="Aptos Display" w:cs="Aptos Display"/>
+          <w:b/>
+          <w:bCs/>
+          <w:i/>
+          <w:iCs/>
+          <w:color w:val="7F7F7F" w:themeColor="text1" w:themeTint="80"/>
+          <w:lang w:val="en-IN"/>
+        </w:rPr>
+      </w:pPr>
+      <w:r>
+        <w:rPr>
+          <w:rFonts w:ascii="Aptos Display" w:eastAsia="Aptos Display" w:hAnsi="Aptos Display" w:cs="Aptos Display"/>
+          <w:b/>
+          <w:bCs/>
+          <w:i/>
+          <w:iCs/>
+          <w:color w:val="7F7F7F" w:themeColor="text1" w:themeTint="80"/>
+          <w:lang w:val="en-IN"/>
+        </w:rPr>
+        <w:pict w14:anchorId="5B71D7EB">
+          <v:rect id="_x0000_i1045" style="width:0;height:1.5pt" o:hralign="center" o:hrstd="t" o:hr="t" fillcolor="#a0a0a0" stroked="f"/>
+        </w:pict>
+      </w:r>
+    </w:p>
+    <w:p>
+      <w:pPr>
+        <w:spacing w:before="240" w:after="240"/>
+        <w:rPr>
+          <w:rFonts w:ascii="Aptos Display" w:eastAsia="Aptos Display" w:hAnsi="Aptos Display" w:cs="Aptos Display"/>
+          <w:b/>
+          <w:bCs/>
+          <w:i/>
+          <w:iCs/>
+          <w:color w:val="7F7F7F" w:themeColor="text1" w:themeTint="80"/>
+          <w:lang w:val="en-IN"/>
+        </w:rPr>
+      </w:pPr>
+      <w:r>
+        <w:rPr>
+          <w:rFonts w:ascii="Aptos Display" w:eastAsia="Aptos Display" w:hAnsi="Aptos Display" w:cs="Aptos Display"/>
+          <w:b/>
+          <w:bCs/>
+          <w:i/>
+          <w:iCs/>
+          <w:color w:val="7F7F7F" w:themeColor="text1" w:themeTint="80"/>
+          <w:lang w:val="en-IN"/>
+        </w:rPr>
+        <w:t>Week 3</w:t>
+      </w:r>
+    </w:p>
+    <w:p>
+      <w:pPr>
+        <w:numPr>
+          <w:ilvl w:val="0"/>
+          <w:numId w:val="6"/>
+        </w:numPr>
+        <w:spacing w:before="240" w:after="240"/>
+        <w:rPr>
+          <w:rFonts w:ascii="Aptos Display" w:eastAsia="Aptos Display" w:hAnsi="Aptos Display" w:cs="Aptos Display"/>
+          <w:b/>
+          <w:bCs/>
+          <w:i/>
+          <w:iCs/>
+          <w:color w:val="7F7F7F" w:themeColor="text1" w:themeTint="80"/>
+          <w:lang w:val="en-IN"/>
+        </w:rPr>
+      </w:pPr>
+      <w:r>
+        <w:rPr>
+          <w:rFonts w:ascii="Aptos Display" w:eastAsia="Aptos Display" w:hAnsi="Aptos Display" w:cs="Aptos Display"/>
+          <w:b/>
+          <w:bCs/>
+          <w:i/>
+          <w:iCs/>
+          <w:color w:val="7F7F7F" w:themeColor="text1" w:themeTint="80"/>
+          <w:lang w:val="en-IN"/>
+        </w:rPr>
+        <w:t xml:space="preserve">Planned Tasks: Complete robot and test movement </w:t>
+      </w:r>
+    </w:p>
+    <w:p>
+      <w:pPr>
+        <w:numPr>
+          <w:ilvl w:val="0"/>
+          <w:numId w:val="6"/>
+        </w:numPr>
+        <w:spacing w:before="240" w:after="240"/>
+        <w:rPr>
+          <w:rFonts w:ascii="Aptos Display" w:eastAsia="Aptos Display" w:hAnsi="Aptos Display" w:cs="Aptos Display"/>
+          <w:b/>
+          <w:bCs/>
+          <w:i/>
+          <w:iCs/>
+          <w:color w:val="7F7F7F" w:themeColor="text1" w:themeTint="80"/>
+          <w:lang w:val="en-IN"/>
+        </w:rPr>
+      </w:pPr>
+      <w:r>
+        <w:rPr>
+          <w:rFonts w:ascii="Aptos Display" w:eastAsia="Aptos Display" w:hAnsi="Aptos Display" w:cs="Aptos Display"/>
+          <w:b/>
+          <w:bCs/>
+          <w:i/>
+          <w:iCs/>
+          <w:color w:val="7F7F7F" w:themeColor="text1" w:themeTint="80"/>
+          <w:lang w:val="en-IN"/>
+        </w:rPr>
+        <w:t xml:space="preserve">Completed Tasks: </w:t>
+      </w:r>
+      <w:r>
+        <w:rPr>
+          <w:rFonts w:ascii="Aptos Display" w:eastAsia="Aptos Display" w:hAnsi="Aptos Display" w:cs="Aptos Display"/>
+          <w:b/>
+          <w:bCs/>
+          <w:i/>
+          <w:iCs/>
+          <w:color w:val="7F7F7F" w:themeColor="text1" w:themeTint="80"/>
+          <w:lang w:val="en-IN"/>
+        </w:rPr>
+        <w:t>Robot has been made</w:t>
+      </w:r>
+      <w:r>
+        <w:rPr>
+          <w:rFonts w:ascii="Aptos Display" w:eastAsia="Aptos Display" w:hAnsi="Aptos Display" w:cs="Aptos Display"/>
+          <w:b/>
+          <w:bCs/>
+          <w:i/>
+          <w:iCs/>
+          <w:color w:val="7F7F7F" w:themeColor="text1" w:themeTint="80"/>
+          <w:lang w:val="en-IN"/>
+        </w:rPr>
+        <w:t xml:space="preserve"> </w:t>
+      </w:r>
+    </w:p>
+    <w:p>
+      <w:pPr>
+        <w:numPr>
+          <w:ilvl w:val="0"/>
+          <w:numId w:val="6"/>
+        </w:numPr>
+        <w:spacing w:before="240" w:after="240"/>
+        <w:rPr>
+          <w:rFonts w:ascii="Aptos Display" w:eastAsia="Aptos Display" w:hAnsi="Aptos Display" w:cs="Aptos Display"/>
+          <w:b/>
+          <w:bCs/>
+          <w:i/>
+          <w:iCs/>
+          <w:color w:val="7F7F7F" w:themeColor="text1" w:themeTint="80"/>
+          <w:lang w:val="en-IN"/>
+        </w:rPr>
+      </w:pPr>
+      <w:r>
+        <w:rPr>
+          <w:rFonts w:ascii="Aptos Display" w:eastAsia="Aptos Display" w:hAnsi="Aptos Display" w:cs="Aptos Display"/>
+          <w:b/>
+          <w:bCs/>
+          <w:i/>
+          <w:iCs/>
+          <w:color w:val="7F7F7F" w:themeColor="text1" w:themeTint="80"/>
+          <w:lang w:val="en-IN"/>
+        </w:rPr>
+        <w:t xml:space="preserve">Challenges Faced: </w:t>
+      </w:r>
+      <w:r>
+        <w:rPr>
+          <w:rFonts w:ascii="Aptos Display" w:eastAsia="Aptos Display" w:hAnsi="Aptos Display" w:cs="Aptos Display"/>
+          <w:b/>
+          <w:bCs/>
+          <w:i/>
+          <w:iCs/>
+          <w:color w:val="7F7F7F" w:themeColor="text1" w:themeTint="80"/>
+          <w:lang w:val="en-IN"/>
+        </w:rPr>
+        <w:t xml:space="preserve">Making the servo moters work accordingly </w:t>
+      </w:r>
+    </w:p>
+    <w:p>
+      <w:pPr>
+        <w:numPr>
+          <w:ilvl w:val="0"/>
+          <w:numId w:val="6"/>
+        </w:numPr>
+        <w:spacing w:before="240" w:after="240"/>
+        <w:rPr>
+          <w:rFonts w:ascii="Aptos Display" w:eastAsia="Aptos Display" w:hAnsi="Aptos Display" w:cs="Aptos Display"/>
+          <w:b/>
+          <w:bCs/>
+          <w:i/>
+          <w:iCs/>
+          <w:color w:val="7F7F7F" w:themeColor="text1" w:themeTint="80"/>
+          <w:lang w:val="en-IN"/>
+        </w:rPr>
+      </w:pPr>
+      <w:r>
+        <w:rPr>
+          <w:rFonts w:ascii="Aptos Display" w:eastAsia="Aptos Display" w:hAnsi="Aptos Display" w:cs="Aptos Display"/>
+          <w:b/>
+          <w:bCs/>
+          <w:i/>
+          <w:iCs/>
+          <w:color w:val="7F7F7F" w:themeColor="text1" w:themeTint="80"/>
+          <w:lang w:val="en-IN"/>
+        </w:rPr>
+        <w:t xml:space="preserve">Solutions: (To be updated) </w:t>
+      </w:r>
+    </w:p>
+    <w:p>
+      <w:pPr>
+        <w:numPr>
+          <w:ilvl w:val="0"/>
+          <w:numId w:val="6"/>
+        </w:numPr>
+        <w:spacing w:before="240" w:after="240"/>
+        <w:rPr>
+          <w:rFonts w:ascii="Aptos Display" w:eastAsia="Aptos Display" w:hAnsi="Aptos Display" w:cs="Aptos Display"/>
+          <w:b/>
+          <w:bCs/>
+          <w:i/>
+          <w:iCs/>
+          <w:color w:val="7F7F7F" w:themeColor="text1" w:themeTint="80"/>
+          <w:lang w:val="en-IN"/>
+        </w:rPr>
+      </w:pPr>
+      <w:r>
+        <w:rPr>
+          <w:rFonts w:ascii="Aptos Display" w:eastAsia="Aptos Display" w:hAnsi="Aptos Display" w:cs="Aptos Display"/>
+          <w:b/>
+          <w:bCs/>
+          <w:i/>
+          <w:iCs/>
+          <w:color w:val="7F7F7F" w:themeColor="text1" w:themeTint="80"/>
+          <w:lang w:val="en-IN"/>
+        </w:rPr>
+        <w:t>Next Steps: Final testing and improvements</w:t>
+      </w:r>
+    </w:p>
+    <w:p>
+      <w:pPr>
+        <w:spacing w:before="240" w:after="240"/>
+        <w:rPr>
+          <w:rFonts w:ascii="Aptos Display" w:eastAsia="Aptos Display" w:hAnsi="Aptos Display" w:cs="Aptos Display"/>
+          <w:i/>
+          <w:iCs/>
+          <w:color w:val="7F7F7F" w:themeColor="text1" w:themeTint="80"/>
+        </w:rPr>
+      </w:pPr>
+      <w:r>
+        <w:rPr>
+          <w:rFonts w:ascii="Segoe UI Emoji" w:eastAsia="Aptos Display" w:hAnsi="Segoe UI Emoji" w:cs="Segoe UI Emoji"/>
+          <w:i/>
+          <w:iCs/>
+          <w:color w:val="7F7F7F" w:themeColor="text1" w:themeTint="80"/>
+        </w:rPr>
+        <w:t>👉</w:t>
+      </w:r>
+      <w:r>
+        <w:rPr>
+          <w:rFonts w:ascii="Aptos Display" w:eastAsia="Aptos Display" w:hAnsi="Aptos Display" w:cs="Aptos Display"/>
+          <w:i/>
+          <w:iCs/>
+          <w:color w:val="7F7F7F" w:themeColor="text1" w:themeTint="80"/>
+        </w:rPr>
+        <w:t xml:space="preserve"> Encourage honesty here—failures are important learning</w:t>
+      </w:r>
+    </w:p>
+    <w:p/>
     <w:sectPr>
-      <w:pgSz w:w="12240" w:h="15840" w:orient="portrait"/>
+      <w:pgSz w:w="12240" w:h="15840"/>
       <w:pgMar w:top="1440" w:right="1440" w:bottom="1440" w:left="1440" w:header="720" w:footer="720" w:gutter="0"/>
       <w:cols w:space="720"/>
       <w:docGrid w:linePitch="360"/>
@@ -967,107 +2175,704 @@
 </file>
 
 <file path=word/numbering.xml><?xml version="1.0" encoding="utf-8"?>
-<w:numbering xmlns:w="http://schemas.openxmlformats.org/wordprocessingml/2006/main">
-  <w:abstractNum xmlns:w="http://schemas.openxmlformats.org/wordprocessingml/2006/main" w:abstractNumId="2">
-    <w:nsid w:val="7943641f"/>
-    <w:multiLevelType xmlns:w="http://schemas.openxmlformats.org/wordprocessingml/2006/main" w:val="hybridMultilevel"/>
-    <w:lvl xmlns:w="http://schemas.openxmlformats.org/wordprocessingml/2006/main" w:ilvl="0">
+<w:numbering xmlns:wpc="http://schemas.microsoft.com/office/word/2010/wordprocessingCanvas" xmlns:cx="http://schemas.microsoft.com/office/drawing/2014/chartex" xmlns:cx1="http://schemas.microsoft.com/office/drawing/2015/9/8/chartex" xmlns:cx2="http://schemas.microsoft.com/office/drawing/2015/10/21/chartex" xmlns:cx3="http://schemas.microsoft.com/office/drawing/2016/5/9/chartex" xmlns:cx4="http://schemas.microsoft.com/office/drawing/2016/5/10/chartex" xmlns:cx5="http://schemas.microsoft.com/office/drawing/2016/5/11/chartex" xmlns:cx6="http://schemas.microsoft.com/office/drawing/2016/5/12/chartex" xmlns:cx7="http://schemas.microsoft.com/office/drawing/2016/5/13/chartex" xmlns:cx8="http://schemas.microsoft.com/office/drawing/2016/5/14/chartex" xmlns:mc="http://schemas.openxmlformats.org/markup-compatibility/2006" xmlns:aink="http://schemas.microsoft.com/office/drawing/2016/ink" xmlns:am3d="http://schemas.microsoft.com/office/drawing/2017/model3d" xmlns:o="urn:schemas-microsoft-com:office:office" xmlns:oel="http://schemas.microsoft.com/office/2019/extlst" xmlns:r="http://schemas.openxmlformats.org/officeDocument/2006/relationships" xmlns:m="http://schemas.openxmlformats.org/officeDocument/2006/math" xmlns:v="urn:schemas-microsoft-com:vml" xmlns:wp14="http://schemas.microsoft.com/office/word/2010/wordprocessingDrawing" xmlns:wp="http://schemas.openxmlformats.org/drawingml/2006/wordprocessingDrawing" xmlns:w10="urn:schemas-microsoft-com:office:word" xmlns:w="http://schemas.openxmlformats.org/wordprocessingml/2006/main" xmlns:w14="http://schemas.microsoft.com/office/word/2010/wordml" xmlns:w15="http://schemas.microsoft.com/office/word/2012/wordml" xmlns:w16cex="http://schemas.microsoft.com/office/word/2018/wordml/cex" xmlns:w16cid="http://schemas.microsoft.com/office/word/2016/wordml/cid" xmlns:w16="http://schemas.microsoft.com/office/word/2018/wordml" xmlns:w16du="http://schemas.microsoft.com/office/word/2023/wordml/word16du" xmlns:w16sdtdh="http://schemas.microsoft.com/office/word/2020/wordml/sdtdatahash" xmlns:w16sdtfl="http://schemas.microsoft.com/office/word/2024/wordml/sdtformatlock" xmlns:w16se="http://schemas.microsoft.com/office/word/2015/wordml/symex" xmlns:wpg="http://schemas.microsoft.com/office/word/2010/wordprocessingGroup" xmlns:wpi="http://schemas.microsoft.com/office/word/2010/wordprocessingInk" xmlns:wne="http://schemas.microsoft.com/office/word/2006/wordml" xmlns:wps="http://schemas.microsoft.com/office/word/2010/wordprocessingShape" mc:Ignorable="w14 w15 w16se w16cid w16 w16cex w16sdtdh w16sdtfl w16du wp14">
+  <w:abstractNum w:abstractNumId="0" w15:restartNumberingAfterBreak="0">
+    <w:nsid w:val="02372D49"/>
+    <w:multiLevelType w:val="multilevel"/>
+    <w:tmpl w:val="F3244BEE"/>
+    <w:lvl w:ilvl="0">
       <w:start w:val="1"/>
       <w:numFmt w:val="bullet"/>
       <w:lvlText w:val=""/>
       <w:lvlJc w:val="left"/>
       <w:pPr>
+        <w:tabs>
+          <w:tab w:val="num" w:pos="720"/>
+        </w:tabs>
         <w:ind w:left="720" w:hanging="360"/>
       </w:pPr>
       <w:rPr>
-        <w:rFonts w:hint="default" w:ascii="Symbol" w:hAnsi="Symbol"/>
-      </w:rPr>
-    </w:lvl>
-    <w:lvl xmlns:w="http://schemas.openxmlformats.org/wordprocessingml/2006/main" w:ilvl="1">
+        <w:rFonts w:ascii="Symbol" w:hAnsi="Symbol" w:hint="default"/>
+        <w:sz w:val="20"/>
+      </w:rPr>
+    </w:lvl>
+    <w:lvl w:ilvl="1" w:tentative="1">
       <w:start w:val="1"/>
       <w:numFmt w:val="bullet"/>
       <w:lvlText w:val="o"/>
       <w:lvlJc w:val="left"/>
       <w:pPr>
+        <w:tabs>
+          <w:tab w:val="num" w:pos="1440"/>
+        </w:tabs>
         <w:ind w:left="1440" w:hanging="360"/>
       </w:pPr>
       <w:rPr>
-        <w:rFonts w:hint="default" w:ascii="Courier New" w:hAnsi="Courier New"/>
-      </w:rPr>
-    </w:lvl>
-    <w:lvl xmlns:w="http://schemas.openxmlformats.org/wordprocessingml/2006/main" w:ilvl="2">
+        <w:rFonts w:ascii="Courier New" w:hAnsi="Courier New" w:hint="default"/>
+        <w:sz w:val="20"/>
+      </w:rPr>
+    </w:lvl>
+    <w:lvl w:ilvl="2" w:tentative="1">
       <w:start w:val="1"/>
       <w:numFmt w:val="bullet"/>
       <w:lvlText w:val=""/>
       <w:lvlJc w:val="left"/>
       <w:pPr>
+        <w:tabs>
+          <w:tab w:val="num" w:pos="2160"/>
+        </w:tabs>
         <w:ind w:left="2160" w:hanging="360"/>
       </w:pPr>
       <w:rPr>
-        <w:rFonts w:hint="default" w:ascii="Wingdings" w:hAnsi="Wingdings"/>
-      </w:rPr>
-    </w:lvl>
-    <w:lvl xmlns:w="http://schemas.openxmlformats.org/wordprocessingml/2006/main" w:ilvl="3">
+        <w:rFonts w:ascii="Wingdings" w:hAnsi="Wingdings" w:hint="default"/>
+        <w:sz w:val="20"/>
+      </w:rPr>
+    </w:lvl>
+    <w:lvl w:ilvl="3" w:tentative="1">
+      <w:start w:val="1"/>
+      <w:numFmt w:val="bullet"/>
+      <w:lvlText w:val=""/>
+      <w:lvlJc w:val="left"/>
+      <w:pPr>
+        <w:tabs>
+          <w:tab w:val="num" w:pos="2880"/>
+        </w:tabs>
+        <w:ind w:left="2880" w:hanging="360"/>
+      </w:pPr>
+      <w:rPr>
+        <w:rFonts w:ascii="Wingdings" w:hAnsi="Wingdings" w:hint="default"/>
+        <w:sz w:val="20"/>
+      </w:rPr>
+    </w:lvl>
+    <w:lvl w:ilvl="4" w:tentative="1">
+      <w:start w:val="1"/>
+      <w:numFmt w:val="bullet"/>
+      <w:lvlText w:val=""/>
+      <w:lvlJc w:val="left"/>
+      <w:pPr>
+        <w:tabs>
+          <w:tab w:val="num" w:pos="3600"/>
+        </w:tabs>
+        <w:ind w:left="3600" w:hanging="360"/>
+      </w:pPr>
+      <w:rPr>
+        <w:rFonts w:ascii="Wingdings" w:hAnsi="Wingdings" w:hint="default"/>
+        <w:sz w:val="20"/>
+      </w:rPr>
+    </w:lvl>
+    <w:lvl w:ilvl="5" w:tentative="1">
+      <w:start w:val="1"/>
+      <w:numFmt w:val="bullet"/>
+      <w:lvlText w:val=""/>
+      <w:lvlJc w:val="left"/>
+      <w:pPr>
+        <w:tabs>
+          <w:tab w:val="num" w:pos="4320"/>
+        </w:tabs>
+        <w:ind w:left="4320" w:hanging="360"/>
+      </w:pPr>
+      <w:rPr>
+        <w:rFonts w:ascii="Wingdings" w:hAnsi="Wingdings" w:hint="default"/>
+        <w:sz w:val="20"/>
+      </w:rPr>
+    </w:lvl>
+    <w:lvl w:ilvl="6" w:tentative="1">
+      <w:start w:val="1"/>
+      <w:numFmt w:val="bullet"/>
+      <w:lvlText w:val=""/>
+      <w:lvlJc w:val="left"/>
+      <w:pPr>
+        <w:tabs>
+          <w:tab w:val="num" w:pos="5040"/>
+        </w:tabs>
+        <w:ind w:left="5040" w:hanging="360"/>
+      </w:pPr>
+      <w:rPr>
+        <w:rFonts w:ascii="Wingdings" w:hAnsi="Wingdings" w:hint="default"/>
+        <w:sz w:val="20"/>
+      </w:rPr>
+    </w:lvl>
+    <w:lvl w:ilvl="7" w:tentative="1">
+      <w:start w:val="1"/>
+      <w:numFmt w:val="bullet"/>
+      <w:lvlText w:val=""/>
+      <w:lvlJc w:val="left"/>
+      <w:pPr>
+        <w:tabs>
+          <w:tab w:val="num" w:pos="5760"/>
+        </w:tabs>
+        <w:ind w:left="5760" w:hanging="360"/>
+      </w:pPr>
+      <w:rPr>
+        <w:rFonts w:ascii="Wingdings" w:hAnsi="Wingdings" w:hint="default"/>
+        <w:sz w:val="20"/>
+      </w:rPr>
+    </w:lvl>
+    <w:lvl w:ilvl="8" w:tentative="1">
+      <w:start w:val="1"/>
+      <w:numFmt w:val="bullet"/>
+      <w:lvlText w:val=""/>
+      <w:lvlJc w:val="left"/>
+      <w:pPr>
+        <w:tabs>
+          <w:tab w:val="num" w:pos="6480"/>
+        </w:tabs>
+        <w:ind w:left="6480" w:hanging="360"/>
+      </w:pPr>
+      <w:rPr>
+        <w:rFonts w:ascii="Wingdings" w:hAnsi="Wingdings" w:hint="default"/>
+        <w:sz w:val="20"/>
+      </w:rPr>
+    </w:lvl>
+  </w:abstractNum>
+  <w:abstractNum w:abstractNumId="1" w15:restartNumberingAfterBreak="0">
+    <w:nsid w:val="08265BF0"/>
+    <w:multiLevelType w:val="multilevel"/>
+    <w:tmpl w:val="89D2B0BE"/>
+    <w:lvl w:ilvl="0">
       <w:start w:val="1"/>
       <w:numFmt w:val="bullet"/>
       <w:lvlText w:val=""/>
       <w:lvlJc w:val="left"/>
       <w:pPr>
+        <w:tabs>
+          <w:tab w:val="num" w:pos="720"/>
+        </w:tabs>
+        <w:ind w:left="720" w:hanging="360"/>
+      </w:pPr>
+      <w:rPr>
+        <w:rFonts w:ascii="Symbol" w:hAnsi="Symbol" w:hint="default"/>
+        <w:sz w:val="20"/>
+      </w:rPr>
+    </w:lvl>
+    <w:lvl w:ilvl="1" w:tentative="1">
+      <w:start w:val="1"/>
+      <w:numFmt w:val="bullet"/>
+      <w:lvlText w:val="o"/>
+      <w:lvlJc w:val="left"/>
+      <w:pPr>
+        <w:tabs>
+          <w:tab w:val="num" w:pos="1440"/>
+        </w:tabs>
+        <w:ind w:left="1440" w:hanging="360"/>
+      </w:pPr>
+      <w:rPr>
+        <w:rFonts w:ascii="Courier New" w:hAnsi="Courier New" w:hint="default"/>
+        <w:sz w:val="20"/>
+      </w:rPr>
+    </w:lvl>
+    <w:lvl w:ilvl="2" w:tentative="1">
+      <w:start w:val="1"/>
+      <w:numFmt w:val="bullet"/>
+      <w:lvlText w:val=""/>
+      <w:lvlJc w:val="left"/>
+      <w:pPr>
+        <w:tabs>
+          <w:tab w:val="num" w:pos="2160"/>
+        </w:tabs>
+        <w:ind w:left="2160" w:hanging="360"/>
+      </w:pPr>
+      <w:rPr>
+        <w:rFonts w:ascii="Wingdings" w:hAnsi="Wingdings" w:hint="default"/>
+        <w:sz w:val="20"/>
+      </w:rPr>
+    </w:lvl>
+    <w:lvl w:ilvl="3" w:tentative="1">
+      <w:start w:val="1"/>
+      <w:numFmt w:val="bullet"/>
+      <w:lvlText w:val=""/>
+      <w:lvlJc w:val="left"/>
+      <w:pPr>
+        <w:tabs>
+          <w:tab w:val="num" w:pos="2880"/>
+        </w:tabs>
         <w:ind w:left="2880" w:hanging="360"/>
       </w:pPr>
       <w:rPr>
-        <w:rFonts w:hint="default" w:ascii="Symbol" w:hAnsi="Symbol"/>
-      </w:rPr>
-    </w:lvl>
-    <w:lvl xmlns:w="http://schemas.openxmlformats.org/wordprocessingml/2006/main" w:ilvl="4">
+        <w:rFonts w:ascii="Wingdings" w:hAnsi="Wingdings" w:hint="default"/>
+        <w:sz w:val="20"/>
+      </w:rPr>
+    </w:lvl>
+    <w:lvl w:ilvl="4" w:tentative="1">
+      <w:start w:val="1"/>
+      <w:numFmt w:val="bullet"/>
+      <w:lvlText w:val=""/>
+      <w:lvlJc w:val="left"/>
+      <w:pPr>
+        <w:tabs>
+          <w:tab w:val="num" w:pos="3600"/>
+        </w:tabs>
+        <w:ind w:left="3600" w:hanging="360"/>
+      </w:pPr>
+      <w:rPr>
+        <w:rFonts w:ascii="Wingdings" w:hAnsi="Wingdings" w:hint="default"/>
+        <w:sz w:val="20"/>
+      </w:rPr>
+    </w:lvl>
+    <w:lvl w:ilvl="5" w:tentative="1">
+      <w:start w:val="1"/>
+      <w:numFmt w:val="bullet"/>
+      <w:lvlText w:val=""/>
+      <w:lvlJc w:val="left"/>
+      <w:pPr>
+        <w:tabs>
+          <w:tab w:val="num" w:pos="4320"/>
+        </w:tabs>
+        <w:ind w:left="4320" w:hanging="360"/>
+      </w:pPr>
+      <w:rPr>
+        <w:rFonts w:ascii="Wingdings" w:hAnsi="Wingdings" w:hint="default"/>
+        <w:sz w:val="20"/>
+      </w:rPr>
+    </w:lvl>
+    <w:lvl w:ilvl="6" w:tentative="1">
+      <w:start w:val="1"/>
+      <w:numFmt w:val="bullet"/>
+      <w:lvlText w:val=""/>
+      <w:lvlJc w:val="left"/>
+      <w:pPr>
+        <w:tabs>
+          <w:tab w:val="num" w:pos="5040"/>
+        </w:tabs>
+        <w:ind w:left="5040" w:hanging="360"/>
+      </w:pPr>
+      <w:rPr>
+        <w:rFonts w:ascii="Wingdings" w:hAnsi="Wingdings" w:hint="default"/>
+        <w:sz w:val="20"/>
+      </w:rPr>
+    </w:lvl>
+    <w:lvl w:ilvl="7" w:tentative="1">
+      <w:start w:val="1"/>
+      <w:numFmt w:val="bullet"/>
+      <w:lvlText w:val=""/>
+      <w:lvlJc w:val="left"/>
+      <w:pPr>
+        <w:tabs>
+          <w:tab w:val="num" w:pos="5760"/>
+        </w:tabs>
+        <w:ind w:left="5760" w:hanging="360"/>
+      </w:pPr>
+      <w:rPr>
+        <w:rFonts w:ascii="Wingdings" w:hAnsi="Wingdings" w:hint="default"/>
+        <w:sz w:val="20"/>
+      </w:rPr>
+    </w:lvl>
+    <w:lvl w:ilvl="8" w:tentative="1">
+      <w:start w:val="1"/>
+      <w:numFmt w:val="bullet"/>
+      <w:lvlText w:val=""/>
+      <w:lvlJc w:val="left"/>
+      <w:pPr>
+        <w:tabs>
+          <w:tab w:val="num" w:pos="6480"/>
+        </w:tabs>
+        <w:ind w:left="6480" w:hanging="360"/>
+      </w:pPr>
+      <w:rPr>
+        <w:rFonts w:ascii="Wingdings" w:hAnsi="Wingdings" w:hint="default"/>
+        <w:sz w:val="20"/>
+      </w:rPr>
+    </w:lvl>
+  </w:abstractNum>
+  <w:abstractNum w:abstractNumId="2" w15:restartNumberingAfterBreak="0">
+    <w:nsid w:val="0B625A4A"/>
+    <w:multiLevelType w:val="multilevel"/>
+    <w:tmpl w:val="12CC7B7E"/>
+    <w:lvl w:ilvl="0">
+      <w:start w:val="1"/>
+      <w:numFmt w:val="bullet"/>
+      <w:lvlText w:val=""/>
+      <w:lvlJc w:val="left"/>
+      <w:pPr>
+        <w:tabs>
+          <w:tab w:val="num" w:pos="720"/>
+        </w:tabs>
+        <w:ind w:left="720" w:hanging="360"/>
+      </w:pPr>
+      <w:rPr>
+        <w:rFonts w:ascii="Symbol" w:hAnsi="Symbol" w:hint="default"/>
+        <w:sz w:val="20"/>
+      </w:rPr>
+    </w:lvl>
+    <w:lvl w:ilvl="1" w:tentative="1">
       <w:start w:val="1"/>
       <w:numFmt w:val="bullet"/>
       <w:lvlText w:val="o"/>
       <w:lvlJc w:val="left"/>
       <w:pPr>
+        <w:tabs>
+          <w:tab w:val="num" w:pos="1440"/>
+        </w:tabs>
+        <w:ind w:left="1440" w:hanging="360"/>
+      </w:pPr>
+      <w:rPr>
+        <w:rFonts w:ascii="Courier New" w:hAnsi="Courier New" w:hint="default"/>
+        <w:sz w:val="20"/>
+      </w:rPr>
+    </w:lvl>
+    <w:lvl w:ilvl="2" w:tentative="1">
+      <w:start w:val="1"/>
+      <w:numFmt w:val="bullet"/>
+      <w:lvlText w:val=""/>
+      <w:lvlJc w:val="left"/>
+      <w:pPr>
+        <w:tabs>
+          <w:tab w:val="num" w:pos="2160"/>
+        </w:tabs>
+        <w:ind w:left="2160" w:hanging="360"/>
+      </w:pPr>
+      <w:rPr>
+        <w:rFonts w:ascii="Wingdings" w:hAnsi="Wingdings" w:hint="default"/>
+        <w:sz w:val="20"/>
+      </w:rPr>
+    </w:lvl>
+    <w:lvl w:ilvl="3" w:tentative="1">
+      <w:start w:val="1"/>
+      <w:numFmt w:val="bullet"/>
+      <w:lvlText w:val=""/>
+      <w:lvlJc w:val="left"/>
+      <w:pPr>
+        <w:tabs>
+          <w:tab w:val="num" w:pos="2880"/>
+        </w:tabs>
+        <w:ind w:left="2880" w:hanging="360"/>
+      </w:pPr>
+      <w:rPr>
+        <w:rFonts w:ascii="Wingdings" w:hAnsi="Wingdings" w:hint="default"/>
+        <w:sz w:val="20"/>
+      </w:rPr>
+    </w:lvl>
+    <w:lvl w:ilvl="4" w:tentative="1">
+      <w:start w:val="1"/>
+      <w:numFmt w:val="bullet"/>
+      <w:lvlText w:val=""/>
+      <w:lvlJc w:val="left"/>
+      <w:pPr>
+        <w:tabs>
+          <w:tab w:val="num" w:pos="3600"/>
+        </w:tabs>
         <w:ind w:left="3600" w:hanging="360"/>
       </w:pPr>
       <w:rPr>
-        <w:rFonts w:hint="default" w:ascii="Courier New" w:hAnsi="Courier New"/>
-      </w:rPr>
-    </w:lvl>
-    <w:lvl xmlns:w="http://schemas.openxmlformats.org/wordprocessingml/2006/main" w:ilvl="5">
+        <w:rFonts w:ascii="Wingdings" w:hAnsi="Wingdings" w:hint="default"/>
+        <w:sz w:val="20"/>
+      </w:rPr>
+    </w:lvl>
+    <w:lvl w:ilvl="5" w:tentative="1">
       <w:start w:val="1"/>
       <w:numFmt w:val="bullet"/>
       <w:lvlText w:val=""/>
       <w:lvlJc w:val="left"/>
       <w:pPr>
+        <w:tabs>
+          <w:tab w:val="num" w:pos="4320"/>
+        </w:tabs>
         <w:ind w:left="4320" w:hanging="360"/>
       </w:pPr>
       <w:rPr>
-        <w:rFonts w:hint="default" w:ascii="Wingdings" w:hAnsi="Wingdings"/>
-      </w:rPr>
-    </w:lvl>
-    <w:lvl xmlns:w="http://schemas.openxmlformats.org/wordprocessingml/2006/main" w:ilvl="6">
+        <w:rFonts w:ascii="Wingdings" w:hAnsi="Wingdings" w:hint="default"/>
+        <w:sz w:val="20"/>
+      </w:rPr>
+    </w:lvl>
+    <w:lvl w:ilvl="6" w:tentative="1">
+      <w:start w:val="1"/>
+      <w:numFmt w:val="bullet"/>
+      <w:lvlText w:val=""/>
+      <w:lvlJc w:val="left"/>
+      <w:pPr>
+        <w:tabs>
+          <w:tab w:val="num" w:pos="5040"/>
+        </w:tabs>
+        <w:ind w:left="5040" w:hanging="360"/>
+      </w:pPr>
+      <w:rPr>
+        <w:rFonts w:ascii="Wingdings" w:hAnsi="Wingdings" w:hint="default"/>
+        <w:sz w:val="20"/>
+      </w:rPr>
+    </w:lvl>
+    <w:lvl w:ilvl="7" w:tentative="1">
+      <w:start w:val="1"/>
+      <w:numFmt w:val="bullet"/>
+      <w:lvlText w:val=""/>
+      <w:lvlJc w:val="left"/>
+      <w:pPr>
+        <w:tabs>
+          <w:tab w:val="num" w:pos="5760"/>
+        </w:tabs>
+        <w:ind w:left="5760" w:hanging="360"/>
+      </w:pPr>
+      <w:rPr>
+        <w:rFonts w:ascii="Wingdings" w:hAnsi="Wingdings" w:hint="default"/>
+        <w:sz w:val="20"/>
+      </w:rPr>
+    </w:lvl>
+    <w:lvl w:ilvl="8" w:tentative="1">
+      <w:start w:val="1"/>
+      <w:numFmt w:val="bullet"/>
+      <w:lvlText w:val=""/>
+      <w:lvlJc w:val="left"/>
+      <w:pPr>
+        <w:tabs>
+          <w:tab w:val="num" w:pos="6480"/>
+        </w:tabs>
+        <w:ind w:left="6480" w:hanging="360"/>
+      </w:pPr>
+      <w:rPr>
+        <w:rFonts w:ascii="Wingdings" w:hAnsi="Wingdings" w:hint="default"/>
+        <w:sz w:val="20"/>
+      </w:rPr>
+    </w:lvl>
+  </w:abstractNum>
+  <w:abstractNum w:abstractNumId="3" w15:restartNumberingAfterBreak="0">
+    <w:nsid w:val="73D44D01"/>
+    <w:multiLevelType w:val="multilevel"/>
+    <w:tmpl w:val="C652AA58"/>
+    <w:lvl w:ilvl="0">
       <w:start w:val="1"/>
       <w:numFmt w:val="bullet"/>
       <w:lvlText w:val=""/>
       <w:lvlJc w:val="left"/>
       <w:pPr>
+        <w:tabs>
+          <w:tab w:val="num" w:pos="720"/>
+        </w:tabs>
+        <w:ind w:left="720" w:hanging="360"/>
+      </w:pPr>
+      <w:rPr>
+        <w:rFonts w:ascii="Symbol" w:hAnsi="Symbol" w:hint="default"/>
+        <w:sz w:val="20"/>
+      </w:rPr>
+    </w:lvl>
+    <w:lvl w:ilvl="1" w:tentative="1">
+      <w:start w:val="1"/>
+      <w:numFmt w:val="bullet"/>
+      <w:lvlText w:val="o"/>
+      <w:lvlJc w:val="left"/>
+      <w:pPr>
+        <w:tabs>
+          <w:tab w:val="num" w:pos="1440"/>
+        </w:tabs>
+        <w:ind w:left="1440" w:hanging="360"/>
+      </w:pPr>
+      <w:rPr>
+        <w:rFonts w:ascii="Courier New" w:hAnsi="Courier New" w:hint="default"/>
+        <w:sz w:val="20"/>
+      </w:rPr>
+    </w:lvl>
+    <w:lvl w:ilvl="2" w:tentative="1">
+      <w:start w:val="1"/>
+      <w:numFmt w:val="bullet"/>
+      <w:lvlText w:val=""/>
+      <w:lvlJc w:val="left"/>
+      <w:pPr>
+        <w:tabs>
+          <w:tab w:val="num" w:pos="2160"/>
+        </w:tabs>
+        <w:ind w:left="2160" w:hanging="360"/>
+      </w:pPr>
+      <w:rPr>
+        <w:rFonts w:ascii="Wingdings" w:hAnsi="Wingdings" w:hint="default"/>
+        <w:sz w:val="20"/>
+      </w:rPr>
+    </w:lvl>
+    <w:lvl w:ilvl="3" w:tentative="1">
+      <w:start w:val="1"/>
+      <w:numFmt w:val="bullet"/>
+      <w:lvlText w:val=""/>
+      <w:lvlJc w:val="left"/>
+      <w:pPr>
+        <w:tabs>
+          <w:tab w:val="num" w:pos="2880"/>
+        </w:tabs>
+        <w:ind w:left="2880" w:hanging="360"/>
+      </w:pPr>
+      <w:rPr>
+        <w:rFonts w:ascii="Wingdings" w:hAnsi="Wingdings" w:hint="default"/>
+        <w:sz w:val="20"/>
+      </w:rPr>
+    </w:lvl>
+    <w:lvl w:ilvl="4" w:tentative="1">
+      <w:start w:val="1"/>
+      <w:numFmt w:val="bullet"/>
+      <w:lvlText w:val=""/>
+      <w:lvlJc w:val="left"/>
+      <w:pPr>
+        <w:tabs>
+          <w:tab w:val="num" w:pos="3600"/>
+        </w:tabs>
+        <w:ind w:left="3600" w:hanging="360"/>
+      </w:pPr>
+      <w:rPr>
+        <w:rFonts w:ascii="Wingdings" w:hAnsi="Wingdings" w:hint="default"/>
+        <w:sz w:val="20"/>
+      </w:rPr>
+    </w:lvl>
+    <w:lvl w:ilvl="5" w:tentative="1">
+      <w:start w:val="1"/>
+      <w:numFmt w:val="bullet"/>
+      <w:lvlText w:val=""/>
+      <w:lvlJc w:val="left"/>
+      <w:pPr>
+        <w:tabs>
+          <w:tab w:val="num" w:pos="4320"/>
+        </w:tabs>
+        <w:ind w:left="4320" w:hanging="360"/>
+      </w:pPr>
+      <w:rPr>
+        <w:rFonts w:ascii="Wingdings" w:hAnsi="Wingdings" w:hint="default"/>
+        <w:sz w:val="20"/>
+      </w:rPr>
+    </w:lvl>
+    <w:lvl w:ilvl="6" w:tentative="1">
+      <w:start w:val="1"/>
+      <w:numFmt w:val="bullet"/>
+      <w:lvlText w:val=""/>
+      <w:lvlJc w:val="left"/>
+      <w:pPr>
+        <w:tabs>
+          <w:tab w:val="num" w:pos="5040"/>
+        </w:tabs>
         <w:ind w:left="5040" w:hanging="360"/>
       </w:pPr>
       <w:rPr>
-        <w:rFonts w:hint="default" w:ascii="Symbol" w:hAnsi="Symbol"/>
-      </w:rPr>
-    </w:lvl>
-    <w:lvl xmlns:w="http://schemas.openxmlformats.org/wordprocessingml/2006/main" w:ilvl="7">
+        <w:rFonts w:ascii="Wingdings" w:hAnsi="Wingdings" w:hint="default"/>
+        <w:sz w:val="20"/>
+      </w:rPr>
+    </w:lvl>
+    <w:lvl w:ilvl="7" w:tentative="1">
+      <w:start w:val="1"/>
+      <w:numFmt w:val="bullet"/>
+      <w:lvlText w:val=""/>
+      <w:lvlJc w:val="left"/>
+      <w:pPr>
+        <w:tabs>
+          <w:tab w:val="num" w:pos="5760"/>
+        </w:tabs>
+        <w:ind w:left="5760" w:hanging="360"/>
+      </w:pPr>
+      <w:rPr>
+        <w:rFonts w:ascii="Wingdings" w:hAnsi="Wingdings" w:hint="default"/>
+        <w:sz w:val="20"/>
+      </w:rPr>
+    </w:lvl>
+    <w:lvl w:ilvl="8" w:tentative="1">
+      <w:start w:val="1"/>
+      <w:numFmt w:val="bullet"/>
+      <w:lvlText w:val=""/>
+      <w:lvlJc w:val="left"/>
+      <w:pPr>
+        <w:tabs>
+          <w:tab w:val="num" w:pos="6480"/>
+        </w:tabs>
+        <w:ind w:left="6480" w:hanging="360"/>
+      </w:pPr>
+      <w:rPr>
+        <w:rFonts w:ascii="Wingdings" w:hAnsi="Wingdings" w:hint="default"/>
+        <w:sz w:val="20"/>
+      </w:rPr>
+    </w:lvl>
+  </w:abstractNum>
+  <w:abstractNum w:abstractNumId="4" w15:restartNumberingAfterBreak="0">
+    <w:nsid w:val="76EA547A"/>
+    <w:multiLevelType w:val="hybridMultilevel"/>
+    <w:tmpl w:val="C95AFD9A"/>
+    <w:lvl w:ilvl="0" w:tplc="C6424DBE">
+      <w:start w:val="1"/>
+      <w:numFmt w:val="bullet"/>
+      <w:lvlText w:val=""/>
+      <w:lvlJc w:val="left"/>
+      <w:pPr>
+        <w:ind w:left="720" w:hanging="360"/>
+      </w:pPr>
+      <w:rPr>
+        <w:rFonts w:ascii="Symbol" w:hAnsi="Symbol" w:hint="default"/>
+      </w:rPr>
+    </w:lvl>
+    <w:lvl w:ilvl="1" w:tplc="D766DB4A">
       <w:start w:val="1"/>
       <w:numFmt w:val="bullet"/>
       <w:lvlText w:val="o"/>
       <w:lvlJc w:val="left"/>
       <w:pPr>
+        <w:ind w:left="1440" w:hanging="360"/>
+      </w:pPr>
+      <w:rPr>
+        <w:rFonts w:ascii="Courier New" w:hAnsi="Courier New" w:hint="default"/>
+      </w:rPr>
+    </w:lvl>
+    <w:lvl w:ilvl="2" w:tplc="64266FD8">
+      <w:start w:val="1"/>
+      <w:numFmt w:val="bullet"/>
+      <w:lvlText w:val=""/>
+      <w:lvlJc w:val="left"/>
+      <w:pPr>
+        <w:ind w:left="2160" w:hanging="360"/>
+      </w:pPr>
+      <w:rPr>
+        <w:rFonts w:ascii="Wingdings" w:hAnsi="Wingdings" w:hint="default"/>
+      </w:rPr>
+    </w:lvl>
+    <w:lvl w:ilvl="3" w:tplc="4D04FB7A">
+      <w:start w:val="1"/>
+      <w:numFmt w:val="bullet"/>
+      <w:lvlText w:val=""/>
+      <w:lvlJc w:val="left"/>
+      <w:pPr>
+        <w:ind w:left="2880" w:hanging="360"/>
+      </w:pPr>
+      <w:rPr>
+        <w:rFonts w:ascii="Symbol" w:hAnsi="Symbol" w:hint="default"/>
+      </w:rPr>
+    </w:lvl>
+    <w:lvl w:ilvl="4" w:tplc="36FA962C">
+      <w:start w:val="1"/>
+      <w:numFmt w:val="bullet"/>
+      <w:lvlText w:val="o"/>
+      <w:lvlJc w:val="left"/>
+      <w:pPr>
+        <w:ind w:left="3600" w:hanging="360"/>
+      </w:pPr>
+      <w:rPr>
+        <w:rFonts w:ascii="Courier New" w:hAnsi="Courier New" w:hint="default"/>
+      </w:rPr>
+    </w:lvl>
+    <w:lvl w:ilvl="5" w:tplc="BB0424A0">
+      <w:start w:val="1"/>
+      <w:numFmt w:val="bullet"/>
+      <w:lvlText w:val=""/>
+      <w:lvlJc w:val="left"/>
+      <w:pPr>
+        <w:ind w:left="4320" w:hanging="360"/>
+      </w:pPr>
+      <w:rPr>
+        <w:rFonts w:ascii="Wingdings" w:hAnsi="Wingdings" w:hint="default"/>
+      </w:rPr>
+    </w:lvl>
+    <w:lvl w:ilvl="6" w:tplc="6D34FEA6">
+      <w:start w:val="1"/>
+      <w:numFmt w:val="bullet"/>
+      <w:lvlText w:val=""/>
+      <w:lvlJc w:val="left"/>
+      <w:pPr>
+        <w:ind w:left="5040" w:hanging="360"/>
+      </w:pPr>
+      <w:rPr>
+        <w:rFonts w:ascii="Symbol" w:hAnsi="Symbol" w:hint="default"/>
+      </w:rPr>
+    </w:lvl>
+    <w:lvl w:ilvl="7" w:tplc="EC7A9282">
+      <w:start w:val="1"/>
+      <w:numFmt w:val="bullet"/>
+      <w:lvlText w:val="o"/>
+      <w:lvlJc w:val="left"/>
+      <w:pPr>
         <w:ind w:left="5760" w:hanging="360"/>
       </w:pPr>
       <w:rPr>
-        <w:rFonts w:hint="default" w:ascii="Courier New" w:hAnsi="Courier New"/>
-      </w:rPr>
-    </w:lvl>
-    <w:lvl xmlns:w="http://schemas.openxmlformats.org/wordprocessingml/2006/main" w:ilvl="8">
+        <w:rFonts w:ascii="Courier New" w:hAnsi="Courier New" w:hint="default"/>
+      </w:rPr>
+    </w:lvl>
+    <w:lvl w:ilvl="8" w:tplc="EF461440">
       <w:start w:val="1"/>
       <w:numFmt w:val="bullet"/>
       <w:lvlText w:val=""/>
@@ -1076,14 +2881,15 @@
         <w:ind w:left="6480" w:hanging="360"/>
       </w:pPr>
       <w:rPr>
-        <w:rFonts w:hint="default" w:ascii="Wingdings" w:hAnsi="Wingdings"/>
+        <w:rFonts w:ascii="Wingdings" w:hAnsi="Wingdings" w:hint="default"/>
       </w:rPr>
     </w:lvl>
   </w:abstractNum>
-  <w:abstractNum xmlns:w="http://schemas.openxmlformats.org/wordprocessingml/2006/main" w:abstractNumId="1">
-    <w:nsid w:val="76ea547a"/>
-    <w:multiLevelType xmlns:w="http://schemas.openxmlformats.org/wordprocessingml/2006/main" w:val="hybridMultilevel"/>
-    <w:lvl xmlns:w="http://schemas.openxmlformats.org/wordprocessingml/2006/main" w:ilvl="0">
+  <w:abstractNum w:abstractNumId="5" w15:restartNumberingAfterBreak="0">
+    <w:nsid w:val="7943641F"/>
+    <w:multiLevelType w:val="hybridMultilevel"/>
+    <w:tmpl w:val="AC0E336C"/>
+    <w:lvl w:ilvl="0" w:tplc="3F0E8A38">
       <w:start w:val="1"/>
       <w:numFmt w:val="bullet"/>
       <w:lvlText w:val=""/>
@@ -1092,10 +2898,10 @@
         <w:ind w:left="720" w:hanging="360"/>
       </w:pPr>
       <w:rPr>
-        <w:rFonts w:hint="default" w:ascii="Symbol" w:hAnsi="Symbol"/>
-      </w:rPr>
-    </w:lvl>
-    <w:lvl xmlns:w="http://schemas.openxmlformats.org/wordprocessingml/2006/main" w:ilvl="1">
+        <w:rFonts w:ascii="Symbol" w:hAnsi="Symbol" w:hint="default"/>
+      </w:rPr>
+    </w:lvl>
+    <w:lvl w:ilvl="1" w:tplc="E62E1E7A">
       <w:start w:val="1"/>
       <w:numFmt w:val="bullet"/>
       <w:lvlText w:val="o"/>
@@ -1104,10 +2910,10 @@
         <w:ind w:left="1440" w:hanging="360"/>
       </w:pPr>
       <w:rPr>
-        <w:rFonts w:hint="default" w:ascii="Courier New" w:hAnsi="Courier New"/>
-      </w:rPr>
-    </w:lvl>
-    <w:lvl xmlns:w="http://schemas.openxmlformats.org/wordprocessingml/2006/main" w:ilvl="2">
+        <w:rFonts w:ascii="Courier New" w:hAnsi="Courier New" w:hint="default"/>
+      </w:rPr>
+    </w:lvl>
+    <w:lvl w:ilvl="2" w:tplc="73AE6AD0">
       <w:start w:val="1"/>
       <w:numFmt w:val="bullet"/>
       <w:lvlText w:val=""/>
@@ -1116,10 +2922,10 @@
         <w:ind w:left="2160" w:hanging="360"/>
       </w:pPr>
       <w:rPr>
-        <w:rFonts w:hint="default" w:ascii="Wingdings" w:hAnsi="Wingdings"/>
-      </w:rPr>
-    </w:lvl>
-    <w:lvl xmlns:w="http://schemas.openxmlformats.org/wordprocessingml/2006/main" w:ilvl="3">
+        <w:rFonts w:ascii="Wingdings" w:hAnsi="Wingdings" w:hint="default"/>
+      </w:rPr>
+    </w:lvl>
+    <w:lvl w:ilvl="3" w:tplc="19FC61F8">
       <w:start w:val="1"/>
       <w:numFmt w:val="bullet"/>
       <w:lvlText w:val=""/>
@@ -1128,10 +2934,10 @@
         <w:ind w:left="2880" w:hanging="360"/>
       </w:pPr>
       <w:rPr>
-        <w:rFonts w:hint="default" w:ascii="Symbol" w:hAnsi="Symbol"/>
-      </w:rPr>
-    </w:lvl>
-    <w:lvl xmlns:w="http://schemas.openxmlformats.org/wordprocessingml/2006/main" w:ilvl="4">
+        <w:rFonts w:ascii="Symbol" w:hAnsi="Symbol" w:hint="default"/>
+      </w:rPr>
+    </w:lvl>
+    <w:lvl w:ilvl="4" w:tplc="CE867816">
       <w:start w:val="1"/>
       <w:numFmt w:val="bullet"/>
       <w:lvlText w:val="o"/>
@@ -1140,10 +2946,10 @@
         <w:ind w:left="3600" w:hanging="360"/>
       </w:pPr>
       <w:rPr>
-        <w:rFonts w:hint="default" w:ascii="Courier New" w:hAnsi="Courier New"/>
-      </w:rPr>
-    </w:lvl>
-    <w:lvl xmlns:w="http://schemas.openxmlformats.org/wordprocessingml/2006/main" w:ilvl="5">
+        <w:rFonts w:ascii="Courier New" w:hAnsi="Courier New" w:hint="default"/>
+      </w:rPr>
+    </w:lvl>
+    <w:lvl w:ilvl="5" w:tplc="77428682">
       <w:start w:val="1"/>
       <w:numFmt w:val="bullet"/>
       <w:lvlText w:val=""/>
@@ -1152,10 +2958,10 @@
         <w:ind w:left="4320" w:hanging="360"/>
       </w:pPr>
       <w:rPr>
-        <w:rFonts w:hint="default" w:ascii="Wingdings" w:hAnsi="Wingdings"/>
-      </w:rPr>
-    </w:lvl>
-    <w:lvl xmlns:w="http://schemas.openxmlformats.org/wordprocessingml/2006/main" w:ilvl="6">
+        <w:rFonts w:ascii="Wingdings" w:hAnsi="Wingdings" w:hint="default"/>
+      </w:rPr>
+    </w:lvl>
+    <w:lvl w:ilvl="6" w:tplc="BFBC0E08">
       <w:start w:val="1"/>
       <w:numFmt w:val="bullet"/>
       <w:lvlText w:val=""/>
@@ -1164,10 +2970,10 @@
         <w:ind w:left="5040" w:hanging="360"/>
       </w:pPr>
       <w:rPr>
-        <w:rFonts w:hint="default" w:ascii="Symbol" w:hAnsi="Symbol"/>
-      </w:rPr>
-    </w:lvl>
-    <w:lvl xmlns:w="http://schemas.openxmlformats.org/wordprocessingml/2006/main" w:ilvl="7">
+        <w:rFonts w:ascii="Symbol" w:hAnsi="Symbol" w:hint="default"/>
+      </w:rPr>
+    </w:lvl>
+    <w:lvl w:ilvl="7" w:tplc="8E18CA14">
       <w:start w:val="1"/>
       <w:numFmt w:val="bullet"/>
       <w:lvlText w:val="o"/>
@@ -1176,10 +2982,10 @@
         <w:ind w:left="5760" w:hanging="360"/>
       </w:pPr>
       <w:rPr>
-        <w:rFonts w:hint="default" w:ascii="Courier New" w:hAnsi="Courier New"/>
-      </w:rPr>
-    </w:lvl>
-    <w:lvl xmlns:w="http://schemas.openxmlformats.org/wordprocessingml/2006/main" w:ilvl="8">
+        <w:rFonts w:ascii="Courier New" w:hAnsi="Courier New" w:hint="default"/>
+      </w:rPr>
+    </w:lvl>
+    <w:lvl w:ilvl="8" w:tplc="F280B348">
       <w:start w:val="1"/>
       <w:numFmt w:val="bullet"/>
       <w:lvlText w:val=""/>
@@ -1188,25 +2994,37 @@
         <w:ind w:left="6480" w:hanging="360"/>
       </w:pPr>
       <w:rPr>
-        <w:rFonts w:hint="default" w:ascii="Wingdings" w:hAnsi="Wingdings"/>
+        <w:rFonts w:ascii="Wingdings" w:hAnsi="Wingdings" w:hint="default"/>
       </w:rPr>
     </w:lvl>
   </w:abstractNum>
-  <w:num w:numId="2">
+  <w:num w:numId="1" w16cid:durableId="1251506368">
+    <w:abstractNumId w:val="5"/>
+  </w:num>
+  <w:num w:numId="2" w16cid:durableId="1548836084">
+    <w:abstractNumId w:val="4"/>
+  </w:num>
+  <w:num w:numId="3" w16cid:durableId="430199445">
     <w:abstractNumId w:val="2"/>
   </w:num>
-  <w:num w:numId="1">
+  <w:num w:numId="4" w16cid:durableId="1234315883">
+    <w:abstractNumId w:val="3"/>
+  </w:num>
+  <w:num w:numId="5" w16cid:durableId="665671662">
+    <w:abstractNumId w:val="0"/>
+  </w:num>
+  <w:num w:numId="6" w16cid:durableId="1941915933">
     <w:abstractNumId w:val="1"/>
   </w:num>
 </w:numbering>
 </file>
 
 <file path=word/styles.xml><?xml version="1.0" encoding="utf-8"?>
-<w:styles xmlns:wp14="http://schemas.microsoft.com/office/word/2010/wordprocessingDrawing" xmlns:mc="http://schemas.openxmlformats.org/markup-compatibility/2006" xmlns:r="http://schemas.openxmlformats.org/officeDocument/2006/relationships" xmlns:w="http://schemas.openxmlformats.org/wordprocessingml/2006/main" xmlns:w14="http://schemas.microsoft.com/office/word/2010/wordml" xmlns:w15="http://schemas.microsoft.com/office/word/2012/wordml" xmlns:w16se="http://schemas.microsoft.com/office/word/2015/wordml/symex" xmlns:w16cid="http://schemas.microsoft.com/office/word/2016/wordml/cid" xmlns:w16="http://schemas.microsoft.com/office/word/2018/wordml" xmlns:w16cex="http://schemas.microsoft.com/office/word/2018/wordml/cex" xmlns:w16sdtdh="http://schemas.microsoft.com/office/word/2020/wordml/sdtdatahash" xmlns:w16sdtfl="http://schemas.microsoft.com/office/word/2024/wordml/sdtformatlock" mc:Ignorable="w14 w15 wp14 w16se w16cid w16 w16cex w16sdtdh w16sdtfl">
+<w:styles xmlns:mc="http://schemas.openxmlformats.org/markup-compatibility/2006" xmlns:r="http://schemas.openxmlformats.org/officeDocument/2006/relationships" xmlns:w="http://schemas.openxmlformats.org/wordprocessingml/2006/main" xmlns:w14="http://schemas.microsoft.com/office/word/2010/wordml" xmlns:w15="http://schemas.microsoft.com/office/word/2012/wordml" xmlns:w16cex="http://schemas.microsoft.com/office/word/2018/wordml/cex" xmlns:w16cid="http://schemas.microsoft.com/office/word/2016/wordml/cid" xmlns:w16="http://schemas.microsoft.com/office/word/2018/wordml" xmlns:w16du="http://schemas.microsoft.com/office/word/2023/wordml/word16du" xmlns:w16sdtdh="http://schemas.microsoft.com/office/word/2020/wordml/sdtdatahash" xmlns:w16sdtfl="http://schemas.microsoft.com/office/word/2024/wordml/sdtformatlock" xmlns:w16se="http://schemas.microsoft.com/office/word/2015/wordml/symex" mc:Ignorable="w14 w15 w16se w16cid w16 w16cex w16sdtdh w16sdtfl w16du">
   <w:docDefaults>
     <w:rPrDefault>
       <w:rPr>
-        <w:rFonts w:asciiTheme="minorHAnsi" w:hAnsiTheme="minorHAnsi" w:eastAsiaTheme="minorEastAsia" w:cstheme="minorBidi"/>
+        <w:rFonts w:asciiTheme="minorHAnsi" w:eastAsiaTheme="minorEastAsia" w:hAnsiTheme="minorHAnsi" w:cstheme="minorBidi"/>
         <w:sz w:val="24"/>
         <w:szCs w:val="24"/>
         <w:lang w:val="en-US" w:eastAsia="ja-JP" w:bidi="ar-SA"/>
@@ -1218,17 +3036,17 @@
       </w:pPr>
     </w:pPrDefault>
   </w:docDefaults>
-  <w:latentStyles w:defLockedState="0" w:defUIPriority="99" w:defSemiHidden="0" w:defUnhideWhenUsed="0" w:defQFormat="0" w:count="371">
+  <w:latentStyles w:defLockedState="0" w:defUIPriority="99" w:defSemiHidden="0" w:defUnhideWhenUsed="0" w:defQFormat="0" w:count="376">
     <w:lsdException w:name="Normal" w:uiPriority="0" w:qFormat="1"/>
     <w:lsdException w:name="heading 1" w:uiPriority="9" w:qFormat="1"/>
-    <w:lsdException w:name="heading 2" w:uiPriority="9" w:semiHidden="1" w:unhideWhenUsed="1" w:qFormat="1"/>
-    <w:lsdException w:name="heading 3" w:uiPriority="9" w:semiHidden="1" w:unhideWhenUsed="1" w:qFormat="1"/>
-    <w:lsdException w:name="heading 4" w:uiPriority="9" w:semiHidden="1" w:unhideWhenUsed="1" w:qFormat="1"/>
-    <w:lsdException w:name="heading 5" w:uiPriority="9" w:semiHidden="1" w:unhideWhenUsed="1" w:qFormat="1"/>
-    <w:lsdException w:name="heading 6" w:uiPriority="9" w:semiHidden="1" w:unhideWhenUsed="1" w:qFormat="1"/>
-    <w:lsdException w:name="heading 7" w:uiPriority="9" w:semiHidden="1" w:unhideWhenUsed="1" w:qFormat="1"/>
-    <w:lsdException w:name="heading 8" w:uiPriority="9" w:semiHidden="1" w:unhideWhenUsed="1" w:qFormat="1"/>
-    <w:lsdException w:name="heading 9" w:uiPriority="9" w:semiHidden="1" w:unhideWhenUsed="1" w:qFormat="1"/>
+    <w:lsdException w:name="heading 2" w:semiHidden="1" w:uiPriority="9" w:unhideWhenUsed="1" w:qFormat="1"/>
+    <w:lsdException w:name="heading 3" w:semiHidden="1" w:uiPriority="9" w:unhideWhenUsed="1" w:qFormat="1"/>
+    <w:lsdException w:name="heading 4" w:semiHidden="1" w:uiPriority="9" w:unhideWhenUsed="1" w:qFormat="1"/>
+    <w:lsdException w:name="heading 5" w:semiHidden="1" w:uiPriority="9" w:unhideWhenUsed="1" w:qFormat="1"/>
+    <w:lsdException w:name="heading 6" w:semiHidden="1" w:uiPriority="9" w:unhideWhenUsed="1" w:qFormat="1"/>
+    <w:lsdException w:name="heading 7" w:semiHidden="1" w:uiPriority="9" w:unhideWhenUsed="1" w:qFormat="1"/>
+    <w:lsdException w:name="heading 8" w:semiHidden="1" w:uiPriority="9" w:unhideWhenUsed="1" w:qFormat="1"/>
+    <w:lsdException w:name="heading 9" w:semiHidden="1" w:uiPriority="9" w:unhideWhenUsed="1" w:qFormat="1"/>
     <w:lsdException w:name="index 1" w:semiHidden="1" w:unhideWhenUsed="1"/>
     <w:lsdException w:name="index 2" w:semiHidden="1" w:unhideWhenUsed="1"/>
     <w:lsdException w:name="index 3" w:semiHidden="1" w:unhideWhenUsed="1"/>
@@ -1238,22 +3056,22 @@
     <w:lsdException w:name="index 7" w:semiHidden="1" w:unhideWhenUsed="1"/>
     <w:lsdException w:name="index 8" w:semiHidden="1" w:unhideWhenUsed="1"/>
     <w:lsdException w:name="index 9" w:semiHidden="1" w:unhideWhenUsed="1"/>
-    <w:lsdException w:name="toc 1" w:uiPriority="39" w:semiHidden="1" w:unhideWhenUsed="1"/>
-    <w:lsdException w:name="toc 2" w:uiPriority="39" w:semiHidden="1" w:unhideWhenUsed="1"/>
-    <w:lsdException w:name="toc 3" w:uiPriority="39" w:semiHidden="1" w:unhideWhenUsed="1"/>
-    <w:lsdException w:name="toc 4" w:uiPriority="39" w:semiHidden="1" w:unhideWhenUsed="1"/>
-    <w:lsdException w:name="toc 5" w:uiPriority="39" w:semiHidden="1" w:unhideWhenUsed="1"/>
-    <w:lsdException w:name="toc 6" w:uiPriority="39" w:semiHidden="1" w:unhideWhenUsed="1"/>
-    <w:lsdException w:name="toc 7" w:uiPriority="39" w:semiHidden="1" w:unhideWhenUsed="1"/>
-    <w:lsdException w:name="toc 8" w:uiPriority="39" w:semiHidden="1" w:unhideWhenUsed="1"/>
-    <w:lsdException w:name="toc 9" w:uiPriority="39" w:semiHidden="1" w:unhideWhenUsed="1"/>
+    <w:lsdException w:name="toc 1" w:semiHidden="1" w:uiPriority="39" w:unhideWhenUsed="1"/>
+    <w:lsdException w:name="toc 2" w:semiHidden="1" w:uiPriority="39" w:unhideWhenUsed="1"/>
+    <w:lsdException w:name="toc 3" w:semiHidden="1" w:uiPriority="39" w:unhideWhenUsed="1"/>
+    <w:lsdException w:name="toc 4" w:semiHidden="1" w:uiPriority="39" w:unhideWhenUsed="1"/>
+    <w:lsdException w:name="toc 5" w:semiHidden="1" w:uiPriority="39" w:unhideWhenUsed="1"/>
+    <w:lsdException w:name="toc 6" w:semiHidden="1" w:uiPriority="39" w:unhideWhenUsed="1"/>
+    <w:lsdException w:name="toc 7" w:semiHidden="1" w:uiPriority="39" w:unhideWhenUsed="1"/>
+    <w:lsdException w:name="toc 8" w:semiHidden="1" w:uiPriority="39" w:unhideWhenUsed="1"/>
+    <w:lsdException w:name="toc 9" w:semiHidden="1" w:uiPriority="39" w:unhideWhenUsed="1"/>
     <w:lsdException w:name="Normal Indent" w:semiHidden="1" w:unhideWhenUsed="1"/>
     <w:lsdException w:name="footnote text" w:semiHidden="1" w:unhideWhenUsed="1"/>
     <w:lsdException w:name="annotation text" w:semiHidden="1" w:unhideWhenUsed="1"/>
     <w:lsdException w:name="header" w:semiHidden="1" w:unhideWhenUsed="1"/>
     <w:lsdException w:name="footer" w:semiHidden="1" w:unhideWhenUsed="1"/>
     <w:lsdException w:name="index heading" w:semiHidden="1" w:unhideWhenUsed="1"/>
-    <w:lsdException w:name="caption" w:uiPriority="35" w:semiHidden="1" w:unhideWhenUsed="1" w:qFormat="1"/>
+    <w:lsdException w:name="caption" w:semiHidden="1" w:uiPriority="35" w:unhideWhenUsed="1" w:qFormat="1"/>
     <w:lsdException w:name="table of figures" w:semiHidden="1" w:unhideWhenUsed="1"/>
     <w:lsdException w:name="envelope address" w:semiHidden="1" w:unhideWhenUsed="1"/>
     <w:lsdException w:name="envelope return" w:semiHidden="1" w:unhideWhenUsed="1"/>
@@ -1284,7 +3102,7 @@
     <w:lsdException w:name="Title" w:uiPriority="10" w:qFormat="1"/>
     <w:lsdException w:name="Closing" w:semiHidden="1" w:unhideWhenUsed="1"/>
     <w:lsdException w:name="Signature" w:semiHidden="1" w:unhideWhenUsed="1"/>
-    <w:lsdException w:name="Default Paragraph Font" w:uiPriority="1" w:semiHidden="1" w:unhideWhenUsed="1"/>
+    <w:lsdException w:name="Default Paragraph Font" w:semiHidden="1" w:uiPriority="1" w:unhideWhenUsed="1"/>
     <w:lsdException w:name="Body Text" w:semiHidden="1" w:unhideWhenUsed="1"/>
     <w:lsdException w:name="Body Text Indent" w:semiHidden="1" w:unhideWhenUsed="1"/>
     <w:lsdException w:name="List Continue" w:semiHidden="1" w:unhideWhenUsed="1"/>
@@ -1484,8 +3302,8 @@
     <w:lsdException w:name="Subtle Reference" w:uiPriority="31" w:qFormat="1"/>
     <w:lsdException w:name="Intense Reference" w:uiPriority="32" w:qFormat="1"/>
     <w:lsdException w:name="Book Title" w:uiPriority="33" w:qFormat="1"/>
-    <w:lsdException w:name="Bibliography" w:uiPriority="37" w:semiHidden="1" w:unhideWhenUsed="1"/>
-    <w:lsdException w:name="TOC Heading" w:uiPriority="39" w:semiHidden="1" w:unhideWhenUsed="1" w:qFormat="1"/>
+    <w:lsdException w:name="Bibliography" w:semiHidden="1" w:uiPriority="37" w:unhideWhenUsed="1"/>
+    <w:lsdException w:name="TOC Heading" w:semiHidden="1" w:uiPriority="39" w:unhideWhenUsed="1" w:qFormat="1"/>
     <w:lsdException w:name="Plain Table 1" w:uiPriority="41"/>
     <w:lsdException w:name="Plain Table 2" w:uiPriority="42"/>
     <w:lsdException w:name="Plain Table 3" w:uiPriority="43"/>
@@ -1590,18 +3408,84 @@
     <w:lsdException w:name="List Table 5 Dark Accent 6" w:uiPriority="50"/>
     <w:lsdException w:name="List Table 6 Colorful Accent 6" w:uiPriority="51"/>
     <w:lsdException w:name="List Table 7 Colorful Accent 6" w:uiPriority="52"/>
+    <w:lsdException w:name="Mention" w:semiHidden="1" w:unhideWhenUsed="1"/>
+    <w:lsdException w:name="Smart Hyperlink" w:semiHidden="1" w:unhideWhenUsed="1"/>
+    <w:lsdException w:name="Hashtag" w:semiHidden="1" w:unhideWhenUsed="1"/>
+    <w:lsdException w:name="Unresolved Mention" w:semiHidden="1" w:unhideWhenUsed="1"/>
+    <w:lsdException w:name="Smart Link" w:semiHidden="1" w:unhideWhenUsed="1"/>
   </w:latentStyles>
-  <w:style w:type="paragraph" w:styleId="Normal" w:default="1">
+  <w:style w:type="paragraph" w:default="1" w:styleId="Normal">
     <w:name w:val="Normal"/>
     <w:qFormat/>
   </w:style>
-  <w:style w:type="character" w:styleId="DefaultParagraphFont" w:default="1">
+  <w:style w:type="paragraph" w:styleId="Heading1">
+    <w:name w:val="heading 1"/>
+    <w:basedOn w:val="Normal"/>
+    <w:next w:val="Normal"/>
+    <w:uiPriority w:val="9"/>
+    <w:qFormat/>
+    <w:rsid w:val="5CBCB4A5"/>
+    <w:pPr>
+      <w:keepNext/>
+      <w:keepLines/>
+      <w:spacing w:before="360" w:after="80"/>
+      <w:outlineLvl w:val="0"/>
+    </w:pPr>
+    <w:rPr>
+      <w:rFonts w:asciiTheme="majorHAnsi" w:eastAsiaTheme="majorEastAsia" w:hAnsiTheme="majorHAnsi" w:cstheme="majorBidi"/>
+      <w:color w:val="0F4761" w:themeColor="accent1" w:themeShade="BF"/>
+      <w:sz w:val="40"/>
+      <w:szCs w:val="40"/>
+    </w:rPr>
+  </w:style>
+  <w:style w:type="paragraph" w:styleId="Heading2">
+    <w:name w:val="heading 2"/>
+    <w:basedOn w:val="Normal"/>
+    <w:next w:val="Normal"/>
+    <w:uiPriority w:val="9"/>
+    <w:unhideWhenUsed/>
+    <w:qFormat/>
+    <w:rsid w:val="5CBCB4A5"/>
+    <w:pPr>
+      <w:keepNext/>
+      <w:keepLines/>
+      <w:spacing w:before="160" w:after="80"/>
+      <w:outlineLvl w:val="1"/>
+    </w:pPr>
+    <w:rPr>
+      <w:rFonts w:asciiTheme="majorHAnsi" w:eastAsiaTheme="majorEastAsia" w:hAnsiTheme="majorHAnsi" w:cstheme="majorBidi"/>
+      <w:color w:val="0F4761" w:themeColor="accent1" w:themeShade="BF"/>
+      <w:sz w:val="32"/>
+      <w:szCs w:val="32"/>
+    </w:rPr>
+  </w:style>
+  <w:style w:type="paragraph" w:styleId="Heading3">
+    <w:name w:val="heading 3"/>
+    <w:basedOn w:val="Normal"/>
+    <w:next w:val="Normal"/>
+    <w:uiPriority w:val="9"/>
+    <w:unhideWhenUsed/>
+    <w:qFormat/>
+    <w:rsid w:val="5CBCB4A5"/>
+    <w:pPr>
+      <w:keepNext/>
+      <w:keepLines/>
+      <w:spacing w:before="160" w:after="80"/>
+      <w:outlineLvl w:val="2"/>
+    </w:pPr>
+    <w:rPr>
+      <w:rFonts w:eastAsiaTheme="majorEastAsia" w:cstheme="majorBidi"/>
+      <w:color w:val="0F4761" w:themeColor="accent1" w:themeShade="BF"/>
+      <w:sz w:val="28"/>
+      <w:szCs w:val="28"/>
+    </w:rPr>
+  </w:style>
+  <w:style w:type="character" w:default="1" w:styleId="DefaultParagraphFont">
     <w:name w:val="Default Paragraph Font"/>
     <w:uiPriority w:val="1"/>
-    <w:semiHidden/>
     <w:unhideWhenUsed/>
   </w:style>
-  <w:style w:type="table" w:styleId="TableNormal" w:default="1">
+  <w:style w:type="table" w:default="1" w:styleId="TableNormal">
     <w:name w:val="Normal Table"/>
     <w:uiPriority w:val="99"/>
     <w:semiHidden/>
@@ -1616,117 +3500,47 @@
       </w:tblCellMar>
     </w:tblPr>
   </w:style>
-  <w:style w:type="numbering" w:styleId="NoList" w:default="1">
+  <w:style w:type="numbering" w:default="1" w:styleId="NoList">
     <w:name w:val="No List"/>
     <w:uiPriority w:val="99"/>
     <w:semiHidden/>
     <w:unhideWhenUsed/>
   </w:style>
-  <w:style w:type="paragraph" w:styleId="Heading1">
-    <w:uiPriority w:val="9"/>
-    <w:name w:val="heading 1"/>
-    <w:basedOn w:val="Normal"/>
-    <w:next w:val="Normal"/>
-    <w:qFormat/>
-    <w:rsid w:val="5CBCB4A5"/>
-    <w:rPr>
-      <w:rFonts w:ascii="Aptos Display" w:hAnsi="Aptos Display" w:eastAsia="" w:cs="" w:asciiTheme="majorAscii" w:hAnsiTheme="majorAscii" w:eastAsiaTheme="majorEastAsia" w:cstheme="majorBidi"/>
-      <w:color w:val="0F4761" w:themeColor="accent1" w:themeTint="FF" w:themeShade="BF"/>
-      <w:sz w:val="40"/>
-      <w:szCs w:val="40"/>
-    </w:rPr>
-    <w:pPr>
-      <w:keepNext w:val="1"/>
-      <w:keepLines w:val="1"/>
-      <w:spacing w:before="360" w:after="80"/>
-      <w:outlineLvl w:val="0"/>
-    </w:pPr>
-  </w:style>
-  <w:style w:type="paragraph" w:styleId="Heading2">
-    <w:uiPriority w:val="9"/>
-    <w:name w:val="heading 2"/>
-    <w:basedOn w:val="Normal"/>
-    <w:next w:val="Normal"/>
-    <w:unhideWhenUsed/>
-    <w:qFormat/>
-    <w:rsid w:val="5CBCB4A5"/>
-    <w:rPr>
-      <w:rFonts w:ascii="Aptos Display" w:hAnsi="Aptos Display" w:eastAsia="" w:cs="" w:asciiTheme="majorAscii" w:hAnsiTheme="majorAscii" w:eastAsiaTheme="majorEastAsia" w:cstheme="majorBidi"/>
-      <w:color w:val="0F4761" w:themeColor="accent1" w:themeTint="FF" w:themeShade="BF"/>
-      <w:sz w:val="32"/>
-      <w:szCs w:val="32"/>
-    </w:rPr>
-    <w:pPr>
-      <w:keepNext w:val="1"/>
-      <w:keepLines w:val="1"/>
-      <w:spacing w:before="160" w:after="80"/>
-      <w:outlineLvl w:val="1"/>
-    </w:pPr>
-  </w:style>
-  <w:style w:type="paragraph" w:styleId="Heading3">
-    <w:uiPriority w:val="9"/>
-    <w:name w:val="heading 3"/>
-    <w:basedOn w:val="Normal"/>
-    <w:next w:val="Normal"/>
-    <w:unhideWhenUsed/>
-    <w:qFormat/>
-    <w:rsid w:val="5CBCB4A5"/>
-    <w:rPr>
-      <w:rFonts w:eastAsia="" w:cs="" w:eastAsiaTheme="majorEastAsia" w:cstheme="majorBidi"/>
-      <w:color w:val="0F4761" w:themeColor="accent1" w:themeTint="FF" w:themeShade="BF"/>
-      <w:sz w:val="28"/>
-      <w:szCs w:val="28"/>
-    </w:rPr>
-    <w:pPr>
-      <w:keepNext w:val="1"/>
-      <w:keepLines w:val="1"/>
-      <w:spacing w:before="160" w:after="80"/>
-      <w:outlineLvl w:val="2"/>
-    </w:pPr>
-  </w:style>
   <w:style w:type="paragraph" w:styleId="ListParagraph">
-    <w:uiPriority w:val="34"/>
     <w:name w:val="List Paragraph"/>
     <w:basedOn w:val="Normal"/>
+    <w:uiPriority w:val="34"/>
     <w:qFormat/>
     <w:rsid w:val="5CBCB4A5"/>
     <w:pPr>
-      <w:spacing/>
       <w:ind w:left="720"/>
       <w:contextualSpacing/>
     </w:pPr>
   </w:style>
-  <w:style xmlns:w="http://schemas.openxmlformats.org/wordprocessingml/2006/main" w:type="table" w:styleId="TableGrid">
-    <w:name xmlns:w="http://schemas.openxmlformats.org/wordprocessingml/2006/main" w:val="Table Grid"/>
-    <w:basedOn xmlns:w="http://schemas.openxmlformats.org/wordprocessingml/2006/main" w:val="TableNormal"/>
-    <w:uiPriority xmlns:w="http://schemas.openxmlformats.org/wordprocessingml/2006/main" w:val="59"/>
-    <w:rsid xmlns:w="http://schemas.openxmlformats.org/wordprocessingml/2006/main" w:val="00FB4123"/>
-    <w:pPr xmlns:w="http://schemas.openxmlformats.org/wordprocessingml/2006/main">
+  <w:style w:type="table" w:styleId="TableGrid">
+    <w:name w:val="Table Grid"/>
+    <w:basedOn w:val="TableNormal"/>
+    <w:uiPriority w:val="59"/>
+    <w:rsid w:val="00FB4123"/>
+    <w:pPr>
       <w:spacing w:after="0" w:line="240" w:lineRule="auto"/>
     </w:pPr>
-    <w:tblPr xmlns:w="http://schemas.openxmlformats.org/wordprocessingml/2006/main">
-      <w:tblInd w:w="0" w:type="dxa"/>
+    <w:tblPr>
       <w:tblBorders>
-        <w:top w:val="single" w:color="000000" w:themeColor="text1" w:sz="4" w:space="0"/>
-        <w:left w:val="single" w:color="000000" w:themeColor="text1" w:sz="4" w:space="0"/>
-        <w:bottom w:val="single" w:color="000000" w:themeColor="text1" w:sz="4" w:space="0"/>
-        <w:right w:val="single" w:color="000000" w:themeColor="text1" w:sz="4" w:space="0"/>
-        <w:insideH w:val="single" w:color="000000" w:themeColor="text1" w:sz="4" w:space="0"/>
-        <w:insideV w:val="single" w:color="000000" w:themeColor="text1" w:sz="4" w:space="0"/>
+        <w:top w:val="single" w:sz="4" w:space="0" w:color="000000" w:themeColor="text1"/>
+        <w:left w:val="single" w:sz="4" w:space="0" w:color="000000" w:themeColor="text1"/>
+        <w:bottom w:val="single" w:sz="4" w:space="0" w:color="000000" w:themeColor="text1"/>
+        <w:right w:val="single" w:sz="4" w:space="0" w:color="000000" w:themeColor="text1"/>
+        <w:insideH w:val="single" w:sz="4" w:space="0" w:color="000000" w:themeColor="text1"/>
+        <w:insideV w:val="single" w:sz="4" w:space="0" w:color="000000" w:themeColor="text1"/>
       </w:tblBorders>
-      <w:tblCellMar>
-        <w:top w:w="0" w:type="dxa"/>
-        <w:left w:w="108" w:type="dxa"/>
-        <w:bottom w:w="0" w:type="dxa"/>
-        <w:right w:w="108" w:type="dxa"/>
-      </w:tblCellMar>
     </w:tblPr>
   </w:style>
 </w:styles>
 </file>
 
 <file path=word/theme/theme1.xml><?xml version="1.0" encoding="utf-8"?>
-<a:theme xmlns:thm15="http://schemas.microsoft.com/office/thememl/2012/main" xmlns:a="http://schemas.openxmlformats.org/drawingml/2006/main" name="Office Theme">
+<a:theme xmlns:a="http://schemas.openxmlformats.org/drawingml/2006/main" name="Office Theme">
   <a:themeElements>
     <a:clrScheme name="Office">
       <a:dk1>
